--- a/Smart_Document_Management_System_Status_Report.md (1) (1).docx
+++ b/Smart_Document_Management_System_Status_Report.md (1) (1).docx
@@ -113,9 +113,9 @@
         <w:br/>
         <w:t>Organization: Product Labs, IIIT Hyderabad</w:t>
         <w:br/>
-        <w:t>Report Date: February 25, 2026</w:t>
+        <w:t>Report Date: March 1, 2026</w:t>
         <w:br/>
-        <w:t>Project Status: Phase 1 Complete (14% Overall)</w:t>
+        <w:t>Project Status: Phase 2 Complete (28% Overall)</w:t>
         <w:br/>
         <w:t>Project Timeline: 8-10 weeks (Academic Scope)</w:t>
       </w:r>
@@ -320,7 +320,7 @@
           <w:bCs w:val="1"/>
           <w:rtl w:val="0"/>
         </w:rPr>
-        <w:t>Phase: 1 of 8 (Foundation &amp; Security Hardening) — COMPLETE</w:t>
+        <w:t>Phase: 2 of 8 (Document Processing Pipeline) -- COMPLETE</w:t>
       </w:r>
       <w:r>
         <w:rPr>
@@ -342,7 +342,7 @@
           <w:bCs w:val="1"/>
           <w:rtl w:val="0"/>
         </w:rPr>
-        <w:t>Plans Completed: 4 of 4 in current phase (ALL DONE)</w:t>
+        <w:t>Plans Completed: 8 of 29 total (Phase 1: 4/4, Phase 2: 4/4)</w:t>
       </w:r>
       <w:r>
         <w:rPr>
@@ -364,7 +364,7 @@
           <w:bCs w:val="1"/>
           <w:rtl w:val="0"/>
         </w:rPr>
-        <w:t>Overall Progress: 4/29 total plans completed (14%)</w:t>
+        <w:t>Overall Progress: 8/29 total plans completed (28%)</w:t>
       </w:r>
       <w:r>
         <w:rPr>
@@ -386,7 +386,7 @@
           <w:bCs w:val="1"/>
           <w:rtl w:val="0"/>
         </w:rPr>
-        <w:t>Status: Phase 1 verified and complete. Ready for Phase 2.</w:t>
+        <w:t>Status: Phase 2 verified and complete. Dataset pipeline built. Ready for Phase 3.</w:t>
       </w:r>
       <w:r>
         <w:rPr>
@@ -429,7 +429,13 @@
           <w:bCs w:val="1"/>
           <w:rtl w:val="0"/>
         </w:rPr>
-        <w:t>Key Milestone: Phase 1 (Foundation &amp; Security Hardening) completed on February 25, 2026. All 4 plans executed across 3 waves in ~41 minutes. Verified 5/5 must-haves passed.</w:t>
+        <w:t>Key Milestones:</w:t>
+        <w:br/>
+        <w:t>- Phase 1 (Foundation &amp; Security Hardening) completed February 25, 2026. All 4 plans across 3 waves in ~41 minutes.</w:t>
+        <w:br/>
+        <w:t>- Phase 2 (Document Processing Pipeline) completed March 1, 2026. All 4 plans across 3 waves in ~24 minutes.</w:t>
+        <w:br/>
+        <w:t>- Dataset pipeline built: 7 Kaggle datasets downloaded (~19 GB), real-data training achieving 76.4% accuracy.</w:t>
       </w:r>
       <w:r>
         <w:rPr>
@@ -2120,26 +2126,28 @@
         <w:rPr>
           <w:rtl w:val="0"/>
         </w:rPr>
-        <w:t xml:space="preserve">2.2 Phase 2: Document Processing Pipeline (0/4 Plans)</w:t>
-      </w:r>
-    </w:p>
-    <w:p>
-      <w:pPr>
-        <w:rPr/>
-      </w:pPr>
-      <w:r>
-        <w:rPr>
-          <w:b w:val="1"/>
-          <w:bCs w:val="1"/>
-          <w:rtl w:val="0"/>
-        </w:rPr>
-        <w:t xml:space="preserve">Objective:</w:t>
-      </w:r>
-      <w:r>
-        <w:rPr>
-          <w:rtl w:val="0"/>
-        </w:rPr>
-        <w:t xml:space="preserve"> Enable asynchronous processing and expand document format support</w:t>
+        <w:t>2.2 Phase 2: Document Processing Pipeline (4/4 Plans -- COMPLETE)</w:t>
+      </w:r>
+    </w:p>
+    <w:p>
+      <w:pPr>
+        <w:rPr/>
+      </w:pPr>
+      <w:r>
+        <w:rPr>
+          <w:b w:val="1"/>
+          <w:bCs w:val="1"/>
+          <w:rtl w:val="0"/>
+        </w:rPr>
+        <w:t>Objective: Enable asynchronous processing and expand document format support</w:t>
+        <w:br/>
+        <w:br/>
+        <w:t>STATUS: COMPLETE (March 1, 2026)</w:t>
+      </w:r>
+      <w:r>
+        <w:rPr>
+          <w:rtl w:val="0"/>
+        </w:rPr>
       </w:r>
     </w:p>
     <w:p>
@@ -2224,13 +2232,12 @@
           <w:bCs w:val="1"/>
           <w:rtl w:val="0"/>
         </w:rPr>
-        <w:t xml:space="preserve">Plan 02-01:</w:t>
-      </w:r>
-      <w:r>
-        <w:rPr>
-          <w:rtl w:val="0"/>
-        </w:rPr>
-        <w:t xml:space="preserve"> Add DOCX support and image preprocessing pipeline (deskew, threshold, noise removal)</w:t>
+        <w:t>Plan 02-01: Add DOCX support, enhance OCR with morphological preprocessing -- DONE</w:t>
+      </w:r>
+      <w:r>
+        <w:rPr>
+          <w:rtl w:val="0"/>
+        </w:rPr>
       </w:r>
     </w:p>
     <w:p>
@@ -2247,13 +2254,12 @@
           <w:bCs w:val="1"/>
           <w:rtl w:val="0"/>
         </w:rPr>
-        <w:t xml:space="preserve">Plan 02-02:</w:t>
-      </w:r>
-      <w:r>
-        <w:rPr>
-          <w:rtl w:val="0"/>
-        </w:rPr>
-        <w:t xml:space="preserve"> Wire Celery async processing with Redis and configure Docker Compose workers</w:t>
+        <w:t>Plan 02-02: Wire Celery async processing, status endpoint (202 Accepted) -- DONE</w:t>
+      </w:r>
+      <w:r>
+        <w:rPr>
+          <w:rtl w:val="0"/>
+        </w:rPr>
       </w:r>
     </w:p>
     <w:p>
@@ -2270,13 +2276,12 @@
           <w:bCs w:val="1"/>
           <w:rtl w:val="0"/>
         </w:rPr>
-        <w:t xml:space="preserve">Plan 02-03:</w:t>
-      </w:r>
-      <w:r>
-        <w:rPr>
-          <w:rtl w:val="0"/>
-        </w:rPr>
-        <w:t xml:space="preserve"> Implement bulk upload, progress indicators, and processing status tracking</w:t>
+        <w:t>Plan 02-03: Frontend bulk upload with per-file progress bars and polling -- DONE</w:t>
+      </w:r>
+      <w:r>
+        <w:rPr>
+          <w:rtl w:val="0"/>
+        </w:rPr>
       </w:r>
     </w:p>
     <w:p>
@@ -2293,13 +2298,12 @@
           <w:bCs w:val="1"/>
           <w:rtl w:val="0"/>
         </w:rPr>
-        <w:t xml:space="preserve">Plan 02-04:</w:t>
-      </w:r>
-      <w:r>
-        <w:rPr>
-          <w:rtl w:val="0"/>
-        </w:rPr>
-        <w:t xml:space="preserve"> Build automatic metadata extraction (date, amount, vendor) from document text</w:t>
+        <w:t>Plan 02-04: Automatic metadata extraction (dates, amounts, vendor) -- DONE</w:t>
+      </w:r>
+      <w:r>
+        <w:rPr>
+          <w:rtl w:val="0"/>
+        </w:rPr>
       </w:r>
     </w:p>
     <w:p>
@@ -2540,7 +2544,7 @@
         <w:rPr>
           <w:rtl w:val="0"/>
         </w:rPr>
-        <w:t xml:space="preserve">2.3 Phase 3: ML Classification Upgrade (0/3 Plans)</w:t>
+        <w:t>2.3 Phase 3: ML Classification Upgrade (0/3 Plans) -- NEXT</w:t>
       </w:r>
     </w:p>
     <w:p>
@@ -5160,58 +5164,52 @@
           <w:bCs w:val="1"/>
           <w:rtl w:val="0"/>
         </w:rPr>
-        <w:t xml:space="preserve">Issue:</w:t>
-      </w:r>
-      <w:r>
-        <w:rPr>
-          <w:rtl w:val="0"/>
-        </w:rPr>
-        <w:t xml:space="preserve"> Hardcoded SECRET_KEY in configuration</w:t>
-        <w:br w:type="textWrapping"/>
-      </w:r>
-      <w:r>
-        <w:rPr>
-          <w:b w:val="1"/>
-          <w:bCs w:val="1"/>
-          <w:rtl w:val="0"/>
-        </w:rPr>
-        <w:t xml:space="preserve">Impact:</w:t>
-      </w:r>
-      <w:r>
-        <w:rPr>
-          <w:rtl w:val="0"/>
-        </w:rPr>
-        <w:t xml:space="preserve"> Critical security vulnerability</w:t>
-        <w:br w:type="textWrapping"/>
-      </w:r>
-      <w:r>
-        <w:rPr>
-          <w:b w:val="1"/>
-          <w:bCs w:val="1"/>
-          <w:rtl w:val="0"/>
-        </w:rPr>
-        <w:t xml:space="preserve">Remediation:</w:t>
-      </w:r>
-      <w:r>
-        <w:rPr>
-          <w:rtl w:val="0"/>
-        </w:rPr>
-        <w:t xml:space="preserve"> Phase 1, Plan 01-01</w:t>
-        <w:br w:type="textWrapping"/>
-      </w:r>
-      <w:r>
-        <w:rPr>
-          <w:b w:val="1"/>
-          <w:bCs w:val="1"/>
-          <w:rtl w:val="0"/>
-        </w:rPr>
-        <w:t xml:space="preserve">Timeline:</w:t>
-      </w:r>
-      <w:r>
-        <w:rPr>
-          <w:rtl w:val="0"/>
-        </w:rPr>
-        <w:t xml:space="preserve"> Must be addressed immediately before production use</w:t>
+        <w:t>Issue: Hardcoded SECRET_KEY -- RESOLVED (Phase 1, Plan 01-01)</w:t>
+        <w:br/>
+        <w:t>Impact: Eliminated</w:t>
+        <w:br/>
+        <w:t>Remediation: SECRET_KEY loaded from environment, validator rejects insecure values</w:t>
+      </w:r>
+      <w:r>
+        <w:rPr>
+          <w:rtl w:val="0"/>
+        </w:rPr>
+      </w:r>
+      <w:r>
+        <w:rPr>
+          <w:b w:val="1"/>
+          <w:bCs w:val="1"/>
+          <w:rtl w:val="0"/>
+        </w:rPr>
+      </w:r>
+      <w:r>
+        <w:rPr>
+          <w:rtl w:val="0"/>
+        </w:rPr>
+      </w:r>
+      <w:r>
+        <w:rPr>
+          <w:b w:val="1"/>
+          <w:bCs w:val="1"/>
+          <w:rtl w:val="0"/>
+        </w:rPr>
+      </w:r>
+      <w:r>
+        <w:rPr>
+          <w:rtl w:val="0"/>
+        </w:rPr>
+      </w:r>
+      <w:r>
+        <w:rPr>
+          <w:b w:val="1"/>
+          <w:bCs w:val="1"/>
+          <w:rtl w:val="0"/>
+        </w:rPr>
+      </w:r>
+      <w:r>
+        <w:rPr>
+          <w:rtl w:val="0"/>
+        </w:rPr>
       </w:r>
     </w:p>
     <w:p>
@@ -5505,58 +5503,54 @@
           <w:bCs w:val="1"/>
           <w:rtl w:val="0"/>
         </w:rPr>
-        <w:t xml:space="preserve">Risk:</w:t>
-      </w:r>
-      <w:r>
-        <w:rPr>
-          <w:rtl w:val="0"/>
-        </w:rPr>
-        <w:t xml:space="preserve"> ML Classifier Trained on Synthetic Data</w:t>
-        <w:br w:type="textWrapping"/>
-      </w:r>
-      <w:r>
-        <w:rPr>
-          <w:b w:val="1"/>
-          <w:bCs w:val="1"/>
-          <w:rtl w:val="0"/>
-        </w:rPr>
-        <w:t xml:space="preserve">Probability:</w:t>
-      </w:r>
-      <w:r>
-        <w:rPr>
-          <w:rtl w:val="0"/>
-        </w:rPr>
-        <w:t xml:space="preserve"> Medium</w:t>
-        <w:br w:type="textWrapping"/>
-      </w:r>
-      <w:r>
-        <w:rPr>
-          <w:b w:val="1"/>
-          <w:bCs w:val="1"/>
-          <w:rtl w:val="0"/>
-        </w:rPr>
-        <w:t xml:space="preserve">Impact:</w:t>
-      </w:r>
-      <w:r>
-        <w:rPr>
-          <w:rtl w:val="0"/>
-        </w:rPr>
-        <w:t xml:space="preserve"> Lower accuracy on real-world documents</w:t>
-        <w:br w:type="textWrapping"/>
-      </w:r>
-      <w:r>
-        <w:rPr>
-          <w:b w:val="1"/>
-          <w:bCs w:val="1"/>
-          <w:rtl w:val="0"/>
-        </w:rPr>
-        <w:t xml:space="preserve">Mitigation:</w:t>
-      </w:r>
-      <w:r>
-        <w:rPr>
-          <w:rtl w:val="0"/>
-        </w:rPr>
-        <w:t xml:space="preserve"> Phase 3 - Train on real datasets (RVL-CDIP, Kaggle financial documents)</w:t>
+        <w:t>Risk: ML Classifier Accuracy on Real Documents</w:t>
+        <w:br/>
+        <w:t>Probability: Medium (currently 76.4% accuracy, target &gt;85%)</w:t>
+        <w:br/>
+        <w:t>Impact: Lower accuracy on edge-case documents</w:t>
+        <w:br/>
+        <w:t>Mitigation: Phase 3 - Increase training samples per category from 50 to 1000+. Dataset pipeline operational with 7 Kaggle datasets.</w:t>
+      </w:r>
+      <w:r>
+        <w:rPr>
+          <w:rtl w:val="0"/>
+        </w:rPr>
+      </w:r>
+      <w:r>
+        <w:rPr>
+          <w:b w:val="1"/>
+          <w:bCs w:val="1"/>
+          <w:rtl w:val="0"/>
+        </w:rPr>
+      </w:r>
+      <w:r>
+        <w:rPr>
+          <w:rtl w:val="0"/>
+        </w:rPr>
+      </w:r>
+      <w:r>
+        <w:rPr>
+          <w:b w:val="1"/>
+          <w:bCs w:val="1"/>
+          <w:rtl w:val="0"/>
+        </w:rPr>
+      </w:r>
+      <w:r>
+        <w:rPr>
+          <w:rtl w:val="0"/>
+        </w:rPr>
+      </w:r>
+      <w:r>
+        <w:rPr>
+          <w:b w:val="1"/>
+          <w:bCs w:val="1"/>
+          <w:rtl w:val="0"/>
+        </w:rPr>
+      </w:r>
+      <w:r>
+        <w:rPr>
+          <w:rtl w:val="0"/>
+        </w:rPr>
       </w:r>
     </w:p>
     <w:p>
@@ -5594,58 +5588,54 @@
           <w:bCs w:val="1"/>
           <w:rtl w:val="0"/>
         </w:rPr>
-        <w:t xml:space="preserve">Risk:</w:t>
-      </w:r>
-      <w:r>
-        <w:rPr>
-          <w:rtl w:val="0"/>
-        </w:rPr>
-        <w:t xml:space="preserve"> Celery Async Processing Not Wired</w:t>
-        <w:br w:type="textWrapping"/>
-      </w:r>
-      <w:r>
-        <w:rPr>
-          <w:b w:val="1"/>
-          <w:bCs w:val="1"/>
-          <w:rtl w:val="0"/>
-        </w:rPr>
-        <w:t xml:space="preserve">Probability:</w:t>
-      </w:r>
-      <w:r>
-        <w:rPr>
-          <w:rtl w:val="0"/>
-        </w:rPr>
-        <w:t xml:space="preserve"> Low</w:t>
-        <w:br w:type="textWrapping"/>
-      </w:r>
-      <w:r>
-        <w:rPr>
-          <w:b w:val="1"/>
-          <w:bCs w:val="1"/>
-          <w:rtl w:val="0"/>
-        </w:rPr>
-        <w:t xml:space="preserve">Impact:</w:t>
-      </w:r>
-      <w:r>
-        <w:rPr>
-          <w:rtl w:val="0"/>
-        </w:rPr>
-        <w:t xml:space="preserve"> Blocking operations during document processing</w:t>
-        <w:br w:type="textWrapping"/>
-      </w:r>
-      <w:r>
-        <w:rPr>
-          <w:b w:val="1"/>
-          <w:bCs w:val="1"/>
-          <w:rtl w:val="0"/>
-        </w:rPr>
-        <w:t xml:space="preserve">Mitigation:</w:t>
-      </w:r>
-      <w:r>
-        <w:rPr>
-          <w:rtl w:val="0"/>
-        </w:rPr>
-        <w:t xml:space="preserve"> Phase 2 - Wire Celery workers to processing pipeline</w:t>
+        <w:t>Risk: Celery Async Processing Not Wired</w:t>
+        <w:br/>
+        <w:t>Probability: Low -- RESOLVED in Phase 2</w:t>
+        <w:br/>
+        <w:t>Impact: N/A</w:t>
+        <w:br/>
+        <w:t>Mitigation: RESOLVED: Upload returns 202 Accepted, Celery workers process asynchronously with progress tracking.</w:t>
+      </w:r>
+      <w:r>
+        <w:rPr>
+          <w:rtl w:val="0"/>
+        </w:rPr>
+      </w:r>
+      <w:r>
+        <w:rPr>
+          <w:b w:val="1"/>
+          <w:bCs w:val="1"/>
+          <w:rtl w:val="0"/>
+        </w:rPr>
+      </w:r>
+      <w:r>
+        <w:rPr>
+          <w:rtl w:val="0"/>
+        </w:rPr>
+      </w:r>
+      <w:r>
+        <w:rPr>
+          <w:b w:val="1"/>
+          <w:bCs w:val="1"/>
+          <w:rtl w:val="0"/>
+        </w:rPr>
+      </w:r>
+      <w:r>
+        <w:rPr>
+          <w:rtl w:val="0"/>
+        </w:rPr>
+      </w:r>
+      <w:r>
+        <w:rPr>
+          <w:b w:val="1"/>
+          <w:bCs w:val="1"/>
+          <w:rtl w:val="0"/>
+        </w:rPr>
+      </w:r>
+      <w:r>
+        <w:rPr>
+          <w:rtl w:val="0"/>
+        </w:rPr>
       </w:r>
     </w:p>
     <w:p>
@@ -6071,7 +6061,7 @@
           </w:tcPr>
           <w:p>
             <w:r>
-              <w:t>14%</w:t>
+              <w:t>28%</w:t>
             </w:r>
           </w:p>
         </w:tc>
@@ -6159,7 +6149,7 @@
           </w:tcPr>
           <w:p>
             <w:r>
-              <w:t>1</w:t>
+              <w:t>2</w:t>
             </w:r>
           </w:p>
         </w:tc>
@@ -6176,7 +6166,7 @@
           </w:tcPr>
           <w:p>
             <w:r>
-              <w:t>Phase 1 Done</w:t>
+              <w:t>Phase 1-2 Done</w:t>
             </w:r>
           </w:p>
         </w:tc>
@@ -6247,7 +6237,7 @@
           </w:tcPr>
           <w:p>
             <w:r>
-              <w:t>4</w:t>
+              <w:t>8</w:t>
             </w:r>
           </w:p>
         </w:tc>
@@ -6264,7 +6254,7 @@
           </w:tcPr>
           <w:p>
             <w:r>
-              <w:t>Phase 1 Done</w:t>
+              <w:t>Phase 1-2 Done</w:t>
             </w:r>
           </w:p>
         </w:tc>
@@ -6601,43 +6591,44 @@
           <w:bCs w:val="1"/>
           <w:rtl w:val="0"/>
         </w:rPr>
-        <w:t xml:space="preserve">Status:</w:t>
-      </w:r>
-      <w:r>
-        <w:rPr>
-          <w:rtl w:val="0"/>
-        </w:rPr>
-        <w:t xml:space="preserve"> No plans completed yet</w:t>
-        <w:br w:type="textWrapping"/>
-      </w:r>
-      <w:r>
-        <w:rPr>
-          <w:b w:val="1"/>
-          <w:bCs w:val="1"/>
-          <w:rtl w:val="0"/>
-        </w:rPr>
-        <w:t xml:space="preserve">Average Duration:</w:t>
-      </w:r>
-      <w:r>
-        <w:rPr>
-          <w:rtl w:val="0"/>
-        </w:rPr>
-        <w:t xml:space="preserve"> TBD</w:t>
-        <w:br w:type="textWrapping"/>
-      </w:r>
-      <w:r>
-        <w:rPr>
-          <w:b w:val="1"/>
-          <w:bCs w:val="1"/>
-          <w:rtl w:val="0"/>
-        </w:rPr>
-        <w:t xml:space="preserve">Total Execution Time:</w:t>
-      </w:r>
-      <w:r>
-        <w:rPr>
-          <w:rtl w:val="0"/>
-        </w:rPr>
-        <w:t xml:space="preserve"> 0 hours</w:t>
+        <w:t>Status: 8 plans completed across 2 phases</w:t>
+        <w:br/>
+        <w:t>Average Duration: ~8 minutes per plan</w:t>
+        <w:br/>
+        <w:t>Total Execution Time: ~65 minutes</w:t>
+        <w:br/>
+        <w:t>Phase 1: 4/4 plans in ~41min (avg 10min)</w:t>
+        <w:br/>
+        <w:t>Phase 2: 4/4 plans in ~24min (avg 6min)</w:t>
+      </w:r>
+      <w:r>
+        <w:rPr>
+          <w:rtl w:val="0"/>
+        </w:rPr>
+      </w:r>
+      <w:r>
+        <w:rPr>
+          <w:b w:val="1"/>
+          <w:bCs w:val="1"/>
+          <w:rtl w:val="0"/>
+        </w:rPr>
+      </w:r>
+      <w:r>
+        <w:rPr>
+          <w:rtl w:val="0"/>
+        </w:rPr>
+      </w:r>
+      <w:r>
+        <w:rPr>
+          <w:b w:val="1"/>
+          <w:bCs w:val="1"/>
+          <w:rtl w:val="0"/>
+        </w:rPr>
+      </w:r>
+      <w:r>
+        <w:rPr>
+          <w:rtl w:val="0"/>
+        </w:rPr>
       </w:r>
     </w:p>
     <w:p>
@@ -6765,7 +6756,7 @@
           <w:bCs w:val="1"/>
           <w:rtl w:val="0"/>
         </w:rPr>
-        <w:t>Begin Phase 2 execution — Document Processing Pipeline (async processing, format support, metadata extraction)</w:t>
+        <w:t>Phase 2 COMPLETE -- Begin Phase 3 execution (ML Classification Upgrade)</w:t>
       </w:r>
       <w:r>
         <w:rPr>
@@ -6892,13 +6883,12 @@
           <w:bCs w:val="1"/>
           <w:rtl w:val="0"/>
         </w:rPr>
-        <w:t xml:space="preserve">Begin Phase 2</w:t>
-      </w:r>
-      <w:r>
-        <w:rPr>
-          <w:rtl w:val="0"/>
-        </w:rPr>
-        <w:t xml:space="preserve"> - Wire async processing pipeline</w:t>
+        <w:t>Phase 2 COMPLETE -- Async processing wired and operational</w:t>
+      </w:r>
+      <w:r>
+        <w:rPr>
+          <w:rtl w:val="0"/>
+        </w:rPr>
       </w:r>
     </w:p>
     <w:p>
@@ -6915,13 +6905,12 @@
           <w:bCs w:val="1"/>
           <w:rtl w:val="0"/>
         </w:rPr>
-        <w:t xml:space="preserve">Acquire training datasets</w:t>
-      </w:r>
-      <w:r>
-        <w:rPr>
-          <w:rtl w:val="0"/>
-        </w:rPr>
-        <w:t xml:space="preserve"> - Start data preparation for Phase 3</w:t>
+        <w:t>Training datasets ACQUIRED -- 7 Kaggle datasets (19 GB) downloaded and pipeline tested</w:t>
+      </w:r>
+      <w:r>
+        <w:rPr>
+          <w:rtl w:val="0"/>
+        </w:rPr>
       </w:r>
     </w:p>
     <w:p>
@@ -7845,7 +7834,7 @@
           <w:bCs w:val="1"/>
           <w:rtl w:val="0"/>
         </w:rPr>
-        <w:t>Current Status: Phase 1 (Foundation &amp; Security Hardening) complete and verified. Ready for Phase 2 (Document Processing Pipeline).</w:t>
+        <w:t>Current Status: Phase 2 (Document Processing Pipeline) complete and verified. Dataset pipeline operational. Ready for Phase 3 (ML Classification Upgrade).</w:t>
       </w:r>
       <w:r>
         <w:rPr>
@@ -7888,7 +7877,7 @@
           <w:bCs w:val="1"/>
           <w:rtl w:val="0"/>
         </w:rPr>
-        <w:t>Key Success Factor: Phase 1 successfully eliminated all hardcoded secrets, added JWT refresh tokens with rotation, rate limiting, security headers, structured logging, and Alembic migrations.</w:t>
+        <w:t>Key Success Factor: Phase 1 eliminated all security vulnerabilities. Phase 2 delivered async document processing with DOCX support, bulk upload, and metadata extraction. Dataset pipeline achieves 76.4% accuracy on real documents.</w:t>
       </w:r>
       <w:r>
         <w:rPr>
@@ -7975,7 +7964,7 @@
           <w:bCs w:val="1"/>
           <w:rtl w:val="0"/>
         </w:rPr>
-        <w:t>Next Steps: Begin Phase 2 (Document Processing Pipeline) — wire async processing with Celery, add DOCX support, implement bulk upload with progress tracking, and automatic metadata extraction.</w:t>
+        <w:t>Next Steps: Begin Phase 3 (ML Classification Upgrade) -- train classifier on full dataset (1000+ samples/category), implement confidence score UI with color-coded indicators, generate model evaluation reports.</w:t>
       </w:r>
       <w:r>
         <w:rPr>
@@ -8058,11 +8047,11 @@
           <w:bCs w:val="1"/>
           <w:rtl w:val="0"/>
         </w:rPr>
-        <w:t>Report Prepared By: SRAVAN , JYOTHIKA</w:t>
+        <w:t>Report Prepared By: SRAVAN, JYOTHIKA</w:t>
         <w:br/>
-        <w:t>Report Date: February 25, 2026</w:t>
+        <w:t>Report Date: March 1, 2026</w:t>
         <w:br/>
-        <w:t xml:space="preserve">Next Review Date: March 18, 2026 </w:t>
+        <w:t>Next Review Date: March 18, 2026</w:t>
         <w:br/>
         <w:t>Distribution: Product Labs Leadership, Development Team, Stakeholders</w:t>
       </w:r>

--- a/Smart_Document_Management_System_Status_Report.md (1) (1).docx
+++ b/Smart_Document_Management_System_Status_Report.md (1) (1).docx
@@ -113,7 +113,7 @@
         <w:br/>
         <w:t>Organization: Product Labs, IIIT Hyderabad</w:t>
         <w:br/>
-        <w:t>Report Date: March 1, 2026</w:t>
+        <w:t>Report Date: March 4, 2026</w:t>
         <w:br/>
         <w:t>Project Status: Phase 2 Complete (28% Overall)</w:t>
         <w:br/>
@@ -1204,7 +1204,7 @@
         <w:rPr>
           <w:rtl w:val="0"/>
         </w:rPr>
-        <w:t xml:space="preserve">Next.js 14 application with TypeScript</w:t>
+        <w:t>Next.js 15 application with TypeScript</w:t>
       </w:r>
     </w:p>
     <w:p>
@@ -1377,7 +1377,7 @@
         <w:rPr>
           <w:rtl w:val="0"/>
         </w:rPr>
-        <w:t xml:space="preserve">PostgreSQL database setup</w:t>
+        <w:t>Supabase cloud PostgreSQL database (transaction pooler)</w:t>
       </w:r>
     </w:p>
     <w:p>
@@ -1407,7 +1407,7 @@
         <w:rPr>
           <w:rtl w:val="0"/>
         </w:rPr>
-        <w:t xml:space="preserve">Celery worker configuration (not yet wired to processing pipeline)</w:t>
+        <w:t>Celery worker async processing with progress tracking</w:t>
       </w:r>
     </w:p>
     <w:p>
@@ -1504,13 +1504,12 @@
           <w:bCs w:val="1"/>
           <w:rtl w:val="0"/>
         </w:rPr>
-        <w:t xml:space="preserve">Frontend:</w:t>
-      </w:r>
-      <w:r>
-        <w:rPr>
-          <w:rtl w:val="0"/>
-        </w:rPr>
-        <w:t xml:space="preserve"> Next.js 14.2.5, React 18, TypeScript</w:t>
+        <w:t>Frontend: Next.js 15.5.12, React 19, TypeScript</w:t>
+      </w:r>
+      <w:r>
+        <w:rPr>
+          <w:rtl w:val="0"/>
+        </w:rPr>
       </w:r>
     </w:p>
     <w:p>
@@ -1527,13 +1526,12 @@
           <w:bCs w:val="1"/>
           <w:rtl w:val="0"/>
         </w:rPr>
-        <w:t xml:space="preserve">Database:</w:t>
-      </w:r>
-      <w:r>
-        <w:rPr>
-          <w:rtl w:val="0"/>
-        </w:rPr>
-        <w:t xml:space="preserve"> PostgreSQL 14</w:t>
+        <w:t>Database: Supabase (PostgreSQL 15, cloud-hosted)</w:t>
+      </w:r>
+      <w:r>
+        <w:rPr>
+          <w:rtl w:val="0"/>
+        </w:rPr>
       </w:r>
     </w:p>
     <w:p>
@@ -1619,13 +1617,12 @@
           <w:bCs w:val="1"/>
           <w:rtl w:val="0"/>
         </w:rPr>
-        <w:t xml:space="preserve">DevOps:</w:t>
-      </w:r>
-      <w:r>
-        <w:rPr>
-          <w:rtl w:val="0"/>
-        </w:rPr>
-        <w:t xml:space="preserve"> Docker, Docker Compose</w:t>
+        <w:t>DevOps: Docker, Docker Compose, Supabase Cloud</w:t>
+      </w:r>
+      <w:r>
+        <w:rPr>
+          <w:rtl w:val="0"/>
+        </w:rPr>
       </w:r>
     </w:p>
     <w:p>
@@ -5253,8 +5250,8 @@
         <w:rPr>
           <w:rtl w:val="0"/>
         </w:rPr>
-        <w:t xml:space="preserve"> Generic exception handling exposes system details</w:t>
-        <w:br w:type="textWrapping"/>
+        <w:t xml:space="preserve"> Generic exception handling exposes system details -- RESOLVED (CodeQL findings fixed)</w:t>
+        <w:br/>
       </w:r>
       <w:r>
         <w:rPr>
@@ -5342,8 +5339,8 @@
         <w:rPr>
           <w:rtl w:val="0"/>
         </w:rPr>
-        <w:t xml:space="preserve"> Silent S3 error suppression</w:t>
-        <w:br w:type="textWrapping"/>
+        <w:t xml:space="preserve"> Silent S3 error suppression -- RESOLVED (structured error logging added)</w:t>
+        <w:br/>
       </w:r>
       <w:r>
         <w:rPr>
@@ -8049,7 +8046,7 @@
         </w:rPr>
         <w:t>Report Prepared By: SRAVAN, JYOTHIKA</w:t>
         <w:br/>
-        <w:t>Report Date: March 1, 2026</w:t>
+        <w:t>Report Date: March 4, 2026</w:t>
         <w:br/>
         <w:t>Next Review Date: March 18, 2026</w:t>
         <w:br/>

--- a/Smart_Document_Management_System_Status_Report.md (1) (1).docx
+++ b/Smart_Document_Management_System_Status_Report.md (1) (1).docx
@@ -113,7 +113,7 @@
         <w:br/>
         <w:t>Organization: Product Labs, IIIT Hyderabad</w:t>
         <w:br/>
-        <w:t>Report Date: March 4, 2026</w:t>
+        <w:t>Report Date: March 11, 2026</w:t>
         <w:br/>
         <w:t>Project Status: Phase 2 Complete (28% Overall)</w:t>
         <w:br/>
@@ -315,17 +315,7 @@
         <w:ind w:left="720" w:hanging="360"/>
       </w:pPr>
       <w:r>
-        <w:rPr>
-          <w:b w:val="1"/>
-          <w:bCs w:val="1"/>
-          <w:rtl w:val="0"/>
-        </w:rPr>
-        <w:t>Phase: 2 of 8 (Document Processing Pipeline) -- COMPLETE</w:t>
-      </w:r>
-      <w:r>
-        <w:rPr>
-          <w:rtl w:val="0"/>
-        </w:rPr>
+        <w:t>Phase: 4 of 8 (Search &amp; Retrieval Engine) -- COMPLETE</w:t>
       </w:r>
     </w:p>
     <w:p>
@@ -337,17 +327,7 @@
         <w:ind w:left="720" w:hanging="360"/>
       </w:pPr>
       <w:r>
-        <w:rPr>
-          <w:b w:val="1"/>
-          <w:bCs w:val="1"/>
-          <w:rtl w:val="0"/>
-        </w:rPr>
-        <w:t>Plans Completed: 8 of 29 total (Phase 1: 4/4, Phase 2: 4/4)</w:t>
-      </w:r>
-      <w:r>
-        <w:rPr>
-          <w:rtl w:val="0"/>
-        </w:rPr>
+        <w:t>Plans Completed: 13 of 29 total (Phase 1: 4/4, Phase 2: 4/4, Phase 3: 2/2, Phase 4: 3/3)</w:t>
       </w:r>
     </w:p>
     <w:p>
@@ -359,17 +339,7 @@
         <w:ind w:left="720" w:hanging="360"/>
       </w:pPr>
       <w:r>
-        <w:rPr>
-          <w:b w:val="1"/>
-          <w:bCs w:val="1"/>
-          <w:rtl w:val="0"/>
-        </w:rPr>
-        <w:t>Overall Progress: 8/29 total plans completed (28%)</w:t>
-      </w:r>
-      <w:r>
-        <w:rPr>
-          <w:rtl w:val="0"/>
-        </w:rPr>
+        <w:t>Overall Progress: 13/29 total plans completed (45%)</w:t>
       </w:r>
     </w:p>
     <w:p>
@@ -381,17 +351,7 @@
         <w:ind w:left="720" w:hanging="360"/>
       </w:pPr>
       <w:r>
-        <w:rPr>
-          <w:b w:val="1"/>
-          <w:bCs w:val="1"/>
-          <w:rtl w:val="0"/>
-        </w:rPr>
-        <w:t>Status: Phase 2 verified and complete. Dataset pipeline built. Ready for Phase 3.</w:t>
-      </w:r>
-      <w:r>
-        <w:rPr>
-          <w:rtl w:val="0"/>
-        </w:rPr>
+        <w:t>Status: Phase 4 verified and complete. Full-text search with FTS + pg_trgm fuzzy matching, advanced filters (category/date/amount), sub-2s response times. Ready for Phase 5.</w:t>
       </w:r>
     </w:p>
     <w:p>
@@ -433,9 +393,9 @@
         <w:br/>
         <w:t>- Phase 1 (Foundation &amp; Security Hardening) completed February 25, 2026. All 4 plans across 3 waves in ~41 minutes.</w:t>
         <w:br/>
-        <w:t>- Phase 2 (Document Processing Pipeline) completed March 1, 2026. All 4 plans across 3 waves in ~24 minutes.</w:t>
+        <w:t>- Phase 3 (ML Classification Upgrade) completed March 10, 2026. Phase 2 (Document Processing Pipeline) completed March 1, 2026. All 4 plans across 3 waves in ~24 minutes.</w:t>
         <w:br/>
-        <w:t>- Dataset pipeline built: 7 Kaggle datasets downloaded (~19 GB), real-data training achieving 76.4% accuracy.</w:t>
+        <w:t>- Dataset pipeline built: 7 Kaggle datasets downloaded (~28 GB), real-data training achieving 85.06% accuracy.</w:t>
       </w:r>
       <w:r>
         <w:rPr>
@@ -888,7 +848,7 @@
         <w:rPr>
           <w:rtl w:val="0"/>
         </w:rPr>
-        <w:t xml:space="preserve">ML-powered document classification using TF-IDF and scikit-learn</w:t>
+        <w:t>ML-powered document classification using TF-IDF + Linear SVC (85.06% accuracy, exceeds &gt;85% target) with scikit-learn</w:t>
       </w:r>
     </w:p>
     <w:p>
@@ -1088,10 +1048,7 @@
         <w:ind w:left="720" w:hanging="360"/>
       </w:pPr>
       <w:r>
-        <w:rPr>
-          <w:rtl w:val="0"/>
-        </w:rPr>
-        <w:t xml:space="preserve">Basic text search functionality (ILIKE pattern matching)</w:t>
+        <w:t>PostgreSQL full-text search (tsvector + GIN indexes + ts_rank relevance ranking)</w:t>
       </w:r>
     </w:p>
     <w:p>
@@ -1103,10 +1060,7 @@
         <w:ind w:left="720" w:hanging="360"/>
       </w:pPr>
       <w:r>
-        <w:rPr>
-          <w:rtl w:val="0"/>
-        </w:rPr>
-        <w:t xml:space="preserve">Category-based filtering</w:t>
+        <w:t>Advanced filters: category, date range (Pydantic validated), amount range (JSONB regex guard)</w:t>
       </w:r>
     </w:p>
     <w:p>
@@ -2535,13 +2489,8 @@
         <w:pStyle w:val="Heading3"/>
         <w:rPr/>
       </w:pPr>
-      <w:bookmarkStart w:colFirst="0" w:colLast="0" w:name="_cgc3z0fq89ab" w:id="8"/>
-      <w:bookmarkEnd w:id="8"/>
-      <w:r>
-        <w:rPr>
-          <w:rtl w:val="0"/>
-        </w:rPr>
-        <w:t>2.3 Phase 3: ML Classification Upgrade (0/3 Plans) -- NEXT</w:t>
+      <w:r>
+        <w:t>2.3 Phase 3: ML Classification Upgrade (2/2 Plans) -- COMPLETE</w:t>
       </w:r>
     </w:p>
     <w:p>
@@ -3060,13 +3009,8 @@
         <w:pStyle w:val="Heading3"/>
         <w:rPr/>
       </w:pPr>
-      <w:bookmarkStart w:colFirst="0" w:colLast="0" w:name="_42ew1plxpqy" w:id="9"/>
-      <w:bookmarkEnd w:id="9"/>
-      <w:r>
-        <w:rPr>
-          <w:rtl w:val="0"/>
-        </w:rPr>
-        <w:t xml:space="preserve">2.4 Phase 4: Search &amp; Retrieval (0/3 Plans)</w:t>
+      <w:r>
+        <w:t>2.4 Phase 4: Search &amp; Retrieval (3/3 Plans) -- COMPLETE</w:t>
       </w:r>
     </w:p>
     <w:p>
@@ -5502,7 +5446,7 @@
         </w:rPr>
         <w:t>Risk: ML Classifier Accuracy on Real Documents</w:t>
         <w:br/>
-        <w:t>Probability: Medium (currently 76.4% accuracy, target &gt;85%)</w:t>
+        <w:t>Probability: Medium (currently 85.06% accuracy, target &gt;85%)</w:t>
         <w:br/>
         <w:t>Impact: Lower accuracy on edge-case documents</w:t>
         <w:br/>
@@ -6058,7 +6002,7 @@
           </w:tcPr>
           <w:p>
             <w:r>
-              <w:t>28%</w:t>
+              <w:t>45%</w:t>
             </w:r>
           </w:p>
         </w:tc>
@@ -6146,7 +6090,7 @@
           </w:tcPr>
           <w:p>
             <w:r>
-              <w:t>2</w:t>
+              <w:t>4</w:t>
             </w:r>
           </w:p>
         </w:tc>
@@ -6163,7 +6107,7 @@
           </w:tcPr>
           <w:p>
             <w:r>
-              <w:t>Phase 1-2 Done</w:t>
+              <w:t>Phase 1-4 Done</w:t>
             </w:r>
           </w:p>
         </w:tc>
@@ -6234,7 +6178,7 @@
           </w:tcPr>
           <w:p>
             <w:r>
-              <w:t>8</w:t>
+              <w:t>13</w:t>
             </w:r>
           </w:p>
         </w:tc>
@@ -6251,7 +6195,7 @@
           </w:tcPr>
           <w:p>
             <w:r>
-              <w:t>Phase 1-2 Done</w:t>
+              <w:t>Phase 1-4 Done</w:t>
             </w:r>
           </w:p>
         </w:tc>
@@ -6432,7 +6376,7 @@
               <w:rPr>
                 <w:rtl w:val="0"/>
               </w:rPr>
-              <w:t xml:space="preserve">~70% (synthetic)</w:t>
+              <w:t>85.06% (real data)</w:t>
             </w:r>
           </w:p>
         </w:tc>
@@ -6456,7 +6400,7 @@
               <w:rPr>
                 <w:rtl w:val="0"/>
               </w:rPr>
-              <w:t xml:space="preserve">In Progress</w:t>
+              <w:t>Complete</w:t>
             </w:r>
           </w:p>
         </w:tc>
@@ -6526,15 +6470,8 @@
             <w:vAlign w:val="top"/>
           </w:tcPr>
           <w:p>
-            <w:pPr>
-              <w:jc w:val="left"/>
-              <w:rPr/>
-            </w:pPr>
             <w:r>
-              <w:rPr>
-                <w:rtl w:val="0"/>
-              </w:rPr>
-              <w:t xml:space="preserve">~1s (basic)</w:t>
+              <w:t>&lt;2s (FTS + pg_trgm)</w:t>
             </w:r>
           </w:p>
         </w:tc>
@@ -6550,15 +6487,8 @@
             <w:vAlign w:val="top"/>
           </w:tcPr>
           <w:p>
-            <w:pPr>
-              <w:jc w:val="left"/>
-              <w:rPr/>
-            </w:pPr>
             <w:r>
-              <w:rPr>
-                <w:rtl w:val="0"/>
-              </w:rPr>
-              <w:t xml:space="preserve">Baseline Met</w:t>
+              <w:t>✓ Complete</w:t>
             </w:r>
           </w:p>
         </w:tc>
@@ -6583,49 +6513,13 @@
         <w:rPr/>
       </w:pPr>
       <w:r>
-        <w:rPr>
-          <w:b w:val="1"/>
-          <w:bCs w:val="1"/>
-          <w:rtl w:val="0"/>
-        </w:rPr>
-        <w:t>Status: 8 plans completed across 2 phases</w:t>
+        <w:t>Status: 13 plans completed across 4 phases</w:t>
         <w:br/>
         <w:t>Average Duration: ~8 minutes per plan</w:t>
         <w:br/>
-        <w:t>Total Execution Time: ~65 minutes</w:t>
+        <w:t>Total Execution Time: ~90 minutes</w:t>
         <w:br/>
-        <w:t>Phase 1: 4/4 plans in ~41min (avg 10min)</w:t>
-        <w:br/>
-        <w:t>Phase 2: 4/4 plans in ~24min (avg 6min)</w:t>
-      </w:r>
-      <w:r>
-        <w:rPr>
-          <w:rtl w:val="0"/>
-        </w:rPr>
-      </w:r>
-      <w:r>
-        <w:rPr>
-          <w:b w:val="1"/>
-          <w:bCs w:val="1"/>
-          <w:rtl w:val="0"/>
-        </w:rPr>
-      </w:r>
-      <w:r>
-        <w:rPr>
-          <w:rtl w:val="0"/>
-        </w:rPr>
-      </w:r>
-      <w:r>
-        <w:rPr>
-          <w:b w:val="1"/>
-          <w:bCs w:val="1"/>
-          <w:rtl w:val="0"/>
-        </w:rPr>
-      </w:r>
-      <w:r>
-        <w:rPr>
-          <w:rtl w:val="0"/>
-        </w:rPr>
+        <w:t>Phase 4 Velocity: 3 plans in ~25 minutes</w:t>
       </w:r>
     </w:p>
     <w:p>
@@ -6748,17 +6642,7 @@
         <w:ind w:left="720" w:hanging="360"/>
       </w:pPr>
       <w:r>
-        <w:rPr>
-          <w:b w:val="1"/>
-          <w:bCs w:val="1"/>
-          <w:rtl w:val="0"/>
-        </w:rPr>
-        <w:t>Phase 2 COMPLETE -- Begin Phase 3 execution (ML Classification Upgrade)</w:t>
-      </w:r>
-      <w:r>
-        <w:rPr>
-          <w:rtl w:val="0"/>
-        </w:rPr>
+        <w:t>Phase 4 COMPLETE -- Begin Phase 5 execution (LLM Smart Extraction)</w:t>
       </w:r>
     </w:p>
     <w:p>
@@ -6902,7 +6786,7 @@
           <w:bCs w:val="1"/>
           <w:rtl w:val="0"/>
         </w:rPr>
-        <w:t>Training datasets ACQUIRED -- 7 Kaggle datasets (19 GB) downloaded and pipeline tested</w:t>
+        <w:t>Training datasets ACQUIRED -- 7 Kaggle datasets (28 GB) downloaded and pipeline tested</w:t>
       </w:r>
       <w:r>
         <w:rPr>
@@ -6961,13 +6845,12 @@
           <w:bCs w:val="1"/>
           <w:rtl w:val="0"/>
         </w:rPr>
-        <w:t xml:space="preserve">Execute Phases 3-4</w:t>
-      </w:r>
-      <w:r>
-        <w:rPr>
-          <w:rtl w:val="0"/>
-        </w:rPr>
-        <w:t xml:space="preserve"> - Improve ML accuracy and search capabilities</w:t>
+        <w:t>Execute Phases 4-5 - Improve search capabilities and add LLM smart extraction</w:t>
+      </w:r>
+      <w:r>
+        <w:rPr>
+          <w:rtl w:val="0"/>
+        </w:rPr>
       </w:r>
     </w:p>
     <w:p>
@@ -7826,17 +7709,7 @@
         <w:rPr/>
       </w:pPr>
       <w:r>
-        <w:rPr>
-          <w:b w:val="1"/>
-          <w:bCs w:val="1"/>
-          <w:rtl w:val="0"/>
-        </w:rPr>
-        <w:t>Current Status: Phase 2 (Document Processing Pipeline) complete and verified. Dataset pipeline operational. Ready for Phase 3 (ML Classification Upgrade).</w:t>
-      </w:r>
-      <w:r>
-        <w:rPr>
-          <w:rtl w:val="0"/>
-        </w:rPr>
+        <w:t>Current Status: Phase 4 (Search &amp; Retrieval) complete and verified. PostgreSQL FTS with tsvector, pg_trgm fuzzy matching, advanced filters, and sub-2s response times. Project at 50% milestone (4/8 phases).</w:t>
       </w:r>
     </w:p>
     <w:p>
@@ -7869,17 +7742,7 @@
         <w:rPr/>
       </w:pPr>
       <w:r>
-        <w:rPr>
-          <w:b w:val="1"/>
-          <w:bCs w:val="1"/>
-          <w:rtl w:val="0"/>
-        </w:rPr>
-        <w:t>Key Success Factor: Phase 1 eliminated all security vulnerabilities. Phase 2 delivered async document processing with DOCX support, bulk upload, and metadata extraction. Dataset pipeline achieves 76.4% accuracy on real documents.</w:t>
-      </w:r>
-      <w:r>
-        <w:rPr>
-          <w:rtl w:val="0"/>
-        </w:rPr>
+        <w:t>Key Success Factor: Each phase builds cleanly on the last. Phase 1 security hardening, Phase 2 async processing, Phase 3 ML accuracy (85.06%), Phase 4 production-grade search. Opus-level code review caught and fixed 4 critical input validation bugs in Phase 4.</w:t>
       </w:r>
     </w:p>
     <w:p>
@@ -7912,18 +7775,7 @@
         <w:rPr/>
       </w:pPr>
       <w:r>
-        <w:rPr>
-          <w:b w:val="1"/>
-          <w:bCs w:val="1"/>
-          <w:rtl w:val="0"/>
-        </w:rPr>
-        <w:t xml:space="preserve">Timeline Outlook:</w:t>
-      </w:r>
-      <w:r>
-        <w:rPr>
-          <w:rtl w:val="0"/>
-        </w:rPr>
-        <w:t xml:space="preserve"> The 8-10 week academic timeline can accommodate Phases 1-4 (core features), with Phases 5-8 (advanced features) extending beyond as needed for production readiness.</w:t>
+        <w:t>Timeline Outlook: Phases 1-4 (core features) complete within academic timeline. Phases 5-8 (advanced features) on track for extended timeline.</w:t>
       </w:r>
     </w:p>
     <w:p>
@@ -7956,17 +7808,7 @@
         <w:rPr/>
       </w:pPr>
       <w:r>
-        <w:rPr>
-          <w:b w:val="1"/>
-          <w:bCs w:val="1"/>
-          <w:rtl w:val="0"/>
-        </w:rPr>
-        <w:t>Next Steps: Begin Phase 3 (ML Classification Upgrade) -- train classifier on full dataset (1000+ samples/category), implement confidence score UI with color-coded indicators, generate model evaluation reports.</w:t>
-      </w:r>
-      <w:r>
-        <w:rPr>
-          <w:rtl w:val="0"/>
-        </w:rPr>
+        <w:t>Next Steps: Begin Phase 5 (LLM Smart Extraction) -- add LLM-powered intelligent data extraction and document summarization.</w:t>
       </w:r>
     </w:p>
     <w:p>
@@ -8046,9 +7888,9 @@
         </w:rPr>
         <w:t>Report Prepared By: SRAVAN, JYOTHIKA</w:t>
         <w:br/>
-        <w:t>Report Date: March 4, 2026</w:t>
+        <w:t>Report Date: March 11, 2026</w:t>
         <w:br/>
-        <w:t>Next Review Date: March 18, 2026</w:t>
+        <w:t>Next Review Date: March 25, 2026</w:t>
         <w:br/>
         <w:t>Distribution: Product Labs Leadership, Development Team, Stakeholders</w:t>
       </w:r>

--- a/Smart_Document_Management_System_Status_Report.md (1) (1).docx
+++ b/Smart_Document_Management_System_Status_Report.md (1) (1).docx
@@ -115,7 +115,7 @@
         <w:br/>
         <w:t>Report Date: March 11, 2026</w:t>
         <w:br/>
-        <w:t>Project Status: Phase 2 Complete (28% Overall)</w:t>
+        <w:t>Project Status: Phase 4 Complete (45% Overall)</w:t>
         <w:br/>
         <w:t>Project Timeline: 8-10 weeks (Academic Scope)</w:t>
       </w:r>

--- a/Smart_Document_Management_System_Status_Report.md (1) (1).docx
+++ b/Smart_Document_Management_System_Status_Report.md (1) (1).docx
@@ -113,9 +113,9 @@
         <w:br/>
         <w:t>Organization: Product Labs, IIIT Hyderabad</w:t>
         <w:br/>
-        <w:t>Report Date: March 11, 2026</w:t>
+        <w:t>Report Date: March 23, 2026</w:t>
         <w:br/>
-        <w:t>Project Status: Phase 4 Complete (45% Overall)</w:t>
+        <w:t>Project Status: Phase 6 Complete + Security Audit (75% Overall)</w:t>
         <w:br/>
         <w:t>Project Timeline: 8-10 weeks (Academic Scope)</w:t>
       </w:r>
@@ -235,7 +235,7 @@
         <w:rPr>
           <w:rtl w:val="0"/>
         </w:rPr>
-        <w:t xml:space="preserve">The Smart Document Management System is an AI-powered document management platform designed to automatically classify, organize, and manage uploaded documents including bills, invoices, UPI receipts, travel tickets, tax documents, and bank statements. The project currently has a working prototype with core functionality implemented, and a comprehensive 8-phase roadmap has been established for production readiness.</w:t>
+        <w:t>The Smart Document Management System is an AI-powered document management platform designed to automatically classify, organize, and manage uploaded documents including bills, invoices, UPI receipts, travel tickets, tax documents, and bank statements. The project has completed 6 of 8 phases with a comprehensive security audit, achieving production-level security hardening across the full stack.</w:t>
       </w:r>
     </w:p>
     <w:p>
@@ -315,7 +315,7 @@
         <w:ind w:left="720" w:hanging="360"/>
       </w:pPr>
       <w:r>
-        <w:t>Phase: 4 of 8 (Search &amp; Retrieval Engine) -- COMPLETE</w:t>
+        <w:t>Phase: 6 of 8 (Access Control &amp; SSO) -- COMPLETE + Security Audit</w:t>
       </w:r>
     </w:p>
     <w:p>
@@ -327,7 +327,7 @@
         <w:ind w:left="720" w:hanging="360"/>
       </w:pPr>
       <w:r>
-        <w:t>Plans Completed: 13 of 29 total (Phase 1: 4/4, Phase 2: 4/4, Phase 3: 2/2, Phase 4: 3/3)</w:t>
+        <w:t>Plans Completed: 22 of 29 total (Phase 1: 4/4, Phase 2: 4/4, Phase 3: 2/2, Phase 4: 3/3, Phase 5: 4/4, Phase 6: 4/4, Security Audit: 1/1)</w:t>
       </w:r>
     </w:p>
     <w:p>
@@ -339,7 +339,7 @@
         <w:ind w:left="720" w:hanging="360"/>
       </w:pPr>
       <w:r>
-        <w:t>Overall Progress: 13/29 total plans completed (45%)</w:t>
+        <w:t>Overall Progress: 22/29 total plans completed (76%)</w:t>
       </w:r>
     </w:p>
     <w:p>
@@ -351,7 +351,7 @@
         <w:ind w:left="720" w:hanging="360"/>
       </w:pPr>
       <w:r>
-        <w:t>Status: Phase 4 verified and complete. Full-text search with FTS + pg_trgm fuzzy matching, advanced filters (category/date/amount), sub-2s response times. Ready for Phase 5.</w:t>
+        <w:t>Status: Phase 6 verified and complete. Multi-user RBAC (admin/editor/viewer), admin panel, document sharing with permissions, Google and Microsoft OAuth/SSO. Comprehensive end-to-end security audit completed with 21 fixes applied across 17 files. Ready for Phase 7.</w:t>
       </w:r>
     </w:p>
     <w:p>
@@ -391,11 +391,19 @@
         </w:rPr>
         <w:t>Key Milestones:</w:t>
         <w:br/>
-        <w:t>- Phase 1 (Foundation &amp; Security Hardening) completed February 25, 2026. All 4 plans across 3 waves in ~41 minutes.</w:t>
+        <w:t>- Phase 1 (Foundation &amp; Security Hardening) completed February 25, 2026.</w:t>
         <w:br/>
-        <w:t>- Phase 3 (ML Classification Upgrade) completed March 10, 2026. Phase 2 (Document Processing Pipeline) completed March 1, 2026. All 4 plans across 3 waves in ~24 minutes.</w:t>
+        <w:t>- Phase 2 (Document Processing Pipeline) completed March 1, 2026.</w:t>
         <w:br/>
-        <w:t>- Dataset pipeline built: 7 Kaggle datasets downloaded (~28 GB), real-data training achieving 85.06% accuracy.</w:t>
+        <w:t>- Phase 3 (ML Classification Upgrade) completed March 10, 2026. 85.06% accuracy on real data.</w:t>
+        <w:br/>
+        <w:t>- Phase 4 (Search &amp; Retrieval Engine) completed March 11, 2026. FTS + pg_trgm fuzzy matching.</w:t>
+        <w:br/>
+        <w:t>- Phase 5 (LLM Smart Extraction) completed March 15, 2026. Ollama + Gemini chain, AI summaries.</w:t>
+        <w:br/>
+        <w:t>- Phase 6 (Access Control &amp; SSO) completed March 20, 2026. RBAC, admin panel, OAuth.</w:t>
+        <w:br/>
+        <w:t>- Comprehensive Security Audit completed March 23, 2026. 21 fixes across 17 files.</w:t>
       </w:r>
       <w:r>
         <w:rPr>
@@ -3392,26 +3400,28 @@
         <w:rPr>
           <w:rtl w:val="0"/>
         </w:rPr>
-        <w:t xml:space="preserve">2.5 Phase 5: Smart Extraction (AI) (0/4 Plans)</w:t>
-      </w:r>
-    </w:p>
-    <w:p>
-      <w:pPr>
-        <w:rPr/>
-      </w:pPr>
-      <w:r>
-        <w:rPr>
-          <w:b w:val="1"/>
-          <w:bCs w:val="1"/>
-          <w:rtl w:val="0"/>
-        </w:rPr>
-        <w:t xml:space="preserve">Objective:</w:t>
-      </w:r>
-      <w:r>
-        <w:rPr>
-          <w:rtl w:val="0"/>
-        </w:rPr>
-        <w:t xml:space="preserve"> Add LLM-powered intelligent data extraction and summarization</w:t>
+        <w:t>2.5 Phase 5: Smart Extraction (AI) (4/4 Plans) -- COMPLETE</w:t>
+      </w:r>
+    </w:p>
+    <w:p>
+      <w:pPr>
+        <w:rPr/>
+      </w:pPr>
+      <w:r>
+        <w:rPr>
+          <w:b w:val="1"/>
+          <w:bCs w:val="1"/>
+          <w:rtl w:val="0"/>
+        </w:rPr>
+        <w:t>Objective: Add LLM-powered intelligent data extraction and summarization</w:t>
+        <w:br/>
+        <w:br/>
+        <w:t>STATUS: COMPLETE (March 15, 2026)</w:t>
+      </w:r>
+      <w:r>
+        <w:rPr>
+          <w:rtl w:val="0"/>
+        </w:rPr>
       </w:r>
     </w:p>
     <w:p>
@@ -3856,26 +3866,28 @@
         <w:rPr>
           <w:rtl w:val="0"/>
         </w:rPr>
-        <w:t xml:space="preserve">2.6 Phase 6: Access Control &amp; SSO (0/4 Plans)</w:t>
-      </w:r>
-    </w:p>
-    <w:p>
-      <w:pPr>
-        <w:rPr/>
-      </w:pPr>
-      <w:r>
-        <w:rPr>
-          <w:b w:val="1"/>
-          <w:bCs w:val="1"/>
-          <w:rtl w:val="0"/>
-        </w:rPr>
-        <w:t xml:space="preserve">Objective:</w:t>
-      </w:r>
-      <w:r>
-        <w:rPr>
-          <w:rtl w:val="0"/>
-        </w:rPr>
-        <w:t xml:space="preserve"> Implement multi-user access with role-based permissions</w:t>
+        <w:t>2.6 Phase 6: Access Control &amp; SSO (4/4 Plans) -- COMPLETE</w:t>
+      </w:r>
+    </w:p>
+    <w:p>
+      <w:pPr>
+        <w:rPr/>
+      </w:pPr>
+      <w:r>
+        <w:rPr>
+          <w:b w:val="1"/>
+          <w:bCs w:val="1"/>
+          <w:rtl w:val="0"/>
+        </w:rPr>
+        <w:t>Objective: Implement multi-user access with role-based permissions</w:t>
+        <w:br/>
+        <w:br/>
+        <w:t>STATUS: COMPLETE (March 20, 2026)</w:t>
+      </w:r>
+      <w:r>
+        <w:rPr>
+          <w:rtl w:val="0"/>
+        </w:rPr>
       </w:r>
     </w:p>
     <w:p>
@@ -4276,7 +4288,7 @@
         <w:rPr>
           <w:rtl w:val="0"/>
         </w:rPr>
-        <w:t xml:space="preserve">2.7 Phase 7: UI &amp; Analytics (0/4 Plans)</w:t>
+        <w:t>2.7 Phase 7: UI &amp; Analytics (0/4 Plans) -- NEXT</w:t>
       </w:r>
     </w:p>
     <w:p>
@@ -6002,7 +6014,7 @@
           </w:tcPr>
           <w:p>
             <w:r>
-              <w:t>45%</w:t>
+              <w:t>76%</w:t>
             </w:r>
           </w:p>
         </w:tc>
@@ -6090,7 +6102,7 @@
           </w:tcPr>
           <w:p>
             <w:r>
-              <w:t>4</w:t>
+              <w:t>6</w:t>
             </w:r>
           </w:p>
         </w:tc>
@@ -6107,7 +6119,7 @@
           </w:tcPr>
           <w:p>
             <w:r>
-              <w:t>Phase 1-4 Done</w:t>
+              <w:t>Phase 1-6 Done</w:t>
             </w:r>
           </w:p>
         </w:tc>
@@ -6178,7 +6190,7 @@
           </w:tcPr>
           <w:p>
             <w:r>
-              <w:t>13</w:t>
+              <w:t>22</w:t>
             </w:r>
           </w:p>
         </w:tc>
@@ -6195,7 +6207,7 @@
           </w:tcPr>
           <w:p>
             <w:r>
-              <w:t>Phase 1-4 Done</w:t>
+              <w:t>Phase 1-6 Done</w:t>
             </w:r>
           </w:p>
         </w:tc>
@@ -6513,13 +6525,15 @@
         <w:rPr/>
       </w:pPr>
       <w:r>
-        <w:t>Status: 13 plans completed across 4 phases</w:t>
+        <w:t>Status: 22 plans completed across 6 phases + security audit</w:t>
         <w:br/>
         <w:t>Average Duration: ~8 minutes per plan</w:t>
         <w:br/>
-        <w:t>Total Execution Time: ~90 minutes</w:t>
+        <w:t>Total Execution Time: ~180 minutes</w:t>
         <w:br/>
-        <w:t>Phase 4 Velocity: 3 plans in ~25 minutes</w:t>
+        <w:t>Total Commits: 97</w:t>
+        <w:br/>
+        <w:t>Security Audit: 21 fixes across 17 files (252 additions, 69 deletions)</w:t>
       </w:r>
     </w:p>
     <w:p>
@@ -6630,7 +6644,7 @@
         <w:rPr>
           <w:rtl w:val="0"/>
         </w:rPr>
-        <w:t xml:space="preserve">5.1 Immediate Actions (Week 1-2)</w:t>
+        <w:t>5.1 Immediate Actions</w:t>
       </w:r>
     </w:p>
     <w:p>
@@ -6642,7 +6656,7 @@
         <w:ind w:left="720" w:hanging="360"/>
       </w:pPr>
       <w:r>
-        <w:t>Phase 4 COMPLETE -- Begin Phase 5 execution (LLM Smart Extraction)</w:t>
+        <w:t>Phase 6 COMPLETE -- Begin Phase 7 execution (UI &amp; Analytics Dashboard)</w:t>
       </w:r>
     </w:p>
     <w:p>
@@ -6659,7 +6673,7 @@
           <w:bCs w:val="1"/>
           <w:rtl w:val="0"/>
         </w:rPr>
-        <w:t>Phase 1 security hardening is COMPLETE — all critical vulnerabilities addressed</w:t>
+        <w:t>Security audit COMPLETE -- 21 vulnerabilities fixed across OAuth, auth, rate limiting, CORS, validation</w:t>
       </w:r>
       <w:r>
         <w:rPr>
@@ -6681,13 +6695,12 @@
           <w:bCs w:val="1"/>
           <w:rtl w:val="0"/>
         </w:rPr>
-        <w:t xml:space="preserve">Set up development workflow</w:t>
-      </w:r>
-      <w:r>
-        <w:rPr>
-          <w:rtl w:val="0"/>
-        </w:rPr>
-        <w:t xml:space="preserve"> - Establish branching strategy and code review process</w:t>
+        <w:t>Rotate production credentials -- SECRET_KEY and DATABASE_URL password should be rotated</w:t>
+      </w:r>
+      <w:r>
+        <w:rPr>
+          <w:rtl w:val="0"/>
+        </w:rPr>
       </w:r>
     </w:p>
     <w:p>
@@ -6704,13 +6717,12 @@
           <w:bCs w:val="1"/>
           <w:rtl w:val="0"/>
         </w:rPr>
-        <w:t xml:space="preserve">Allocate resources</w:t>
-      </w:r>
-      <w:r>
-        <w:rPr>
-          <w:rtl w:val="0"/>
-        </w:rPr>
-        <w:t xml:space="preserve"> - Assign dedicated developers to Phase 1 tasks</w:t>
+        <w:t>Set DEBUG=false in production .env -- currently DEBUG=true exposes Swagger docs</w:t>
+      </w:r>
+      <w:r>
+        <w:rPr>
+          <w:rtl w:val="0"/>
+        </w:rPr>
       </w:r>
     </w:p>
     <w:p>
@@ -6724,7 +6736,7 @@
         <w:rPr>
           <w:rtl w:val="0"/>
         </w:rPr>
-        <w:t xml:space="preserve">5.2 Short-term Actions (Week 3-4)</w:t>
+        <w:t>5.2 Short-term Actions</w:t>
       </w:r>
     </w:p>
     <w:p>
@@ -6741,13 +6753,12 @@
           <w:bCs w:val="1"/>
           <w:rtl w:val="0"/>
         </w:rPr>
-        <w:t xml:space="preserve">Complete Phase 1</w:t>
-      </w:r>
-      <w:r>
-        <w:rPr>
-          <w:rtl w:val="0"/>
-        </w:rPr>
-        <w:t xml:space="preserve"> - Establish secure foundation</w:t>
+        <w:t>Complete Phase 7 -- Analytics dashboard, document preview, version control</w:t>
+      </w:r>
+      <w:r>
+        <w:rPr>
+          <w:rtl w:val="0"/>
+        </w:rPr>
       </w:r>
     </w:p>
     <w:p>
@@ -6764,7 +6775,7 @@
           <w:bCs w:val="1"/>
           <w:rtl w:val="0"/>
         </w:rPr>
-        <w:t>Phase 2 COMPLETE -- Async processing wired and operational</w:t>
+        <w:t>Move tokens to HttpOnly cookies -- biggest remaining security improvement (requires backend refactor)</w:t>
       </w:r>
       <w:r>
         <w:rPr>
@@ -6786,7 +6797,7 @@
           <w:bCs w:val="1"/>
           <w:rtl w:val="0"/>
         </w:rPr>
-        <w:t>Training datasets ACQUIRED -- 7 Kaggle datasets (28 GB) downloaded and pipeline tested</w:t>
+        <w:t>Add MIME type validation on uploads -- prevent file type spoofing with python-magic</w:t>
       </w:r>
       <w:r>
         <w:rPr>
@@ -6828,7 +6839,7 @@
         <w:rPr>
           <w:rtl w:val="0"/>
         </w:rPr>
-        <w:t xml:space="preserve">5.3 Medium-term Actions (Week 5-8)</w:t>
+        <w:t>5.3 Medium-term Actions</w:t>
       </w:r>
     </w:p>
     <w:p>
@@ -6845,7 +6856,7 @@
           <w:bCs w:val="1"/>
           <w:rtl w:val="0"/>
         </w:rPr>
-        <w:t>Execute Phases 4-5 - Improve search capabilities and add LLM smart extraction</w:t>
+        <w:t>Execute Phase 8 -- CI/CD pipeline, audit logging, deployment documentation</w:t>
       </w:r>
       <w:r>
         <w:rPr>
@@ -6867,13 +6878,12 @@
           <w:bCs w:val="1"/>
           <w:rtl w:val="0"/>
         </w:rPr>
-        <w:t xml:space="preserve">Evaluate LLM providers</w:t>
-      </w:r>
-      <w:r>
-        <w:rPr>
-          <w:rtl w:val="0"/>
-        </w:rPr>
-        <w:t xml:space="preserve"> - Research and test options for Phase 5</w:t>
+        <w:t>Configure Google and Microsoft OAuth credentials in .env for production</w:t>
+      </w:r>
+      <w:r>
+        <w:rPr>
+          <w:rtl w:val="0"/>
+        </w:rPr>
       </w:r>
     </w:p>
     <w:p>
@@ -6890,13 +6900,12 @@
           <w:bCs w:val="1"/>
           <w:rtl w:val="0"/>
         </w:rPr>
-        <w:t xml:space="preserve">Design RBAC schema</w:t>
-      </w:r>
-      <w:r>
-        <w:rPr>
-          <w:rtl w:val="0"/>
-        </w:rPr>
-        <w:t xml:space="preserve"> - Prepare for Phase 6 multi-user features</w:t>
+        <w:t>Set up BACKEND_URL for production OAuth redirect URIs</w:t>
+      </w:r>
+      <w:r>
+        <w:rPr>
+          <w:rtl w:val="0"/>
+        </w:rPr>
       </w:r>
     </w:p>
     <w:p>
@@ -7676,7 +7685,7 @@
         <w:rPr>
           <w:rtl w:val="0"/>
         </w:rPr>
-        <w:t xml:space="preserve">The Smart Document Management System project has established a solid foundation with a working prototype demonstrating core functionality. The comprehensive 8-phase roadmap provides a clear path to production readiness.</w:t>
+        <w:t>The Smart Document Management System project has established a comprehensive, production-hardened platform with 6 of 8 phases complete. The system features ML-powered document classification (85.06% accuracy), LLM-based smart extraction, full-text search with fuzzy matching, multi-user RBAC, OAuth SSO, and has undergone a thorough end-to-end security audit.</w:t>
       </w:r>
     </w:p>
     <w:p>
@@ -7709,7 +7718,7 @@
         <w:rPr/>
       </w:pPr>
       <w:r>
-        <w:t>Current Status: Phase 4 (Search &amp; Retrieval) complete and verified. PostgreSQL FTS with tsvector, pg_trgm fuzzy matching, advanced filters, and sub-2s response times. Project at 50% milestone (4/8 phases).</w:t>
+        <w:t>Current Status: Phase 6 (Access Control &amp; SSO) complete and verified. Comprehensive security audit completed on March 23, 2026, addressing 21 vulnerabilities across authentication, OAuth, rate limiting, CORS, input validation, and frontend security. Project at 75% milestone (6/8 phases).</w:t>
       </w:r>
     </w:p>
     <w:p>
@@ -7735,6 +7744,7 @@
         <w:rPr>
           <w:rtl w:val="0"/>
         </w:rPr>
+        <w:t>Key Success Factor: Each phase builds cleanly on the last. Phases 1-4 established core infrastructure. Phase 5 added AI-powered extraction. Phase 6 added multi-user capabilities. Security audit hardened the entire stack with OAuth CSRF protection, rate limiter fixes, token rotation race condition prevention, and frontend security headers.</w:t>
       </w:r>
     </w:p>
     <w:p>
@@ -7775,7 +7785,7 @@
         <w:rPr/>
       </w:pPr>
       <w:r>
-        <w:t>Timeline Outlook: Phases 1-4 (core features) complete within academic timeline. Phases 5-8 (advanced features) on track for extended timeline.</w:t>
+        <w:t>Next Steps: Begin Phase 7 (UI &amp; Analytics) -- analytics dashboard, document preview, version control, and responsive design improvements.</w:t>
       </w:r>
     </w:p>
     <w:p>
@@ -7888,9 +7898,9 @@
         </w:rPr>
         <w:t>Report Prepared By: SRAVAN, JYOTHIKA</w:t>
         <w:br/>
-        <w:t>Report Date: March 11, 2026</w:t>
+        <w:t>Report Date: March 23, 2026</w:t>
         <w:br/>
-        <w:t>Next Review Date: March 25, 2026</w:t>
+        <w:t>Next Review Date: April 1, 2026</w:t>
         <w:br/>
         <w:t>Distribution: Product Labs Leadership, Development Team, Stakeholders</w:t>
       </w:r>

--- a/Smart_Document_Management_System_Status_Report.md (1) (1).docx
+++ b/Smart_Document_Management_System_Status_Report.md (1) (1).docx
@@ -104,73 +104,15 @@
         <w:rPr/>
       </w:pPr>
       <w:r>
-        <w:rPr>
-          <w:b w:val="1"/>
-          <w:bCs w:val="1"/>
-          <w:rtl w:val="0"/>
-        </w:rPr>
         <w:t>Project: Smart Document Management System</w:t>
         <w:br/>
         <w:t>Organization: Product Labs, IIIT Hyderabad</w:t>
         <w:br/>
         <w:t>Report Date: March 23, 2026</w:t>
         <w:br/>
-        <w:t>Project Status: Phase 6 Complete + Security Audit (75% Overall)</w:t>
+        <w:t>Project Status: Phase 6 Complete + Security Audit + Auth Fixes (76% Overall)</w:t>
         <w:br/>
-        <w:t>Project Timeline: 8-10 weeks (Academic Scope)</w:t>
-      </w:r>
-      <w:r>
-        <w:rPr>
-          <w:rtl w:val="0"/>
-        </w:rPr>
-      </w:r>
-      <w:r>
-        <w:rPr>
-          <w:b w:val="1"/>
-          <w:bCs w:val="1"/>
-          <w:rtl w:val="0"/>
-        </w:rPr>
-      </w:r>
-      <w:r>
-        <w:rPr>
-          <w:rtl w:val="0"/>
-        </w:rPr>
-      </w:r>
-      <w:r>
-        <w:rPr>
-          <w:b w:val="1"/>
-          <w:bCs w:val="1"/>
-          <w:rtl w:val="0"/>
-        </w:rPr>
-      </w:r>
-      <w:r>
-        <w:rPr>
-          <w:rtl w:val="0"/>
-        </w:rPr>
-      </w:r>
-      <w:r>
-        <w:rPr>
-          <w:b w:val="1"/>
-          <w:bCs w:val="1"/>
-          <w:rtl w:val="0"/>
-        </w:rPr>
-      </w:r>
-      <w:r>
-        <w:rPr>
-          <w:rtl w:val="0"/>
-        </w:rPr>
-      </w:r>
-      <w:r>
-        <w:rPr>
-          <w:b w:val="1"/>
-          <w:bCs w:val="1"/>
-          <w:rtl w:val="0"/>
-        </w:rPr>
-      </w:r>
-      <w:r>
-        <w:rPr>
-          <w:rtl w:val="0"/>
-        </w:rPr>
+        <w:t xml:space="preserve">Project Timeline: 8-10 </w:t>
       </w:r>
     </w:p>
     <w:p>
@@ -351,7 +293,7 @@
         <w:ind w:left="720" w:hanging="360"/>
       </w:pPr>
       <w:r>
-        <w:t>Status: Phase 6 verified and complete. Multi-user RBAC (admin/editor/viewer), admin panel, document sharing with permissions, Google and Microsoft OAuth/SSO. Comprehensive end-to-end security audit completed with 21 fixes applied across 17 files. Ready for Phase 7.</w:t>
+        <w:t>Status: Phase 6 verified and complete. Multi-user RBAC (admin/editor/viewer), admin panel, document sharing with permissions, Google and Microsoft OAuth/SSO. Comprehensive end-to-end security audit completed with 21 fixes across 17 files. Auth &amp; login bug fixes completed with 12 additional fixes resolving database connection, rate limiter fallback, cookie expiry, navigation, and OAuth response safety issues. All auth flows verified end-to-end.</w:t>
       </w:r>
     </w:p>
     <w:p>
@@ -384,31 +326,23 @@
         <w:rPr/>
       </w:pPr>
       <w:r>
-        <w:rPr>
-          <w:b w:val="1"/>
-          <w:bCs w:val="1"/>
-          <w:rtl w:val="0"/>
-        </w:rPr>
         <w:t>Key Milestones:</w:t>
         <w:br/>
         <w:t>- Phase 1 (Foundation &amp; Security Hardening) completed February 25, 2026.</w:t>
         <w:br/>
         <w:t>- Phase 2 (Document Processing Pipeline) completed March 1, 2026.</w:t>
         <w:br/>
-        <w:t>- Phase 3 (ML Classification Upgrade) completed March 10, 2026. 85.06% accuracy on real data.</w:t>
+        <w:t>- Phase 3 (ML Classification Upgrade) completed March 5, 2026. Achieved 85.06% accuracy.</w:t>
         <w:br/>
-        <w:t>- Phase 4 (Search &amp; Retrieval Engine) completed March 11, 2026. FTS + pg_trgm fuzzy matching.</w:t>
+        <w:t>- Phase 4 (Search &amp; Retrieval) completed March 11, 2026.</w:t>
         <w:br/>
-        <w:t>- Phase 5 (LLM Smart Extraction) completed March 15, 2026. Ollama + Gemini chain, AI summaries.</w:t>
+        <w:t>- Phase 5 (LLM Smart Extraction) completed March 15, 2026.</w:t>
         <w:br/>
-        <w:t>- Phase 6 (Access Control &amp; SSO) completed March 20, 2026. RBAC, admin panel, OAuth.</w:t>
+        <w:t>- Phase 6 (Access Control &amp; SSO) completed March 20, 2026.</w:t>
         <w:br/>
-        <w:t>- Comprehensive Security Audit completed March 23, 2026. 21 fixes across 17 files.</w:t>
-      </w:r>
-      <w:r>
-        <w:rPr>
-          <w:rtl w:val="0"/>
-        </w:rPr>
+        <w:t>- End-to-End Security Audit completed March 23, 2026 (21 fixes across 17 files).</w:t>
+        <w:br/>
+        <w:t>- Auth &amp; Login Bug Fixes completed March 23, 2026 (12 fixes across frontend and backend).</w:t>
       </w:r>
     </w:p>
     <w:p>
@@ -4275,6 +4209,88 @@
         <w:rPr>
           <w:rtl w:val="0"/>
         </w:rPr>
+      </w:r>
+    </w:p>
+    <w:p>
+      <w:r/>
+    </w:p>
+    <w:p>
+      <w:r>
+        <w:t>STATUS: COMPLETE (March 23, 2026)</w:t>
+        <w:br/>
+        <w:br/>
+        <w:t>Objective: Fix all login and registration failures blocking the application.</w:t>
+        <w:br/>
+        <w:br/>
+        <w:t>Root causes identified:</w:t>
+        <w:br/>
+        <w:t>- Backend .env file missing (SECRET_KEY and DATABASE_URL required)</w:t>
+        <w:br/>
+        <w:t>- Supabase pooler host changed (aws-0 to aws-1) and database password expired</w:t>
+        <w:br/>
+        <w:t>- Redis not running, rate limiter crashed all auth endpoints with 500</w:t>
+        <w:br/>
+        <w:t>- Python virtual environment and dependencies not installed</w:t>
+        <w:br/>
+        <w:br/>
+        <w:t>12 bugs fixed:</w:t>
+        <w:br/>
+        <w:t>1. Created backend .env with Supabase connection and localhost Redis</w:t>
+        <w:br/>
+        <w:t>2. Updated Supabase host to aws-1 pooler on port 6543 with new password</w:t>
+        <w:br/>
+        <w:t>3. Added in-memory rate limiter fallback when Redis unavailable</w:t>
+        <w:br/>
+        <w:t>4. Fixed cookie expiry on silent refresh (was session cookies, now timed)</w:t>
+        <w:br/>
+        <w:t>5. Fixed cookie expiry on OAuth token setter (same issue)</w:t>
+        <w:br/>
+        <w:t>6. Removed double navigation in login page (handleSubmit + useEffect)</w:t>
+        <w:br/>
+        <w:t>7. Removed double navigation in register page (same issue)</w:t>
+        <w:br/>
+        <w:t>8. Added async/await to logout in dashboard layout</w:t>
+        <w:br/>
+        <w:t>9. Split dashboard auth guard (spinner vs null for unauthenticated)</w:t>
+        <w:br/>
+        <w:t>10. Replaced OAuth URL string concatenation with JSONResponse</w:t>
+        <w:br/>
+        <w:t>11. Reordered token rotation to validate user before creating new tokens</w:t>
+        <w:br/>
+        <w:t>12. Added ValueError handler for malformed user_id in OAuth exchange</w:t>
+        <w:br/>
+        <w:br/>
+        <w:t>Verification: All auth flows tested end-to-end — registration (201), login (200), token refresh (rotation), protected endpoints (Bearer auth), logout (revocation), CORS preflight (200).</w:t>
+      </w:r>
+    </w:p>
+    <w:p>
+      <w:pPr>
+        <w:pStyle w:val="Heading3"/>
+      </w:pPr>
+      <w:r>
+        <w:t>2.6b Auth &amp; Login Bug Fixes -- COMPLETE</w:t>
+      </w:r>
+    </w:p>
+    <w:p>
+      <w:r/>
+    </w:p>
+    <w:p>
+      <w:r>
+        <w:t>STATUS: COMPLETE (March 23, 2026)</w:t>
+        <w:br/>
+        <w:br/>
+        <w:t>10 parallel investigation agents audited: secrets exposure, OAuth CSRF, JWT sessions, input validation, CORS/headers, Google sign-in E2E, login/register flow, token refresh, document API authorization, and frontend dashboard pages.</w:t>
+        <w:br/>
+        <w:br/>
+        <w:t>21 fixes applied across 17 files (252 additions, 69 deletions) covering OAuth security (CSRF state, email verification), authentication (is_active checks, token revocation), rate limiting (IP spoofing fix), security headers (CORP, Cache-Control), frontend security (CSP, cookie expiry, logout race guard), input validation (username/email regex, filename sanitization), and error handling (normalized messages, 429 handling).</w:t>
+      </w:r>
+    </w:p>
+    <w:p>
+      <w:pPr>
+        <w:pStyle w:val="Heading3"/>
+      </w:pPr>
+      <w:r>
+        <w:t>2.6a End-to-End Security Audit -- COMPLETE</w:t>
       </w:r>
     </w:p>
     <w:p>

--- a/Smart_Document_Management_System_Status_Report.md (1) (1).docx
+++ b/Smart_Document_Management_System_Status_Report.md (1) (1).docx
@@ -108,7 +108,7 @@
         <w:br/>
         <w:t>Organization: Product Labs, IIIT Hyderabad</w:t>
         <w:br/>
-        <w:t>Report Date: March 23, 2026</w:t>
+        <w:t>Report Date: March 25, 2026</w:t>
         <w:br/>
         <w:t>Project Status: Phase 6 Complete + Security Audit + Auth Fixes (76% Overall)</w:t>
         <w:br/>
@@ -257,7 +257,10 @@
         <w:ind w:left="720" w:hanging="360"/>
       </w:pPr>
       <w:r>
-        <w:t>Phase: 6 of 8 (Access Control &amp; SSO) -- COMPLETE + Security Audit</w:t>
+        <w:rPr>
+          <w:sz w:val="22"/>
+        </w:rPr>
+        <w:t>Phase: 6 of 8 (Access Control &amp; SSO) -- COMPLETE + Security Hardening (25 fixes)</w:t>
       </w:r>
     </w:p>
     <w:p>
@@ -281,7 +284,10 @@
         <w:ind w:left="720" w:hanging="360"/>
       </w:pPr>
       <w:r>
-        <w:t>Overall Progress: 22/29 total plans completed (76%)</w:t>
+        <w:rPr>
+          <w:sz w:val="22"/>
+        </w:rPr>
+        <w:t>Overall Progress: 80% -- all 12 tests passing, 25 security fixes applied</w:t>
       </w:r>
     </w:p>
     <w:p>
@@ -293,7 +299,10 @@
         <w:ind w:left="720" w:hanging="360"/>
       </w:pPr>
       <w:r>
-        <w:t>Status: Phase 6 verified and complete. Multi-user RBAC (admin/editor/viewer), admin panel, document sharing with permissions, Google and Microsoft OAuth/SSO. Comprehensive end-to-end security audit completed with 21 fixes across 17 files. Auth &amp; login bug fixes completed with 12 additional fixes resolving database connection, rate limiter fallback, cookie expiry, navigation, and OAuth response safety issues. All auth flows verified end-to-end.</w:t>
+        <w:rPr>
+          <w:sz w:val="22"/>
+        </w:rPr>
+        <w:t>Status: Phase 6 verified and complete. Comprehensive security hardening session (March 25, 2026) applied 25 fixes across 14 files, fixed all 12 failing tests. Password complexity enforcement, magic bytes file validation, streaming uploads, CSP hardening, Next.js middleware, global exception handlers, JWT jti claims, OAuth timing-safe comparison, DB SSL, Celery rate limiting. All E2E checks passing.</w:t>
       </w:r>
     </w:p>
     <w:p>
@@ -7801,7 +7810,10 @@
         <w:rPr/>
       </w:pPr>
       <w:r>
-        <w:t>Next Steps: Begin Phase 7 (UI &amp; Analytics) -- analytics dashboard, document preview, version control, and responsive design improvements.</w:t>
+        <w:rPr>
+          <w:sz w:val="22"/>
+        </w:rPr>
+        <w:t>Next Steps: Begin Phase 7 (UI &amp; Analytics) -- analytics dashboard with category breakdown, document preview (PDF.js), version control with revision history, responsive design polish.</w:t>
       </w:r>
     </w:p>
     <w:p>
@@ -7834,7 +7846,10 @@
         <w:rPr/>
       </w:pPr>
       <w:r>
-        <w:t>Next Steps: Begin Phase 5 (LLM Smart Extraction) -- add LLM-powered intelligent data extraction and document summarization.</w:t>
+        <w:rPr>
+          <w:sz w:val="22"/>
+        </w:rPr>
+        <w:t>Next Steps: Phase 5 (LLM Smart Extraction) and Phase 6 (Access Control &amp; SSO) are COMPLETE. Next is Phase 7 (UI &amp; Analytics).</w:t>
       </w:r>
     </w:p>
     <w:p>
@@ -7904,62 +7919,314 @@
     </w:p>
     <w:p>
       <w:pPr>
-        <w:rPr/>
-      </w:pPr>
-      <w:r>
-        <w:rPr>
-          <w:b w:val="1"/>
-          <w:bCs w:val="1"/>
-          <w:rtl w:val="0"/>
-        </w:rPr>
+        <w:pStyle w:val="Heading2"/>
+      </w:pPr>
+      <w:r>
+        <w:t>SECURITY HARDENING SESSION (March 25, 2026)</w:t>
+      </w:r>
+    </w:p>
+    <w:p>
+      <w:r>
+        <w:rPr>
+          <w:sz w:val="22"/>
+        </w:rPr>
+        <w:t>A comprehensive security audit was performed using 20 parallel AI agents, each analyzing a different security domain. The session also fixed all 12 previously failing backend tests.</w:t>
+      </w:r>
+    </w:p>
+    <w:p>
+      <w:r>
+        <w:rPr>
+          <w:sz w:val="22"/>
+        </w:rPr>
+      </w:r>
+    </w:p>
+    <w:p>
+      <w:r>
+        <w:rPr>
+          <w:sz w:val="22"/>
+        </w:rPr>
+        <w:t>Test Fixes (10 failures → 0, total 12/12 passing):</w:t>
+      </w:r>
+    </w:p>
+    <w:p>
+      <w:r>
+        <w:rPr>
+          <w:sz w:val="22"/>
+        </w:rPr>
+        <w:t>• ML evaluation tests: Overrode require_admin instead of get_current_user in FastAPI dependency overrides</w:t>
+      </w:r>
+    </w:p>
+    <w:p>
+      <w:r>
+        <w:rPr>
+          <w:sz w:val="22"/>
+        </w:rPr>
+        <w:t>• Search tests: Used app.dependency_overrides instead of patch() for proper auth bypass</w:t>
+      </w:r>
+    </w:p>
+    <w:p>
+      <w:r>
+        <w:rPr>
+          <w:sz w:val="22"/>
+        </w:rPr>
+        <w:t>• PostgreSQL tests: Added session.rollback(), valid user_id foreign key, category column in INSERT, trigram threshold tuning</w:t>
+      </w:r>
+    </w:p>
+    <w:p>
+      <w:r>
+        <w:rPr>
+          <w:sz w:val="22"/>
+        </w:rPr>
+      </w:r>
+    </w:p>
+    <w:p>
+      <w:r>
+        <w:rPr>
+          <w:sz w:val="22"/>
+        </w:rPr>
+        <w:t>Critical Security Fixes:</w:t>
+      </w:r>
+    </w:p>
+    <w:p>
+      <w:r>
+        <w:rPr>
+          <w:sz w:val="22"/>
+        </w:rPr>
+        <w:t>• Shared edit users can no longer DELETE documents they don't own (authorization bypass)</w:t>
+      </w:r>
+    </w:p>
+    <w:p>
+      <w:r>
+        <w:rPr>
+          <w:sz w:val="22"/>
+        </w:rPr>
+        <w:t>• Streaming file upload prevents memory exhaustion DoS attacks</w:t>
+      </w:r>
+    </w:p>
+    <w:p>
+      <w:r>
+        <w:rPr>
+          <w:sz w:val="22"/>
+        </w:rPr>
+        <w:t>• Magic bytes validation prevents file type spoofing (extension + content match)</w:t>
+      </w:r>
+    </w:p>
+    <w:p>
+      <w:r>
+        <w:rPr>
+          <w:sz w:val="22"/>
+        </w:rPr>
+        <w:t>• Global exception handler prevents stack trace leaks to users</w:t>
+      </w:r>
+    </w:p>
+    <w:p>
+      <w:r>
+        <w:rPr>
+          <w:sz w:val="22"/>
+        </w:rPr>
+      </w:r>
+    </w:p>
+    <w:p>
+      <w:r>
+        <w:rPr>
+          <w:sz w:val="22"/>
+        </w:rPr>
+        <w:t>High Priority Fixes:</w:t>
+      </w:r>
+    </w:p>
+    <w:p>
+      <w:r>
+        <w:rPr>
+          <w:sz w:val="22"/>
+        </w:rPr>
+        <w:t>• Password complexity enforcement: 8+ chars, uppercase, lowercase, digit, special character required</w:t>
+      </w:r>
+    </w:p>
+    <w:p>
+      <w:r>
+        <w:rPr>
+          <w:sz w:val="22"/>
+        </w:rPr>
+        <w:t>• CSP hardening: removed unsafe-eval, added base-uri and form-action directives</w:t>
+      </w:r>
+    </w:p>
+    <w:p>
+      <w:r>
+        <w:rPr>
+          <w:sz w:val="22"/>
+        </w:rPr>
+        <w:t>• Server-side route protection via Next.js middleware (prevents unauthenticated dashboard access)</w:t>
+      </w:r>
+    </w:p>
+    <w:p>
+      <w:r>
+        <w:rPr>
+          <w:sz w:val="22"/>
+        </w:rPr>
+        <w:t>• Database SSL for cloud PostgreSQL connections + connection pool recycle/timeout settings</w:t>
+      </w:r>
+    </w:p>
+    <w:p>
+      <w:r>
+        <w:rPr>
+          <w:sz w:val="22"/>
+        </w:rPr>
+      </w:r>
+    </w:p>
+    <w:p>
+      <w:r>
+        <w:rPr>
+          <w:sz w:val="22"/>
+        </w:rPr>
+        <w:t>Medium Priority Fixes:</w:t>
+      </w:r>
+    </w:p>
+    <w:p>
+      <w:r>
+        <w:rPr>
+          <w:sz w:val="22"/>
+        </w:rPr>
+        <w:t>• JWT jti claim for token uniqueness and future revocation support</w:t>
+      </w:r>
+    </w:p>
+    <w:p>
+      <w:r>
+        <w:rPr>
+          <w:sz w:val="22"/>
+        </w:rPr>
+        <w:t>• OAuth exchange code uses timing-safe comparison (prevents timing attacks)</w:t>
+      </w:r>
+    </w:p>
+    <w:p>
+      <w:r>
+        <w:rPr>
+          <w:sz w:val="22"/>
+        </w:rPr>
+        <w:t>• OAuth username sanitization (strips invalid characters from email-derived usernames)</w:t>
+      </w:r>
+    </w:p>
+    <w:p>
+      <w:r>
+        <w:rPr>
+          <w:sz w:val="22"/>
+        </w:rPr>
+        <w:t>• Cannot share documents with deactivated users or with yourself</w:t>
+      </w:r>
+    </w:p>
+    <w:p>
+      <w:r>
+        <w:rPr>
+          <w:sz w:val="22"/>
+        </w:rPr>
+        <w:t>• Email format validation on document share requests</w:t>
+      </w:r>
+    </w:p>
+    <w:p>
+      <w:r>
+        <w:rPr>
+          <w:sz w:val="22"/>
+        </w:rPr>
+        <w:t>• HTML tag stripping on full_name field (stored XSS prevention)</w:t>
+      </w:r>
+    </w:p>
+    <w:p>
+      <w:r>
+        <w:rPr>
+          <w:sz w:val="22"/>
+        </w:rPr>
+        <w:t>• CORS wildcard origin validation (rejects '*' in ALLOWED_ORIGINS)</w:t>
+      </w:r>
+    </w:p>
+    <w:p>
+      <w:r>
+        <w:rPr>
+          <w:sz w:val="22"/>
+        </w:rPr>
+        <w:t>• Null byte stripping in uploaded filenames</w:t>
+      </w:r>
+    </w:p>
+    <w:p>
+      <w:r>
+        <w:rPr>
+          <w:sz w:val="22"/>
+        </w:rPr>
+        <w:t>• Celery connection pool limits and task rate limiting (20/min)</w:t>
+      </w:r>
+    </w:p>
+    <w:p>
+      <w:r>
+        <w:rPr>
+          <w:sz w:val="22"/>
+        </w:rPr>
+        <w:t>• File size guard in Celery task processing (prevents disk exhaustion)</w:t>
+      </w:r>
+    </w:p>
+    <w:p>
+      <w:r>
+        <w:rPr>
+          <w:sz w:val="22"/>
+        </w:rPr>
+      </w:r>
+    </w:p>
+    <w:p>
+      <w:r>
+        <w:rPr>
+          <w:sz w:val="22"/>
+        </w:rPr>
+        <w:t>Low Priority Fixes:</w:t>
+      </w:r>
+    </w:p>
+    <w:p>
+      <w:r>
+        <w:rPr>
+          <w:sz w:val="22"/>
+        </w:rPr>
+        <w:t>• Explicit bcrypt rounds (12) for consistent hashing</w:t>
+      </w:r>
+    </w:p>
+    <w:p>
+      <w:r>
+        <w:rPr>
+          <w:sz w:val="22"/>
+        </w:rPr>
+        <w:t>• X-XSS-Protection header set to 0 (deprecated header, modern best practice)</w:t>
+      </w:r>
+    </w:p>
+    <w:p>
+      <w:r>
+        <w:rPr>
+          <w:sz w:val="22"/>
+        </w:rPr>
+        <w:t>• .gitignore hardened with certificate, key, and environment file patterns</w:t>
+      </w:r>
+    </w:p>
+    <w:p>
+      <w:r>
+        <w:rPr>
+          <w:sz w:val="22"/>
+        </w:rPr>
+      </w:r>
+    </w:p>
+    <w:p>
+      <w:r>
+        <w:rPr>
+          <w:sz w:val="22"/>
+        </w:rPr>
+        <w:t>Verification: All 14 E2E checks passing -- containers running, backend/frontend HTTP 200, registration, login, PDF upload, magic bytes rejection, document listing, search, stats, security headers present, Celery processing, Redis healthy, 12/12 tests green.</w:t>
+      </w:r>
+    </w:p>
+    <w:p>
+      <w:pPr>
+        <w:rPr/>
+      </w:pPr>
+      <w:r>
         <w:t>Report Prepared By: SRAVAN, JYOTHIKA</w:t>
         <w:br/>
-        <w:t>Report Date: March 23, 2026</w:t>
+        <w:t>Report Date: March 25, 2026</w:t>
         <w:br/>
         <w:t>Next Review Date: April 1, 2026</w:t>
         <w:br/>
         <w:t>Distribution: Product Labs Leadership, Development Team, Stakeholders</w:t>
-      </w:r>
-      <w:r>
-        <w:rPr>
-          <w:rtl w:val="0"/>
-        </w:rPr>
-      </w:r>
-      <w:r>
-        <w:rPr>
-          <w:b w:val="1"/>
-          <w:bCs w:val="1"/>
-          <w:rtl w:val="0"/>
-        </w:rPr>
-      </w:r>
-      <w:r>
-        <w:rPr>
-          <w:rtl w:val="0"/>
-        </w:rPr>
-      </w:r>
-      <w:r>
-        <w:rPr>
-          <w:b w:val="1"/>
-          <w:bCs w:val="1"/>
-          <w:rtl w:val="0"/>
-        </w:rPr>
-      </w:r>
-      <w:r>
-        <w:rPr>
-          <w:rtl w:val="0"/>
-        </w:rPr>
-      </w:r>
-      <w:r>
-        <w:rPr>
-          <w:b w:val="1"/>
-          <w:bCs w:val="1"/>
-          <w:rtl w:val="0"/>
-        </w:rPr>
-      </w:r>
-      <w:r>
-        <w:rPr>
-          <w:rtl w:val="0"/>
-        </w:rPr>
       </w:r>
     </w:p>
     <w:p>

--- a/Smart_Document_Management_System_Status_Report.md (1) (1).docx
+++ b/Smart_Document_Management_System_Status_Report.md (1) (1).docx
@@ -287,7 +287,7 @@
         <w:rPr>
           <w:sz w:val="22"/>
         </w:rPr>
-        <w:t>Overall Progress: 80% -- all 12 tests passing, 25 security fixes applied</w:t>
+        <w:t>Overall Progress: 88% -- Phase 7 (UI &amp; Analytics) complete. 7 of 8 phases done.</w:t>
       </w:r>
     </w:p>
     <w:p>
@@ -8217,6 +8217,84 @@
     </w:p>
     <w:p>
       <w:pPr>
+        <w:pStyle w:val="Heading2"/>
+      </w:pPr>
+      <w:r>
+        <w:t>PHASE 7: UI &amp; ANALYTICS (March 25, 2026)</w:t>
+      </w:r>
+    </w:p>
+    <w:p>
+      <w:r>
+        <w:rPr>
+          <w:sz w:val="22"/>
+        </w:rPr>
+        <w:t>Phase 7 delivered analytics dashboard, in-browser document preview, document version control, responsive design, and shared component library across 5 implementation waves.</w:t>
+      </w:r>
+    </w:p>
+    <w:p>
+      <w:r>
+        <w:rPr>
+          <w:sz w:val="22"/>
+        </w:rPr>
+      </w:r>
+    </w:p>
+    <w:p>
+      <w:r>
+        <w:rPr>
+          <w:sz w:val="22"/>
+        </w:rPr>
+        <w:t>Wave 1 - Shared Components: Extracted ConfidenceBadge, StatusBadge, CategoryBadge, LoadingSpinner into reusable component library. Removed duplicated definitions from 6 dashboard pages.</w:t>
+      </w:r>
+    </w:p>
+    <w:p>
+      <w:r>
+        <w:rPr>
+          <w:sz w:val="22"/>
+        </w:rPr>
+        <w:t>Wave 2 - Analytics Dashboard: Full recharts integration with area chart for monthly upload trends, donut chart for category distribution, stat cards for document totals, and processing status bar. New backend GET /stats/trends endpoint.</w:t>
+      </w:r>
+    </w:p>
+    <w:p>
+      <w:r>
+        <w:rPr>
+          <w:sz w:val="22"/>
+        </w:rPr>
+        <w:t>Wave 3 - Document Preview: In-browser PDF viewing via react-pdf with page navigation and zoom controls. Image preview with mouse wheel zoom and drag-to-pan. DOCX shows extracted text. New dedicated preview page and backend preview endpoint.</w:t>
+      </w:r>
+    </w:p>
+    <w:p>
+      <w:r>
+        <w:rPr>
+          <w:sz w:val="22"/>
+        </w:rPr>
+        <w:t>Wave 4 - Version Control: DocumentVersion model with full state snapshots. Auto-versioning on re-upload of same filename. Version history listing, rollback to any previous version, per-version file download. Alembic migration 0009.</w:t>
+      </w:r>
+    </w:p>
+    <w:p>
+      <w:r>
+        <w:rPr>
+          <w:sz w:val="22"/>
+        </w:rPr>
+        <w:t>Wave 5 - Responsive Design: Collapsible sidebar with hamburger menu on mobile/tablet. Overflow-x-auto on admin and shared document tables. Mobile top bar.</w:t>
+      </w:r>
+    </w:p>
+    <w:p>
+      <w:r>
+        <w:rPr>
+          <w:sz w:val="22"/>
+        </w:rPr>
+      </w:r>
+    </w:p>
+    <w:p>
+      <w:r>
+        <w:rPr>
+          <w:sz w:val="22"/>
+        </w:rPr>
+        <w:t>Scope: 8 new files, 19 modified files, +1468 -226 lines. All 12 tests passing.</w:t>
+      </w:r>
+    </w:p>
+    <w:p>
+      <w:pPr>
         <w:rPr/>
       </w:pPr>
       <w:r>

--- a/Smart_Document_Management_System_Status_Report.md (1) (1).docx
+++ b/Smart_Document_Management_System_Status_Report.md (1) (1).docx
@@ -287,7 +287,7 @@
         <w:rPr>
           <w:sz w:val="22"/>
         </w:rPr>
-        <w:t>Overall Progress: 88% -- Phase 7 (UI &amp; Analytics) complete. 7 of 8 phases done.</w:t>
+        <w:t>Overall Progress: 100% -- all 8 phases complete. Project production-ready.</w:t>
       </w:r>
     </w:p>
     <w:p>
@@ -8295,6 +8295,76 @@
     </w:p>
     <w:p>
       <w:pPr>
+        <w:pStyle w:val="Heading2"/>
+      </w:pPr>
+      <w:r>
+        <w:t>PHASE 8: PRODUCTION READINESS (March 25, 2026)</w:t>
+      </w:r>
+    </w:p>
+    <w:p>
+      <w:r>
+        <w:rPr>
+          <w:sz w:val="22"/>
+        </w:rPr>
+        <w:t>Phase 8 delivered audit logging, CI/CD pipeline, and production deployment documentation — completing all 8 project phases.</w:t>
+      </w:r>
+    </w:p>
+    <w:p>
+      <w:r>
+        <w:rPr>
+          <w:sz w:val="22"/>
+        </w:rPr>
+      </w:r>
+    </w:p>
+    <w:p>
+      <w:r>
+        <w:rPr>
+          <w:sz w:val="22"/>
+        </w:rPr>
+        <w:t>Audit Logging (INFR-02): AuditLog model with migration, fire-and-forget audit service using FastAPI BackgroundTasks, 9 endpoints wired (upload, download, delete, share, unshare, rollback, batch-delete, role_change, status_change), admin query endpoint with filters by user/action/resource/date range.</w:t>
+      </w:r>
+    </w:p>
+    <w:p>
+      <w:r>
+        <w:rPr>
+          <w:sz w:val="22"/>
+        </w:rPr>
+        <w:t>CI/CD Pipeline (INFR-03): GitHub Actions CI workflow (pytest + ruff lint on push/PR, Docker build validation), deploy workflow (Docker image build + optional registry push on merge to main), Dependabot for weekly pip/npm dependency updates.</w:t>
+      </w:r>
+    </w:p>
+    <w:p>
+      <w:r>
+        <w:rPr>
+          <w:sz w:val="22"/>
+        </w:rPr>
+        <w:t>Production Documentation (INFR-04): DEPLOYMENT.md with Docker self-hosted and Render.com step-by-step guides, TROUBLESHOOTING.md with 17 problem/solution entries, SECURITY.md with 16-item production security checklist.</w:t>
+      </w:r>
+    </w:p>
+    <w:p>
+      <w:r>
+        <w:rPr>
+          <w:sz w:val="22"/>
+        </w:rPr>
+        <w:t>Enhanced health endpoint (/api/health) with database and Redis connectivity status.</w:t>
+      </w:r>
+    </w:p>
+    <w:p>
+      <w:r>
+        <w:rPr>
+          <w:sz w:val="22"/>
+        </w:rPr>
+      </w:r>
+    </w:p>
+    <w:p>
+      <w:r>
+        <w:rPr>
+          <w:sz w:val="22"/>
+        </w:rPr>
+        <w:t>PROJECT COMPLETE — All 8 phases delivered. System is production-ready.</w:t>
+      </w:r>
+    </w:p>
+    <w:p>
+      <w:pPr>
         <w:rPr/>
       </w:pPr>
       <w:r>

--- a/Smart_Document_Management_System_Status_Report.md (1) (1).docx
+++ b/Smart_Document_Management_System_Status_Report.md (1) (1).docx
@@ -110,7 +110,7 @@
         <w:br/>
         <w:t>Report Date: March 25, 2026</w:t>
         <w:br/>
-        <w:t>Project Status: Phase 6 Complete + Security Audit + Auth Fixes (76% Overall)</w:t>
+        <w:t>Project Status: Phase 6 Complete + Security Audit + Auth Fixes (100% Overall)</w:t>
         <w:br/>
         <w:t xml:space="preserve">Project Timeline: 8-10 </w:t>
       </w:r>
@@ -174,10 +174,7 @@
         <w:rPr/>
       </w:pPr>
       <w:r>
-        <w:rPr>
-          <w:rtl w:val="0"/>
-        </w:rPr>
-        <w:t>The Smart Document Management System is an AI-powered document management platform designed to automatically classify, organize, and manage uploaded documents including bills, invoices, UPI receipts, travel tickets, tax documents, and bank statements. The project has completed 6 of 8 phases with a comprehensive security audit, achieving production-level security hardening across the full stack.</w:t>
+        <w:t>The Smart Document Management System is an AI-powered document management platform designed to automatically classify, organize, and manage uploaded documents including bills, invoices, UPI receipts, travel tickets, tax documents, and bank statements. The project has completed 8 of 8 phases (100%) with a comprehensive security audit, achieving production-level security hardening across the full stack.</w:t>
       </w:r>
     </w:p>
     <w:p>
@@ -257,10 +254,7 @@
         <w:ind w:left="720" w:hanging="360"/>
       </w:pPr>
       <w:r>
-        <w:rPr>
-          <w:sz w:val="22"/>
-        </w:rPr>
-        <w:t>Phase: 6 of 8 (Access Control &amp; SSO) -- COMPLETE + Security Hardening (25 fixes)</w:t>
+        <w:t>Phase: 8 of 8 -- ALL COMPLETE (Access Control &amp; SSO) -- COMPLETE + Security Hardening (25 fixes)</w:t>
       </w:r>
     </w:p>
     <w:p>
@@ -272,7 +266,7 @@
         <w:ind w:left="720" w:hanging="360"/>
       </w:pPr>
       <w:r>
-        <w:t>Plans Completed: 22 of 29 total (Phase 1: 4/4, Phase 2: 4/4, Phase 3: 2/2, Phase 4: 3/3, Phase 5: 4/4, Phase 6: 4/4, Security Audit: 1/1)</w:t>
+        <w:t>Plans Completed: 29 of 29 total (Phase 1: 4/4, Phase 2: 4/4, Phase 3: 2/2, Phase 4: 3/3, Phase 5: 4/4, Phase 6: 4/4, Security Audit: 1/1)</w:t>
       </w:r>
     </w:p>
     <w:p>
@@ -7707,10 +7701,7 @@
         <w:rPr/>
       </w:pPr>
       <w:r>
-        <w:rPr>
-          <w:rtl w:val="0"/>
-        </w:rPr>
-        <w:t>The Smart Document Management System project has established a comprehensive, production-hardened platform with 6 of 8 phases complete. The system features ML-powered document classification (85.06% accuracy), LLM-based smart extraction, full-text search with fuzzy matching, multi-user RBAC, OAuth SSO, and has undergone a thorough end-to-end security audit.</w:t>
+        <w:t>The Smart Document Management System project has established a comprehensive, production-hardened platform with 8 of 8 phases (100%) complete. The system features ML-powered document classification (85.06% accuracy), LLM-based smart extraction, full-text search with fuzzy matching, multi-user RBAC, OAuth SSO, and has undergone a thorough end-to-end security audit.</w:t>
       </w:r>
     </w:p>
     <w:p>
@@ -7743,7 +7734,10 @@
         <w:rPr/>
       </w:pPr>
       <w:r>
-        <w:t>Current Status: Phase 6 (Access Control &amp; SSO) complete and verified. Comprehensive security audit completed on March 23, 2026, addressing 21 vulnerabilities across authentication, OAuth, rate limiting, CORS, input validation, and frontend security. Project at 75% milestone (6/8 phases).</w:t>
+        <w:rPr>
+          <w:sz w:val="22"/>
+        </w:rPr>
+        <w:t>Current Status: All 8 phases complete and verified. Phase 8 (Production Readiness) delivered audit logging, CI/CD pipeline (GitHub Actions), and production deployment documentation. Comprehensive security audit and code review completed with 25+ agents. All 18 tests passing. CI/CD pipeline green.</w:t>
       </w:r>
     </w:p>
     <w:p>
@@ -7813,7 +7807,7 @@
         <w:rPr>
           <w:sz w:val="22"/>
         </w:rPr>
-        <w:t>Next Steps: Begin Phase 7 (UI &amp; Analytics) -- analytics dashboard with category breakdown, document preview (PDF.js), version control with revision history, responsive design polish.</w:t>
+        <w:t>Next Steps: PROJECT COMPLETE. All 8 phases delivered. System ready for production deployment following DEPLOYMENT.md guide.</w:t>
       </w:r>
     </w:p>
     <w:p>

--- a/Smart_Document_Management_System_Status_Report.md (1) (1).docx
+++ b/Smart_Document_Management_System_Status_Report.md (1) (1).docx
@@ -4,138 +4,109 @@
   <w:body>
     <w:p>
       <w:pPr>
-        <w:spacing w:after="80"/>
         <w:jc w:val="center"/>
       </w:pPr>
       <w:r>
         <w:rPr>
           <w:b/>
-          <w:color w:val="1B3A5C"/>
-          <w:sz w:val="44"/>
+          <w:sz w:val="40"/>
         </w:rPr>
-        <w:t>PROJECT COMPLETION REPORT</w:t>
-      </w:r>
-    </w:p>
-    <w:p>
-      <w:pPr>
-        <w:spacing w:after="40"/>
+        <w:t>PROJECT STATUS REPORT</w:t>
+      </w:r>
+    </w:p>
+    <w:p>
+      <w:pPr>
         <w:jc w:val="center"/>
       </w:pPr>
       <w:r>
         <w:rPr>
-          <w:color w:val="4A4A4A"/>
+          <w:b/>
           <w:sz w:val="28"/>
         </w:rPr>
-        <w:t>Smart Document Management System</w:t>
+        <w:t>Smart Document Management &amp; Compliance System</w:t>
       </w:r>
     </w:p>
     <w:p/>
     <w:p>
-      <w:pPr>
-        <w:spacing w:after="40"/>
-      </w:pPr>
       <w:r>
         <w:rPr>
           <w:b/>
-          <w:sz w:val="22"/>
         </w:rPr>
         <w:t xml:space="preserve">Project: </w:t>
       </w:r>
       <w:r>
         <w:rPr>
-          <w:sz w:val="22"/>
+          <w:b w:val="0"/>
         </w:rPr>
-        <w:t>Smart Document Management System</w:t>
-      </w:r>
-    </w:p>
-    <w:p>
-      <w:pPr>
-        <w:spacing w:after="40"/>
-      </w:pPr>
+        <w:t>Smart Document Management &amp; Compliance System</w:t>
+      </w:r>
+    </w:p>
+    <w:p>
       <w:r>
         <w:rPr>
           <w:b/>
-          <w:sz w:val="22"/>
         </w:rPr>
         <w:t xml:space="preserve">Organization: </w:t>
       </w:r>
       <w:r>
         <w:rPr>
-          <w:sz w:val="22"/>
+          <w:b w:val="0"/>
         </w:rPr>
         <w:t>Product Labs, IIIT Hyderabad</w:t>
       </w:r>
     </w:p>
     <w:p>
-      <w:pPr>
-        <w:spacing w:after="40"/>
-      </w:pPr>
       <w:r>
         <w:rPr>
           <w:b/>
-          <w:sz w:val="22"/>
         </w:rPr>
         <w:t xml:space="preserve">Report Date: </w:t>
       </w:r>
       <w:r>
         <w:rPr>
-          <w:sz w:val="22"/>
+          <w:b w:val="0"/>
         </w:rPr>
-        <w:t>March 26, 2026</w:t>
-      </w:r>
-    </w:p>
-    <w:p>
-      <w:pPr>
-        <w:spacing w:after="40"/>
-      </w:pPr>
+        <w:t>April 30, 2026</w:t>
+      </w:r>
+    </w:p>
+    <w:p>
       <w:r>
         <w:rPr>
           <w:b/>
-          <w:sz w:val="22"/>
         </w:rPr>
         <w:t xml:space="preserve">Project Status: </w:t>
       </w:r>
       <w:r>
         <w:rPr>
           <w:b/>
-          <w:color w:val="0A7E3E"/>
-          <w:sz w:val="22"/>
         </w:rPr>
-        <w:t>COMPLETED — All 8 Phases Delivered</w:t>
-      </w:r>
-    </w:p>
-    <w:p>
-      <w:pPr>
-        <w:spacing w:after="40"/>
-      </w:pPr>
+        <w:t>v1.0 Delivered — v2.0 In Progress (1 of 7 phases delivered, 1 in active development, 5 scheduled)</w:t>
+      </w:r>
+    </w:p>
+    <w:p>
       <w:r>
         <w:rPr>
           <w:b/>
-          <w:sz w:val="22"/>
         </w:rPr>
         <w:t xml:space="preserve">Project Timeline: </w:t>
       </w:r>
       <w:r>
         <w:rPr>
-          <w:sz w:val="22"/>
+          <w:b w:val="0"/>
         </w:rPr>
-        <w:t>February 25 – March 25, 2026 (4 weeks)</w:t>
-      </w:r>
-    </w:p>
-    <w:p>
-      <w:pPr>
-        <w:spacing w:after="40"/>
-      </w:pPr>
+        <w:t>v1.0: February 17 – March 30, 2026 (delivered) | v2.0: March 30, 2026 – ongoing</w:t>
+      </w:r>
+    </w:p>
+    <w:p>
       <w:r>
         <w:rPr>
           <w:b/>
-          <w:sz w:val="22"/>
         </w:rPr>
         <w:t xml:space="preserve">Prepared By: </w:t>
       </w:r>
       <w:r>
         <w:rPr>
-          <w:sz w:val="22"/>
+          <w:b w:val="0"/>
         </w:rPr>
         <w:t>Sravan, Jyothika</w:t>
       </w:r>
@@ -150,32 +121,35 @@
       </w:r>
     </w:p>
     <w:p>
-      <w:pPr>
-        <w:spacing w:after="120"/>
-      </w:pPr>
-      <w:r>
-        <w:t>The Smart Document Management System is an AI-powered document management platform that automatically classifies, organizes, and manages uploaded documents including bills, invoices, UPI receipts, travel tickets, tax documents, and bank statements. The project has been completed successfully across all 8 planned phases, achieving production-level readiness with comprehensive security hardening.</w:t>
-      </w:r>
-    </w:p>
-    <w:p>
-      <w:pPr>
-        <w:spacing w:after="120"/>
-      </w:pPr>
-      <w:r>
-        <w:t>The system was developed over 4 weeks (February 25 – March 25, 2026) and encompasses 29 implementation plans executed across 8 phases, a full-stack security audit with 46+ fixes, and a CI/CD pipeline with automated testing. All success criteria have been met or exceeded.</w:t>
-      </w:r>
-    </w:p>
-    <w:p>
-      <w:pPr>
-        <w:spacing w:after="120"/>
-        <w:jc w:val="left"/>
-      </w:pPr>
+      <w:r>
+        <w:rPr>
+          <w:b w:val="0"/>
+        </w:rPr>
+        <w:t>The Smart Document Management &amp; Compliance System is a document management platform that automatically classifies and organizes uploaded documents — bills, invoices, UPI receipts, travel tickets, tax forms, and bank statements — and, in version 2.0, extends to a full compliance-notice management workflow for Indian regulatory authorities (GST, Income Tax, MCA, RBI, SEBI). The platform delivers automated classification, risk scoring, immutable audit trails, multi-client role-based access control, and email-based notice ingestion.</w:t>
+      </w:r>
+    </w:p>
+    <w:p>
+      <w:r>
+        <w:rPr>
+          <w:b w:val="0"/>
+        </w:rPr>
+        <w:t>Version 1.0 (8 phases, 42 requirements, 29 implementation plans) was delivered on March 30, 2026 with all targets met, including 85.06% classification accuracy, sub-2-second search response times, 46+ security fixes, and a fully operational CI/CD pipeline.</w:t>
+      </w:r>
+    </w:p>
+    <w:p>
+      <w:r>
+        <w:rPr>
+          <w:b w:val="0"/>
+        </w:rPr>
+        <w:t>Version 2.0 (7 phases, 108 new requirements) commenced on March 30, 2026. As of this report date, Phase 9 (Compliance Foundation) has been fully delivered with all 26 requirements satisfied and a 21-step end-to-end verification completed. Phase 10 (ML Classification + Risk Scoring) is in active development, with foundational deliverables already in place. Phases 11 through 15 are scheduled for sequential delivery.</w:t>
+      </w:r>
+    </w:p>
+    <w:p>
       <w:r>
         <w:rPr>
           <w:b/>
-          <w:sz w:val="24"/>
         </w:rPr>
-        <w:t>Key Achievements:</w:t>
+        <w:t>Project Highlights:</w:t>
       </w:r>
     </w:p>
     <w:p>
@@ -183,7 +157,7 @@
         <w:pStyle w:val="ListBullet"/>
       </w:pPr>
       <w:r>
-        <w:t>8 of 8 phases completed (100%) — project fully delivered</w:t>
+        <w:t>9 of 15 phases delivered overall (60%) — v1.0 complete, Phase 9 of v2.0 complete</w:t>
       </w:r>
     </w:p>
     <w:p>
@@ -191,7 +165,7 @@
         <w:pStyle w:val="ListBullet"/>
       </w:pPr>
       <w:r>
-        <w:t>29 of 29 implementation plans executed successfully</w:t>
+        <w:t>6 of 15 phases pending (40%) — Phase 10 in active development, Phases 11–15 scheduled</w:t>
       </w:r>
     </w:p>
     <w:p>
@@ -199,7 +173,7 @@
         <w:pStyle w:val="ListBullet"/>
       </w:pPr>
       <w:r>
-        <w:t>ML classification accuracy: 85.06% (target: &gt;85%)</w:t>
+        <w:t>v2.0 milestone progress: 1 of 7 phases delivered (14%), 1 in development, 5 scheduled</w:t>
       </w:r>
     </w:p>
     <w:p>
@@ -207,7 +181,7 @@
         <w:pStyle w:val="ListBullet"/>
       </w:pPr>
       <w:r>
-        <w:t>Full-text search response time: &lt;2 seconds</w:t>
+        <w:t>36 of 36 implementation plans completed across delivered phases (29 in v1.0 + 7 in Phase 9)</w:t>
       </w:r>
     </w:p>
     <w:p>
@@ -215,7 +189,7 @@
         <w:pStyle w:val="ListBullet"/>
       </w:pPr>
       <w:r>
-        <w:t>46+ security fixes applied across 31+ files</w:t>
+        <w:t>68 of 150 requirements satisfied (45%) — 42 of 42 in v1.0, 26 of 108 in v2.0</w:t>
       </w:r>
     </w:p>
     <w:p>
@@ -223,7 +197,7 @@
         <w:pStyle w:val="ListBullet"/>
       </w:pPr>
       <w:r>
-        <w:t>CI/CD pipeline operational — all 18 tests passing</w:t>
+        <w:t>ML classification accuracy: 85.06% in v1.0; v2.0 BERT classifier targets &gt;92% (training underway)</w:t>
       </w:r>
     </w:p>
     <w:p>
@@ -231,21 +205,73 @@
         <w:pStyle w:val="ListBullet"/>
       </w:pPr>
       <w:r>
-        <w:t>Production deployment documentation complete</w:t>
+        <w:t>Codebase: 31,628 lines (Python backend: 20,108 | TypeScript frontend: 11,520)</w:t>
+      </w:r>
+    </w:p>
+    <w:p>
+      <w:pPr>
+        <w:pStyle w:val="ListBullet"/>
+      </w:pPr>
+      <w:r>
+        <w:t>209 commits, 19 database migrations, fully operational CI/CD pipeline</w:t>
       </w:r>
     </w:p>
     <w:p/>
     <w:p>
-      <w:pPr>
-        <w:spacing w:after="120"/>
-        <w:jc w:val="left"/>
-      </w:pPr>
       <w:r>
         <w:rPr>
           <w:b/>
-          <w:sz w:val="24"/>
         </w:rPr>
         <w:t>Project Milestones:</w:t>
+      </w:r>
+    </w:p>
+    <w:p>
+      <w:pPr>
+        <w:pStyle w:val="ListBullet"/>
+      </w:pPr>
+      <w:r>
+        <w:t>Version 1.0 — Smart Document Management System: Delivered March 30, 2026</w:t>
+      </w:r>
+    </w:p>
+    <w:p>
+      <w:pPr>
+        <w:pStyle w:val="ListBullet"/>
+      </w:pPr>
+      <w:r>
+        <w:t>Phase 9 — Compliance Foundation (v2.0): Delivered April 28, 2026</w:t>
+      </w:r>
+    </w:p>
+    <w:p>
+      <w:pPr>
+        <w:pStyle w:val="ListBullet"/>
+      </w:pPr>
+      <w:r>
+        <w:t>Phase 10 — ML Classification + Risk Scoring (v2.0): In active development</w:t>
+      </w:r>
+    </w:p>
+    <w:p>
+      <w:pPr>
+        <w:pStyle w:val="ListBullet"/>
+      </w:pPr>
+      <w:r>
+        <w:t>Phases 11–15 — Alerts, Response Drafting, Search, Portal Integration, Email Ingestion: Scheduled</w:t>
+      </w:r>
+    </w:p>
+    <w:p/>
+    <w:p>
+      <w:pPr>
+        <w:pStyle w:val="Heading1"/>
+      </w:pPr>
+      <w:r>
+        <w:t>1. PROJECT METRICS</w:t>
+      </w:r>
+    </w:p>
+    <w:p>
+      <w:pPr>
+        <w:pStyle w:val="Heading2"/>
+      </w:pPr>
+      <w:r>
+        <w:t>1.1 Progress Summary</w:t>
       </w:r>
     </w:p>
     <w:tbl>
@@ -256,85 +282,107 @@
         <w:tblLook w:firstColumn="1" w:firstRow="1" w:lastColumn="0" w:lastRow="0" w:noHBand="0" w:noVBand="1" w:val="04A0"/>
       </w:tblPr>
       <w:tblGrid>
-        <w:gridCol w:w="2160"/>
-        <w:gridCol w:w="2160"/>
-        <w:gridCol w:w="2160"/>
-        <w:gridCol w:w="2160"/>
+        <w:gridCol w:w="1560"/>
+        <w:gridCol w:w="1560"/>
+        <w:gridCol w:w="1560"/>
+        <w:gridCol w:w="1560"/>
+        <w:gridCol w:w="1560"/>
+        <w:gridCol w:w="1560"/>
       </w:tblGrid>
       <w:tr>
         <w:tc>
           <w:tcPr>
-            <w:tcW w:type="dxa" w:w="2160"/>
-            <w:shd w:val="clear" w:color="auto" w:fill="1B3A5C"/>
+            <w:tcW w:type="dxa" w:w="1560"/>
+            <w:shd w:fill="305496"/>
           </w:tcPr>
           <w:p>
-            <w:pPr>
-              <w:jc w:val="center"/>
-            </w:pPr>
+            <w:r/>
             <w:r>
               <w:rPr>
                 <w:b/>
                 <w:color w:val="FFFFFF"/>
-                <w:sz w:val="20"/>
               </w:rPr>
-              <w:t>Phase</w:t>
+              <w:t>Scope</w:t>
             </w:r>
           </w:p>
         </w:tc>
         <w:tc>
           <w:tcPr>
-            <w:tcW w:type="dxa" w:w="2160"/>
-            <w:shd w:val="clear" w:color="auto" w:fill="1B3A5C"/>
+            <w:tcW w:type="dxa" w:w="1560"/>
+            <w:shd w:fill="305496"/>
           </w:tcPr>
           <w:p>
-            <w:pPr>
-              <w:jc w:val="center"/>
-            </w:pPr>
+            <w:r/>
             <w:r>
               <w:rPr>
                 <w:b/>
                 <w:color w:val="FFFFFF"/>
-                <w:sz w:val="20"/>
               </w:rPr>
-              <w:t>Description</w:t>
+              <w:t>Phases</w:t>
             </w:r>
           </w:p>
         </w:tc>
         <w:tc>
           <w:tcPr>
-            <w:tcW w:type="dxa" w:w="2160"/>
-            <w:shd w:val="clear" w:color="auto" w:fill="1B3A5C"/>
+            <w:tcW w:type="dxa" w:w="1560"/>
+            <w:shd w:fill="305496"/>
           </w:tcPr>
           <w:p>
-            <w:pPr>
-              <w:jc w:val="center"/>
-            </w:pPr>
+            <w:r/>
             <w:r>
               <w:rPr>
                 <w:b/>
                 <w:color w:val="FFFFFF"/>
-                <w:sz w:val="20"/>
               </w:rPr>
-              <w:t>Completed</w:t>
+              <w:t>Delivered</w:t>
             </w:r>
           </w:p>
         </w:tc>
         <w:tc>
           <w:tcPr>
-            <w:tcW w:type="dxa" w:w="2160"/>
-            <w:shd w:val="clear" w:color="auto" w:fill="1B3A5C"/>
+            <w:tcW w:type="dxa" w:w="1560"/>
+            <w:shd w:fill="305496"/>
           </w:tcPr>
           <w:p>
-            <w:pPr>
-              <w:jc w:val="center"/>
-            </w:pPr>
+            <w:r/>
             <w:r>
               <w:rPr>
                 <w:b/>
                 <w:color w:val="FFFFFF"/>
-                <w:sz w:val="20"/>
               </w:rPr>
-              <w:t>Plans</w:t>
+              <w:t>In Progress</w:t>
+            </w:r>
+          </w:p>
+        </w:tc>
+        <w:tc>
+          <w:tcPr>
+            <w:tcW w:type="dxa" w:w="1560"/>
+            <w:shd w:fill="305496"/>
+          </w:tcPr>
+          <w:p>
+            <w:r/>
+            <w:r>
+              <w:rPr>
+                <w:b/>
+                <w:color w:val="FFFFFF"/>
+              </w:rPr>
+              <w:t>Scheduled</w:t>
+            </w:r>
+          </w:p>
+        </w:tc>
+        <w:tc>
+          <w:tcPr>
+            <w:tcW w:type="dxa" w:w="1560"/>
+            <w:shd w:fill="305496"/>
+          </w:tcPr>
+          <w:p>
+            <w:r/>
+            <w:r>
+              <w:rPr>
+                <w:b/>
+                <w:color w:val="FFFFFF"/>
+              </w:rPr>
+              <w:t>% Delivered</w:t>
             </w:r>
           </w:p>
         </w:tc>
@@ -342,53 +390,61 @@
       <w:tr>
         <w:tc>
           <w:tcPr>
-            <w:tcW w:type="dxa" w:w="2160"/>
+            <w:tcW w:type="dxa" w:w="1560"/>
           </w:tcPr>
           <w:p>
             <w:r>
-              <w:rPr>
-                <w:sz w:val="20"/>
-              </w:rPr>
-              <w:t>Phase 1</w:t>
+              <w:t>v1.0 — Smart Document Management</w:t>
             </w:r>
           </w:p>
         </w:tc>
         <w:tc>
           <w:tcPr>
-            <w:tcW w:type="dxa" w:w="2160"/>
+            <w:tcW w:type="dxa" w:w="1560"/>
           </w:tcPr>
           <w:p>
             <w:r>
-              <w:rPr>
-                <w:sz w:val="20"/>
-              </w:rPr>
-              <w:t>Foundation &amp; Security Hardening</w:t>
+              <w:t>1–8</w:t>
             </w:r>
           </w:p>
         </w:tc>
         <w:tc>
           <w:tcPr>
-            <w:tcW w:type="dxa" w:w="2160"/>
+            <w:tcW w:type="dxa" w:w="1560"/>
           </w:tcPr>
           <w:p>
             <w:r>
-              <w:rPr>
-                <w:sz w:val="20"/>
-              </w:rPr>
-              <w:t>Feb 25, 2026</w:t>
+              <w:t>8</w:t>
             </w:r>
           </w:p>
         </w:tc>
         <w:tc>
           <w:tcPr>
-            <w:tcW w:type="dxa" w:w="2160"/>
+            <w:tcW w:type="dxa" w:w="1560"/>
           </w:tcPr>
           <w:p>
             <w:r>
-              <w:rPr>
-                <w:sz w:val="20"/>
-              </w:rPr>
-              <w:t>4/4</w:t>
+              <w:t>0</w:t>
+            </w:r>
+          </w:p>
+        </w:tc>
+        <w:tc>
+          <w:tcPr>
+            <w:tcW w:type="dxa" w:w="1560"/>
+          </w:tcPr>
+          <w:p>
+            <w:r>
+              <w:t>0</w:t>
+            </w:r>
+          </w:p>
+        </w:tc>
+        <w:tc>
+          <w:tcPr>
+            <w:tcW w:type="dxa" w:w="1560"/>
+          </w:tcPr>
+          <w:p>
+            <w:r>
+              <w:t>100%</w:t>
             </w:r>
           </w:p>
         </w:tc>
@@ -396,53 +452,61 @@
       <w:tr>
         <w:tc>
           <w:tcPr>
-            <w:tcW w:type="dxa" w:w="2160"/>
+            <w:tcW w:type="dxa" w:w="1560"/>
           </w:tcPr>
           <w:p>
             <w:r>
-              <w:rPr>
-                <w:sz w:val="20"/>
-              </w:rPr>
-              <w:t>Phase 2</w:t>
+              <w:t>v2.0 — Compliance Management</w:t>
             </w:r>
           </w:p>
         </w:tc>
         <w:tc>
           <w:tcPr>
-            <w:tcW w:type="dxa" w:w="2160"/>
+            <w:tcW w:type="dxa" w:w="1560"/>
           </w:tcPr>
           <w:p>
             <w:r>
-              <w:rPr>
-                <w:sz w:val="20"/>
-              </w:rPr>
-              <w:t>Document Processing Pipeline</w:t>
+              <w:t>9–15</w:t>
             </w:r>
           </w:p>
         </w:tc>
         <w:tc>
           <w:tcPr>
-            <w:tcW w:type="dxa" w:w="2160"/>
+            <w:tcW w:type="dxa" w:w="1560"/>
           </w:tcPr>
           <w:p>
             <w:r>
-              <w:rPr>
-                <w:sz w:val="20"/>
-              </w:rPr>
-              <w:t>Mar 1, 2026</w:t>
+              <w:t>1</w:t>
             </w:r>
           </w:p>
         </w:tc>
         <w:tc>
           <w:tcPr>
-            <w:tcW w:type="dxa" w:w="2160"/>
+            <w:tcW w:type="dxa" w:w="1560"/>
           </w:tcPr>
           <w:p>
             <w:r>
-              <w:rPr>
-                <w:sz w:val="20"/>
-              </w:rPr>
-              <w:t>4/4</w:t>
+              <w:t>1</w:t>
+            </w:r>
+          </w:p>
+        </w:tc>
+        <w:tc>
+          <w:tcPr>
+            <w:tcW w:type="dxa" w:w="1560"/>
+          </w:tcPr>
+          <w:p>
+            <w:r>
+              <w:t>5</w:t>
+            </w:r>
+          </w:p>
+        </w:tc>
+        <w:tc>
+          <w:tcPr>
+            <w:tcW w:type="dxa" w:w="1560"/>
+          </w:tcPr>
+          <w:p>
+            <w:r>
+              <w:t>14%</w:t>
             </w:r>
           </w:p>
         </w:tc>
@@ -450,377 +514,61 @@
       <w:tr>
         <w:tc>
           <w:tcPr>
-            <w:tcW w:type="dxa" w:w="2160"/>
+            <w:tcW w:type="dxa" w:w="1560"/>
           </w:tcPr>
           <w:p>
             <w:r>
-              <w:rPr>
-                <w:sz w:val="20"/>
-              </w:rPr>
-              <w:t>Phase 3</w:t>
+              <w:t>Program Total</w:t>
             </w:r>
           </w:p>
         </w:tc>
         <w:tc>
           <w:tcPr>
-            <w:tcW w:type="dxa" w:w="2160"/>
+            <w:tcW w:type="dxa" w:w="1560"/>
           </w:tcPr>
           <w:p>
             <w:r>
-              <w:rPr>
-                <w:sz w:val="20"/>
-              </w:rPr>
-              <w:t>ML Classification Upgrade</w:t>
+              <w:t>1–15</w:t>
             </w:r>
           </w:p>
         </w:tc>
         <w:tc>
           <w:tcPr>
-            <w:tcW w:type="dxa" w:w="2160"/>
+            <w:tcW w:type="dxa" w:w="1560"/>
           </w:tcPr>
           <w:p>
             <w:r>
-              <w:rPr>
-                <w:sz w:val="20"/>
-              </w:rPr>
-              <w:t>Mar 5, 2026</w:t>
+              <w:t>9</w:t>
             </w:r>
           </w:p>
         </w:tc>
         <w:tc>
           <w:tcPr>
-            <w:tcW w:type="dxa" w:w="2160"/>
+            <w:tcW w:type="dxa" w:w="1560"/>
           </w:tcPr>
           <w:p>
             <w:r>
-              <w:rPr>
-                <w:sz w:val="20"/>
-              </w:rPr>
-              <w:t>2/2</w:t>
-            </w:r>
-          </w:p>
-        </w:tc>
-      </w:tr>
-      <w:tr>
-        <w:tc>
-          <w:tcPr>
-            <w:tcW w:type="dxa" w:w="2160"/>
-          </w:tcPr>
-          <w:p>
-            <w:r>
-              <w:rPr>
-                <w:sz w:val="20"/>
-              </w:rPr>
-              <w:t>Phase 4</w:t>
+              <w:t>1</w:t>
             </w:r>
           </w:p>
         </w:tc>
         <w:tc>
           <w:tcPr>
-            <w:tcW w:type="dxa" w:w="2160"/>
+            <w:tcW w:type="dxa" w:w="1560"/>
           </w:tcPr>
           <w:p>
             <w:r>
-              <w:rPr>
-                <w:sz w:val="20"/>
-              </w:rPr>
-              <w:t>Search &amp; Retrieval</w:t>
+              <w:t>5</w:t>
             </w:r>
           </w:p>
         </w:tc>
         <w:tc>
           <w:tcPr>
-            <w:tcW w:type="dxa" w:w="2160"/>
+            <w:tcW w:type="dxa" w:w="1560"/>
           </w:tcPr>
           <w:p>
             <w:r>
-              <w:rPr>
-                <w:sz w:val="20"/>
-              </w:rPr>
-              <w:t>Mar 11, 2026</w:t>
-            </w:r>
-          </w:p>
-        </w:tc>
-        <w:tc>
-          <w:tcPr>
-            <w:tcW w:type="dxa" w:w="2160"/>
-          </w:tcPr>
-          <w:p>
-            <w:r>
-              <w:rPr>
-                <w:sz w:val="20"/>
-              </w:rPr>
-              <w:t>3/3</w:t>
-            </w:r>
-          </w:p>
-        </w:tc>
-      </w:tr>
-      <w:tr>
-        <w:tc>
-          <w:tcPr>
-            <w:tcW w:type="dxa" w:w="2160"/>
-          </w:tcPr>
-          <w:p>
-            <w:r>
-              <w:rPr>
-                <w:sz w:val="20"/>
-              </w:rPr>
-              <w:t>Phase 5</w:t>
-            </w:r>
-          </w:p>
-        </w:tc>
-        <w:tc>
-          <w:tcPr>
-            <w:tcW w:type="dxa" w:w="2160"/>
-          </w:tcPr>
-          <w:p>
-            <w:r>
-              <w:rPr>
-                <w:sz w:val="20"/>
-              </w:rPr>
-              <w:t>LLM Smart Extraction</w:t>
-            </w:r>
-          </w:p>
-        </w:tc>
-        <w:tc>
-          <w:tcPr>
-            <w:tcW w:type="dxa" w:w="2160"/>
-          </w:tcPr>
-          <w:p>
-            <w:r>
-              <w:rPr>
-                <w:sz w:val="20"/>
-              </w:rPr>
-              <w:t>Mar 15, 2026</w:t>
-            </w:r>
-          </w:p>
-        </w:tc>
-        <w:tc>
-          <w:tcPr>
-            <w:tcW w:type="dxa" w:w="2160"/>
-          </w:tcPr>
-          <w:p>
-            <w:r>
-              <w:rPr>
-                <w:sz w:val="20"/>
-              </w:rPr>
-              <w:t>4/4</w:t>
-            </w:r>
-          </w:p>
-        </w:tc>
-      </w:tr>
-      <w:tr>
-        <w:tc>
-          <w:tcPr>
-            <w:tcW w:type="dxa" w:w="2160"/>
-          </w:tcPr>
-          <w:p>
-            <w:r>
-              <w:rPr>
-                <w:sz w:val="20"/>
-              </w:rPr>
-              <w:t>Phase 6</w:t>
-            </w:r>
-          </w:p>
-        </w:tc>
-        <w:tc>
-          <w:tcPr>
-            <w:tcW w:type="dxa" w:w="2160"/>
-          </w:tcPr>
-          <w:p>
-            <w:r>
-              <w:rPr>
-                <w:sz w:val="20"/>
-              </w:rPr>
-              <w:t>Access Control &amp; SSO</w:t>
-            </w:r>
-          </w:p>
-        </w:tc>
-        <w:tc>
-          <w:tcPr>
-            <w:tcW w:type="dxa" w:w="2160"/>
-          </w:tcPr>
-          <w:p>
-            <w:r>
-              <w:rPr>
-                <w:sz w:val="20"/>
-              </w:rPr>
-              <w:t>Mar 20, 2026</w:t>
-            </w:r>
-          </w:p>
-        </w:tc>
-        <w:tc>
-          <w:tcPr>
-            <w:tcW w:type="dxa" w:w="2160"/>
-          </w:tcPr>
-          <w:p>
-            <w:r>
-              <w:rPr>
-                <w:sz w:val="20"/>
-              </w:rPr>
-              <w:t>4/4</w:t>
-            </w:r>
-          </w:p>
-        </w:tc>
-      </w:tr>
-      <w:tr>
-        <w:tc>
-          <w:tcPr>
-            <w:tcW w:type="dxa" w:w="2160"/>
-          </w:tcPr>
-          <w:p>
-            <w:r>
-              <w:rPr>
-                <w:sz w:val="20"/>
-              </w:rPr>
-              <w:t>Security Audit</w:t>
-            </w:r>
-          </w:p>
-        </w:tc>
-        <w:tc>
-          <w:tcPr>
-            <w:tcW w:type="dxa" w:w="2160"/>
-          </w:tcPr>
-          <w:p>
-            <w:r>
-              <w:rPr>
-                <w:sz w:val="20"/>
-              </w:rPr>
-              <w:t>End-to-End Security Hardening</w:t>
-            </w:r>
-          </w:p>
-        </w:tc>
-        <w:tc>
-          <w:tcPr>
-            <w:tcW w:type="dxa" w:w="2160"/>
-          </w:tcPr>
-          <w:p>
-            <w:r>
-              <w:rPr>
-                <w:sz w:val="20"/>
-              </w:rPr>
-              <w:t>Mar 23, 2026</w:t>
-            </w:r>
-          </w:p>
-        </w:tc>
-        <w:tc>
-          <w:tcPr>
-            <w:tcW w:type="dxa" w:w="2160"/>
-          </w:tcPr>
-          <w:p>
-            <w:r>
-              <w:rPr>
-                <w:sz w:val="20"/>
-              </w:rPr>
-              <w:t>—</w:t>
-            </w:r>
-          </w:p>
-        </w:tc>
-      </w:tr>
-      <w:tr>
-        <w:tc>
-          <w:tcPr>
-            <w:tcW w:type="dxa" w:w="2160"/>
-          </w:tcPr>
-          <w:p>
-            <w:r>
-              <w:rPr>
-                <w:sz w:val="20"/>
-              </w:rPr>
-              <w:t>Phase 7</w:t>
-            </w:r>
-          </w:p>
-        </w:tc>
-        <w:tc>
-          <w:tcPr>
-            <w:tcW w:type="dxa" w:w="2160"/>
-          </w:tcPr>
-          <w:p>
-            <w:r>
-              <w:rPr>
-                <w:sz w:val="20"/>
-              </w:rPr>
-              <w:t>UI &amp; Analytics Dashboard</w:t>
-            </w:r>
-          </w:p>
-        </w:tc>
-        <w:tc>
-          <w:tcPr>
-            <w:tcW w:type="dxa" w:w="2160"/>
-          </w:tcPr>
-          <w:p>
-            <w:r>
-              <w:rPr>
-                <w:sz w:val="20"/>
-              </w:rPr>
-              <w:t>Mar 25, 2026</w:t>
-            </w:r>
-          </w:p>
-        </w:tc>
-        <w:tc>
-          <w:tcPr>
-            <w:tcW w:type="dxa" w:w="2160"/>
-          </w:tcPr>
-          <w:p>
-            <w:r>
-              <w:rPr>
-                <w:sz w:val="20"/>
-              </w:rPr>
-              <w:t>4/4</w:t>
-            </w:r>
-          </w:p>
-        </w:tc>
-      </w:tr>
-      <w:tr>
-        <w:tc>
-          <w:tcPr>
-            <w:tcW w:type="dxa" w:w="2160"/>
-          </w:tcPr>
-          <w:p>
-            <w:r>
-              <w:rPr>
-                <w:sz w:val="20"/>
-              </w:rPr>
-              <w:t>Phase 8</w:t>
-            </w:r>
-          </w:p>
-        </w:tc>
-        <w:tc>
-          <w:tcPr>
-            <w:tcW w:type="dxa" w:w="2160"/>
-          </w:tcPr>
-          <w:p>
-            <w:r>
-              <w:rPr>
-                <w:sz w:val="20"/>
-              </w:rPr>
-              <w:t>Production Readiness</w:t>
-            </w:r>
-          </w:p>
-        </w:tc>
-        <w:tc>
-          <w:tcPr>
-            <w:tcW w:type="dxa" w:w="2160"/>
-          </w:tcPr>
-          <w:p>
-            <w:r>
-              <w:rPr>
-                <w:sz w:val="20"/>
-              </w:rPr>
-              <w:t>Mar 25, 2026</w:t>
-            </w:r>
-          </w:p>
-        </w:tc>
-        <w:tc>
-          <w:tcPr>
-            <w:tcW w:type="dxa" w:w="2160"/>
-          </w:tcPr>
-          <w:p>
-            <w:r>
-              <w:rPr>
-                <w:sz w:val="20"/>
-              </w:rPr>
-              <w:t>4/4</w:t>
+              <w:t>60%</w:t>
             </w:r>
           </w:p>
         </w:tc>
@@ -828,19 +576,11 @@
     </w:tbl>
     <w:p/>
     <w:p>
-      <w:pPr>
-        <w:pStyle w:val="Heading1"/>
-      </w:pPr>
-      <w:r>
-        <w:t>1. PROJECT METRICS</w:t>
-      </w:r>
-    </w:p>
-    <w:p>
-      <w:pPr>
-        <w:pStyle w:val="Heading2"/>
-      </w:pPr>
-      <w:r>
-        <w:t>1.1 Progress Summary</w:t>
+      <w:r>
+        <w:rPr>
+          <w:b/>
+        </w:rPr>
+        <w:t>Requirements Status by Phase</w:t>
       </w:r>
     </w:p>
     <w:tbl>
@@ -851,83 +591,71 @@
         <w:tblLook w:firstColumn="1" w:firstRow="1" w:lastColumn="0" w:lastRow="0" w:noHBand="0" w:noVBand="1" w:val="04A0"/>
       </w:tblPr>
       <w:tblGrid>
-        <w:gridCol w:w="2160"/>
-        <w:gridCol w:w="2160"/>
-        <w:gridCol w:w="2160"/>
-        <w:gridCol w:w="2160"/>
+        <w:gridCol w:w="2340"/>
+        <w:gridCol w:w="2340"/>
+        <w:gridCol w:w="2340"/>
+        <w:gridCol w:w="2340"/>
       </w:tblGrid>
       <w:tr>
         <w:tc>
           <w:tcPr>
-            <w:tcW w:type="dxa" w:w="2160"/>
-            <w:shd w:val="clear" w:color="auto" w:fill="1B3A5C"/>
+            <w:tcW w:type="dxa" w:w="2340"/>
+            <w:shd w:fill="305496"/>
           </w:tcPr>
           <w:p>
-            <w:pPr>
-              <w:jc w:val="center"/>
-            </w:pPr>
+            <w:r/>
             <w:r>
               <w:rPr>
                 <w:b/>
                 <w:color w:val="FFFFFF"/>
-                <w:sz w:val="20"/>
               </w:rPr>
-              <w:t>Metric</w:t>
+              <w:t>Phase</w:t>
             </w:r>
           </w:p>
         </w:tc>
         <w:tc>
           <w:tcPr>
-            <w:tcW w:type="dxa" w:w="2160"/>
-            <w:shd w:val="clear" w:color="auto" w:fill="1B3A5C"/>
+            <w:tcW w:type="dxa" w:w="2340"/>
+            <w:shd w:fill="305496"/>
           </w:tcPr>
           <w:p>
-            <w:pPr>
-              <w:jc w:val="center"/>
-            </w:pPr>
+            <w:r/>
             <w:r>
               <w:rPr>
                 <w:b/>
                 <w:color w:val="FFFFFF"/>
-                <w:sz w:val="20"/>
               </w:rPr>
-              <w:t>Target</w:t>
+              <w:t>Requirements</w:t>
             </w:r>
           </w:p>
         </w:tc>
         <w:tc>
           <w:tcPr>
-            <w:tcW w:type="dxa" w:w="2160"/>
-            <w:shd w:val="clear" w:color="auto" w:fill="1B3A5C"/>
+            <w:tcW w:type="dxa" w:w="2340"/>
+            <w:shd w:fill="305496"/>
           </w:tcPr>
           <w:p>
-            <w:pPr>
-              <w:jc w:val="center"/>
-            </w:pPr>
+            <w:r/>
             <w:r>
               <w:rPr>
                 <w:b/>
                 <w:color w:val="FFFFFF"/>
-                <w:sz w:val="20"/>
               </w:rPr>
-              <w:t>Achieved</w:t>
+              <w:t>Satisfied</w:t>
             </w:r>
           </w:p>
         </w:tc>
         <w:tc>
           <w:tcPr>
-            <w:tcW w:type="dxa" w:w="2160"/>
-            <w:shd w:val="clear" w:color="auto" w:fill="1B3A5C"/>
+            <w:tcW w:type="dxa" w:w="2340"/>
+            <w:shd w:fill="305496"/>
           </w:tcPr>
           <w:p>
-            <w:pPr>
-              <w:jc w:val="center"/>
-            </w:pPr>
+            <w:r/>
             <w:r>
               <w:rPr>
                 <w:b/>
                 <w:color w:val="FFFFFF"/>
-                <w:sz w:val="20"/>
               </w:rPr>
               <w:t>Status</w:t>
             </w:r>
@@ -937,53 +665,41 @@
       <w:tr>
         <w:tc>
           <w:tcPr>
-            <w:tcW w:type="dxa" w:w="2160"/>
+            <w:tcW w:type="dxa" w:w="2340"/>
           </w:tcPr>
           <w:p>
             <w:r>
-              <w:rPr>
-                <w:sz w:val="20"/>
-              </w:rPr>
-              <w:t>Overall Completion</w:t>
+              <w:t>Phase 1 — Foundation &amp; Security Hardening</w:t>
             </w:r>
           </w:p>
         </w:tc>
         <w:tc>
           <w:tcPr>
-            <w:tcW w:type="dxa" w:w="2160"/>
+            <w:tcW w:type="dxa" w:w="2340"/>
           </w:tcPr>
           <w:p>
             <w:r>
-              <w:rPr>
-                <w:sz w:val="20"/>
-              </w:rPr>
-              <w:t>100%</w:t>
+              <w:t>—</w:t>
             </w:r>
           </w:p>
         </w:tc>
         <w:tc>
           <w:tcPr>
-            <w:tcW w:type="dxa" w:w="2160"/>
+            <w:tcW w:type="dxa" w:w="2340"/>
           </w:tcPr>
           <w:p>
             <w:r>
-              <w:rPr>
-                <w:sz w:val="20"/>
-              </w:rPr>
-              <w:t>100%</w:t>
+              <w:t>—</w:t>
             </w:r>
           </w:p>
         </w:tc>
         <w:tc>
           <w:tcPr>
-            <w:tcW w:type="dxa" w:w="2160"/>
+            <w:tcW w:type="dxa" w:w="2340"/>
           </w:tcPr>
           <w:p>
             <w:r>
-              <w:rPr>
-                <w:sz w:val="20"/>
-              </w:rPr>
-              <w:t>Complete</w:t>
+              <w:t>Delivered Feb 25, 2026</w:t>
             </w:r>
           </w:p>
         </w:tc>
@@ -991,53 +707,41 @@
       <w:tr>
         <w:tc>
           <w:tcPr>
-            <w:tcW w:type="dxa" w:w="2160"/>
+            <w:tcW w:type="dxa" w:w="2340"/>
           </w:tcPr>
           <w:p>
             <w:r>
-              <w:rPr>
-                <w:sz w:val="20"/>
-              </w:rPr>
-              <w:t>Phases Completed</w:t>
+              <w:t>Phase 2 — Document Processing Pipeline</w:t>
             </w:r>
           </w:p>
         </w:tc>
         <w:tc>
           <w:tcPr>
-            <w:tcW w:type="dxa" w:w="2160"/>
+            <w:tcW w:type="dxa" w:w="2340"/>
           </w:tcPr>
           <w:p>
             <w:r>
-              <w:rPr>
-                <w:sz w:val="20"/>
-              </w:rPr>
-              <w:t>8</w:t>
+              <w:t>—</w:t>
             </w:r>
           </w:p>
         </w:tc>
         <w:tc>
           <w:tcPr>
-            <w:tcW w:type="dxa" w:w="2160"/>
+            <w:tcW w:type="dxa" w:w="2340"/>
           </w:tcPr>
           <w:p>
             <w:r>
-              <w:rPr>
-                <w:sz w:val="20"/>
-              </w:rPr>
-              <w:t>8</w:t>
+              <w:t>—</w:t>
             </w:r>
           </w:p>
         </w:tc>
         <w:tc>
           <w:tcPr>
-            <w:tcW w:type="dxa" w:w="2160"/>
+            <w:tcW w:type="dxa" w:w="2340"/>
           </w:tcPr>
           <w:p>
             <w:r>
-              <w:rPr>
-                <w:sz w:val="20"/>
-              </w:rPr>
-              <w:t>All Done</w:t>
+              <w:t>Delivered Mar 1, 2026</w:t>
             </w:r>
           </w:p>
         </w:tc>
@@ -1045,53 +749,41 @@
       <w:tr>
         <w:tc>
           <w:tcPr>
-            <w:tcW w:type="dxa" w:w="2160"/>
+            <w:tcW w:type="dxa" w:w="2340"/>
           </w:tcPr>
           <w:p>
             <w:r>
-              <w:rPr>
-                <w:sz w:val="20"/>
-              </w:rPr>
-              <w:t>Plans Completed</w:t>
+              <w:t>Phase 3 — ML Classification Upgrade</w:t>
             </w:r>
           </w:p>
         </w:tc>
         <w:tc>
           <w:tcPr>
-            <w:tcW w:type="dxa" w:w="2160"/>
+            <w:tcW w:type="dxa" w:w="2340"/>
           </w:tcPr>
           <w:p>
             <w:r>
-              <w:rPr>
-                <w:sz w:val="20"/>
-              </w:rPr>
-              <w:t>29</w:t>
+              <w:t>—</w:t>
             </w:r>
           </w:p>
         </w:tc>
         <w:tc>
           <w:tcPr>
-            <w:tcW w:type="dxa" w:w="2160"/>
+            <w:tcW w:type="dxa" w:w="2340"/>
           </w:tcPr>
           <w:p>
             <w:r>
-              <w:rPr>
-                <w:sz w:val="20"/>
-              </w:rPr>
-              <w:t>29</w:t>
+              <w:t>—</w:t>
             </w:r>
           </w:p>
         </w:tc>
         <w:tc>
           <w:tcPr>
-            <w:tcW w:type="dxa" w:w="2160"/>
+            <w:tcW w:type="dxa" w:w="2340"/>
           </w:tcPr>
           <w:p>
             <w:r>
-              <w:rPr>
-                <w:sz w:val="20"/>
-              </w:rPr>
-              <w:t>All Done</w:t>
+              <w:t>Delivered Mar 5, 2026</w:t>
             </w:r>
           </w:p>
         </w:tc>
@@ -1099,53 +791,41 @@
       <w:tr>
         <w:tc>
           <w:tcPr>
-            <w:tcW w:type="dxa" w:w="2160"/>
+            <w:tcW w:type="dxa" w:w="2340"/>
           </w:tcPr>
           <w:p>
             <w:r>
-              <w:rPr>
-                <w:sz w:val="20"/>
-              </w:rPr>
-              <w:t>Requirements Mapped</w:t>
+              <w:t>Phase 4 — Search &amp; Retrieval</w:t>
             </w:r>
           </w:p>
         </w:tc>
         <w:tc>
           <w:tcPr>
-            <w:tcW w:type="dxa" w:w="2160"/>
+            <w:tcW w:type="dxa" w:w="2340"/>
           </w:tcPr>
           <w:p>
             <w:r>
-              <w:rPr>
-                <w:sz w:val="20"/>
-              </w:rPr>
-              <w:t>42</w:t>
+              <w:t>—</w:t>
             </w:r>
           </w:p>
         </w:tc>
         <w:tc>
           <w:tcPr>
-            <w:tcW w:type="dxa" w:w="2160"/>
+            <w:tcW w:type="dxa" w:w="2340"/>
           </w:tcPr>
           <w:p>
             <w:r>
-              <w:rPr>
-                <w:sz w:val="20"/>
-              </w:rPr>
-              <w:t>42</w:t>
+              <w:t>—</w:t>
             </w:r>
           </w:p>
         </w:tc>
         <w:tc>
           <w:tcPr>
-            <w:tcW w:type="dxa" w:w="2160"/>
+            <w:tcW w:type="dxa" w:w="2340"/>
           </w:tcPr>
           <w:p>
             <w:r>
-              <w:rPr>
-                <w:sz w:val="20"/>
-              </w:rPr>
-              <w:t>Complete</w:t>
+              <w:t>Delivered Mar 11, 2026</w:t>
             </w:r>
           </w:p>
         </w:tc>
@@ -1153,53 +833,41 @@
       <w:tr>
         <w:tc>
           <w:tcPr>
-            <w:tcW w:type="dxa" w:w="2160"/>
+            <w:tcW w:type="dxa" w:w="2340"/>
           </w:tcPr>
           <w:p>
             <w:r>
-              <w:rPr>
-                <w:sz w:val="20"/>
-              </w:rPr>
-              <w:t>Classification Accuracy</w:t>
+              <w:t>Phase 5 — LLM Smart Extraction</w:t>
             </w:r>
           </w:p>
         </w:tc>
         <w:tc>
           <w:tcPr>
-            <w:tcW w:type="dxa" w:w="2160"/>
+            <w:tcW w:type="dxa" w:w="2340"/>
           </w:tcPr>
           <w:p>
             <w:r>
-              <w:rPr>
-                <w:sz w:val="20"/>
-              </w:rPr>
-              <w:t>&gt;85%</w:t>
+              <w:t>—</w:t>
             </w:r>
           </w:p>
         </w:tc>
         <w:tc>
           <w:tcPr>
-            <w:tcW w:type="dxa" w:w="2160"/>
+            <w:tcW w:type="dxa" w:w="2340"/>
           </w:tcPr>
           <w:p>
             <w:r>
-              <w:rPr>
-                <w:sz w:val="20"/>
-              </w:rPr>
-              <w:t>85.06%</w:t>
+              <w:t>—</w:t>
             </w:r>
           </w:p>
         </w:tc>
         <w:tc>
           <w:tcPr>
-            <w:tcW w:type="dxa" w:w="2160"/>
+            <w:tcW w:type="dxa" w:w="2340"/>
           </w:tcPr>
           <w:p>
             <w:r>
-              <w:rPr>
-                <w:sz w:val="20"/>
-              </w:rPr>
-              <w:t>Exceeded</w:t>
+              <w:t>Delivered Mar 15, 2026</w:t>
             </w:r>
           </w:p>
         </w:tc>
@@ -1207,53 +875,41 @@
       <w:tr>
         <w:tc>
           <w:tcPr>
-            <w:tcW w:type="dxa" w:w="2160"/>
+            <w:tcW w:type="dxa" w:w="2340"/>
           </w:tcPr>
           <w:p>
             <w:r>
-              <w:rPr>
-                <w:sz w:val="20"/>
-              </w:rPr>
-              <w:t>Search Response Time</w:t>
+              <w:t>Phase 6 — Access Control &amp; SSO</w:t>
             </w:r>
           </w:p>
         </w:tc>
         <w:tc>
           <w:tcPr>
-            <w:tcW w:type="dxa" w:w="2160"/>
+            <w:tcW w:type="dxa" w:w="2340"/>
           </w:tcPr>
           <w:p>
             <w:r>
-              <w:rPr>
-                <w:sz w:val="20"/>
-              </w:rPr>
-              <w:t>&lt;2s</w:t>
+              <w:t>—</w:t>
             </w:r>
           </w:p>
         </w:tc>
         <w:tc>
           <w:tcPr>
-            <w:tcW w:type="dxa" w:w="2160"/>
+            <w:tcW w:type="dxa" w:w="2340"/>
           </w:tcPr>
           <w:p>
             <w:r>
-              <w:rPr>
-                <w:sz w:val="20"/>
-              </w:rPr>
-              <w:t>&lt;2s</w:t>
+              <w:t>—</w:t>
             </w:r>
           </w:p>
         </w:tc>
         <w:tc>
           <w:tcPr>
-            <w:tcW w:type="dxa" w:w="2160"/>
+            <w:tcW w:type="dxa" w:w="2340"/>
           </w:tcPr>
           <w:p>
             <w:r>
-              <w:rPr>
-                <w:sz w:val="20"/>
-              </w:rPr>
-              <w:t>Met</w:t>
+              <w:t>Delivered Mar 20, 2026</w:t>
             </w:r>
           </w:p>
         </w:tc>
@@ -1261,53 +917,41 @@
       <w:tr>
         <w:tc>
           <w:tcPr>
-            <w:tcW w:type="dxa" w:w="2160"/>
+            <w:tcW w:type="dxa" w:w="2340"/>
           </w:tcPr>
           <w:p>
             <w:r>
-              <w:rPr>
-                <w:sz w:val="20"/>
-              </w:rPr>
-              <w:t>Test Suite</w:t>
+              <w:t>Phase 7 — UI &amp; Analytics</w:t>
             </w:r>
           </w:p>
         </w:tc>
         <w:tc>
           <w:tcPr>
-            <w:tcW w:type="dxa" w:w="2160"/>
+            <w:tcW w:type="dxa" w:w="2340"/>
           </w:tcPr>
           <w:p>
             <w:r>
-              <w:rPr>
-                <w:sz w:val="20"/>
-              </w:rPr>
-              <w:t>All passing</w:t>
+              <w:t>—</w:t>
             </w:r>
           </w:p>
         </w:tc>
         <w:tc>
           <w:tcPr>
-            <w:tcW w:type="dxa" w:w="2160"/>
+            <w:tcW w:type="dxa" w:w="2340"/>
           </w:tcPr>
           <w:p>
             <w:r>
-              <w:rPr>
-                <w:sz w:val="20"/>
-              </w:rPr>
-              <w:t>18/18 passing</w:t>
+              <w:t>—</w:t>
             </w:r>
           </w:p>
         </w:tc>
         <w:tc>
           <w:tcPr>
-            <w:tcW w:type="dxa" w:w="2160"/>
+            <w:tcW w:type="dxa" w:w="2340"/>
           </w:tcPr>
           <w:p>
             <w:r>
-              <w:rPr>
-                <w:sz w:val="20"/>
-              </w:rPr>
-              <w:t>Green</w:t>
+              <w:t>Delivered Mar 25, 2026</w:t>
             </w:r>
           </w:p>
         </w:tc>
@@ -1315,53 +959,461 @@
       <w:tr>
         <w:tc>
           <w:tcPr>
-            <w:tcW w:type="dxa" w:w="2160"/>
+            <w:tcW w:type="dxa" w:w="2340"/>
           </w:tcPr>
           <w:p>
             <w:r>
-              <w:rPr>
-                <w:sz w:val="20"/>
-              </w:rPr>
-              <w:t>Security Fixes Applied</w:t>
+              <w:t>Phase 8 — Production Readiness</w:t>
             </w:r>
           </w:p>
         </w:tc>
         <w:tc>
           <w:tcPr>
-            <w:tcW w:type="dxa" w:w="2160"/>
+            <w:tcW w:type="dxa" w:w="2340"/>
           </w:tcPr>
           <w:p>
             <w:r>
-              <w:rPr>
-                <w:sz w:val="20"/>
-              </w:rPr>
               <w:t>—</w:t>
             </w:r>
           </w:p>
         </w:tc>
         <w:tc>
           <w:tcPr>
-            <w:tcW w:type="dxa" w:w="2160"/>
+            <w:tcW w:type="dxa" w:w="2340"/>
           </w:tcPr>
           <w:p>
             <w:r>
-              <w:rPr>
-                <w:sz w:val="20"/>
-              </w:rPr>
-              <w:t>46+</w:t>
+              <w:t>—</w:t>
             </w:r>
           </w:p>
         </w:tc>
         <w:tc>
           <w:tcPr>
-            <w:tcW w:type="dxa" w:w="2160"/>
+            <w:tcW w:type="dxa" w:w="2340"/>
           </w:tcPr>
           <w:p>
             <w:r>
-              <w:rPr>
-                <w:sz w:val="20"/>
-              </w:rPr>
-              <w:t>Hardened</w:t>
+              <w:t>Delivered Mar 30, 2026</w:t>
+            </w:r>
+          </w:p>
+        </w:tc>
+      </w:tr>
+      <w:tr>
+        <w:tc>
+          <w:tcPr>
+            <w:tcW w:type="dxa" w:w="2340"/>
+          </w:tcPr>
+          <w:p>
+            <w:r>
+              <w:t>v1.0 Subtotal</w:t>
+            </w:r>
+          </w:p>
+        </w:tc>
+        <w:tc>
+          <w:tcPr>
+            <w:tcW w:type="dxa" w:w="2340"/>
+          </w:tcPr>
+          <w:p>
+            <w:r>
+              <w:t>42</w:t>
+            </w:r>
+          </w:p>
+        </w:tc>
+        <w:tc>
+          <w:tcPr>
+            <w:tcW w:type="dxa" w:w="2340"/>
+          </w:tcPr>
+          <w:p>
+            <w:r>
+              <w:t>42 (100%)</w:t>
+            </w:r>
+          </w:p>
+        </w:tc>
+        <w:tc>
+          <w:tcPr>
+            <w:tcW w:type="dxa" w:w="2340"/>
+          </w:tcPr>
+          <w:p>
+            <w:r>
+              <w:t>DELIVERED</w:t>
+            </w:r>
+          </w:p>
+        </w:tc>
+      </w:tr>
+      <w:tr>
+        <w:tc>
+          <w:tcPr>
+            <w:tcW w:type="dxa" w:w="2340"/>
+          </w:tcPr>
+          <w:p>
+            <w:r>
+              <w:t>Phase 9 — Compliance Foundation</w:t>
+            </w:r>
+          </w:p>
+        </w:tc>
+        <w:tc>
+          <w:tcPr>
+            <w:tcW w:type="dxa" w:w="2340"/>
+          </w:tcPr>
+          <w:p>
+            <w:r>
+              <w:t>26</w:t>
+            </w:r>
+          </w:p>
+        </w:tc>
+        <w:tc>
+          <w:tcPr>
+            <w:tcW w:type="dxa" w:w="2340"/>
+          </w:tcPr>
+          <w:p>
+            <w:r>
+              <w:t>26 (100%)</w:t>
+            </w:r>
+          </w:p>
+        </w:tc>
+        <w:tc>
+          <w:tcPr>
+            <w:tcW w:type="dxa" w:w="2340"/>
+          </w:tcPr>
+          <w:p>
+            <w:r>
+              <w:t>Delivered Apr 28, 2026</w:t>
+            </w:r>
+          </w:p>
+        </w:tc>
+      </w:tr>
+      <w:tr>
+        <w:tc>
+          <w:tcPr>
+            <w:tcW w:type="dxa" w:w="2340"/>
+          </w:tcPr>
+          <w:p>
+            <w:r>
+              <w:t>Phase 10 — ML Classification + Risk Scoring</w:t>
+            </w:r>
+          </w:p>
+        </w:tc>
+        <w:tc>
+          <w:tcPr>
+            <w:tcW w:type="dxa" w:w="2340"/>
+          </w:tcPr>
+          <w:p>
+            <w:r>
+              <w:t>14</w:t>
+            </w:r>
+          </w:p>
+        </w:tc>
+        <w:tc>
+          <w:tcPr>
+            <w:tcW w:type="dxa" w:w="2340"/>
+          </w:tcPr>
+          <w:p>
+            <w:r>
+              <w:t>0 (0%)</w:t>
+            </w:r>
+          </w:p>
+        </w:tc>
+        <w:tc>
+          <w:tcPr>
+            <w:tcW w:type="dxa" w:w="2340"/>
+          </w:tcPr>
+          <w:p>
+            <w:r>
+              <w:t>In Active Development</w:t>
+            </w:r>
+          </w:p>
+        </w:tc>
+      </w:tr>
+      <w:tr>
+        <w:tc>
+          <w:tcPr>
+            <w:tcW w:type="dxa" w:w="2340"/>
+          </w:tcPr>
+          <w:p>
+            <w:r>
+              <w:t>Phase 11 — Alert System + Compliance Calendar</w:t>
+            </w:r>
+          </w:p>
+        </w:tc>
+        <w:tc>
+          <w:tcPr>
+            <w:tcW w:type="dxa" w:w="2340"/>
+          </w:tcPr>
+          <w:p>
+            <w:r>
+              <w:t>18</w:t>
+            </w:r>
+          </w:p>
+        </w:tc>
+        <w:tc>
+          <w:tcPr>
+            <w:tcW w:type="dxa" w:w="2340"/>
+          </w:tcPr>
+          <w:p>
+            <w:r>
+              <w:t>0 (0%)</w:t>
+            </w:r>
+          </w:p>
+        </w:tc>
+        <w:tc>
+          <w:tcPr>
+            <w:tcW w:type="dxa" w:w="2340"/>
+          </w:tcPr>
+          <w:p>
+            <w:r>
+              <w:t>Scheduled</w:t>
+            </w:r>
+          </w:p>
+        </w:tc>
+      </w:tr>
+      <w:tr>
+        <w:tc>
+          <w:tcPr>
+            <w:tcW w:type="dxa" w:w="2340"/>
+          </w:tcPr>
+          <w:p>
+            <w:r>
+              <w:t>Phase 12 — Response Drafting + Evidence Mgmt</w:t>
+            </w:r>
+          </w:p>
+        </w:tc>
+        <w:tc>
+          <w:tcPr>
+            <w:tcW w:type="dxa" w:w="2340"/>
+          </w:tcPr>
+          <w:p>
+            <w:r>
+              <w:t>19</w:t>
+            </w:r>
+          </w:p>
+        </w:tc>
+        <w:tc>
+          <w:tcPr>
+            <w:tcW w:type="dxa" w:w="2340"/>
+          </w:tcPr>
+          <w:p>
+            <w:r>
+              <w:t>0 (0%)</w:t>
+            </w:r>
+          </w:p>
+        </w:tc>
+        <w:tc>
+          <w:tcPr>
+            <w:tcW w:type="dxa" w:w="2340"/>
+          </w:tcPr>
+          <w:p>
+            <w:r>
+              <w:t>Scheduled</w:t>
+            </w:r>
+          </w:p>
+        </w:tc>
+      </w:tr>
+      <w:tr>
+        <w:tc>
+          <w:tcPr>
+            <w:tcW w:type="dxa" w:w="2340"/>
+          </w:tcPr>
+          <w:p>
+            <w:r>
+              <w:t>Phase 13 — Cross-Entity Search + Reporting</w:t>
+            </w:r>
+          </w:p>
+        </w:tc>
+        <w:tc>
+          <w:tcPr>
+            <w:tcW w:type="dxa" w:w="2340"/>
+          </w:tcPr>
+          <w:p>
+            <w:r>
+              <w:t>7</w:t>
+            </w:r>
+          </w:p>
+        </w:tc>
+        <w:tc>
+          <w:tcPr>
+            <w:tcW w:type="dxa" w:w="2340"/>
+          </w:tcPr>
+          <w:p>
+            <w:r>
+              <w:t>0 (0%)</w:t>
+            </w:r>
+          </w:p>
+        </w:tc>
+        <w:tc>
+          <w:tcPr>
+            <w:tcW w:type="dxa" w:w="2340"/>
+          </w:tcPr>
+          <w:p>
+            <w:r>
+              <w:t>Scheduled</w:t>
+            </w:r>
+          </w:p>
+        </w:tc>
+      </w:tr>
+      <w:tr>
+        <w:tc>
+          <w:tcPr>
+            <w:tcW w:type="dxa" w:w="2340"/>
+          </w:tcPr>
+          <w:p>
+            <w:r>
+              <w:t>Phase 14 — Government Portal Integration</w:t>
+            </w:r>
+          </w:p>
+        </w:tc>
+        <w:tc>
+          <w:tcPr>
+            <w:tcW w:type="dxa" w:w="2340"/>
+          </w:tcPr>
+          <w:p>
+            <w:r>
+              <w:t>8</w:t>
+            </w:r>
+          </w:p>
+        </w:tc>
+        <w:tc>
+          <w:tcPr>
+            <w:tcW w:type="dxa" w:w="2340"/>
+          </w:tcPr>
+          <w:p>
+            <w:r>
+              <w:t>0 (0%)</w:t>
+            </w:r>
+          </w:p>
+        </w:tc>
+        <w:tc>
+          <w:tcPr>
+            <w:tcW w:type="dxa" w:w="2340"/>
+          </w:tcPr>
+          <w:p>
+            <w:r>
+              <w:t>Scheduled</w:t>
+            </w:r>
+          </w:p>
+        </w:tc>
+      </w:tr>
+      <w:tr>
+        <w:tc>
+          <w:tcPr>
+            <w:tcW w:type="dxa" w:w="2340"/>
+          </w:tcPr>
+          <w:p>
+            <w:r>
+              <w:t>Phase 15 — Email Document Ingestion</w:t>
+            </w:r>
+          </w:p>
+        </w:tc>
+        <w:tc>
+          <w:tcPr>
+            <w:tcW w:type="dxa" w:w="2340"/>
+          </w:tcPr>
+          <w:p>
+            <w:r>
+              <w:t>16</w:t>
+            </w:r>
+          </w:p>
+        </w:tc>
+        <w:tc>
+          <w:tcPr>
+            <w:tcW w:type="dxa" w:w="2340"/>
+          </w:tcPr>
+          <w:p>
+            <w:r>
+              <w:t>0 (0%)</w:t>
+            </w:r>
+          </w:p>
+        </w:tc>
+        <w:tc>
+          <w:tcPr>
+            <w:tcW w:type="dxa" w:w="2340"/>
+          </w:tcPr>
+          <w:p>
+            <w:r>
+              <w:t>Scheduled</w:t>
+            </w:r>
+          </w:p>
+        </w:tc>
+      </w:tr>
+      <w:tr>
+        <w:tc>
+          <w:tcPr>
+            <w:tcW w:type="dxa" w:w="2340"/>
+          </w:tcPr>
+          <w:p>
+            <w:r>
+              <w:t>v2.0 Subtotal</w:t>
+            </w:r>
+          </w:p>
+        </w:tc>
+        <w:tc>
+          <w:tcPr>
+            <w:tcW w:type="dxa" w:w="2340"/>
+          </w:tcPr>
+          <w:p>
+            <w:r>
+              <w:t>108</w:t>
+            </w:r>
+          </w:p>
+        </w:tc>
+        <w:tc>
+          <w:tcPr>
+            <w:tcW w:type="dxa" w:w="2340"/>
+          </w:tcPr>
+          <w:p>
+            <w:r>
+              <w:t>26 (24%)</w:t>
+            </w:r>
+          </w:p>
+        </w:tc>
+        <w:tc>
+          <w:tcPr>
+            <w:tcW w:type="dxa" w:w="2340"/>
+          </w:tcPr>
+          <w:p>
+            <w:r>
+              <w:t>IN PROGRESS</w:t>
+            </w:r>
+          </w:p>
+        </w:tc>
+      </w:tr>
+      <w:tr>
+        <w:tc>
+          <w:tcPr>
+            <w:tcW w:type="dxa" w:w="2340"/>
+          </w:tcPr>
+          <w:p>
+            <w:r>
+              <w:t>PROGRAM TOTAL</w:t>
+            </w:r>
+          </w:p>
+        </w:tc>
+        <w:tc>
+          <w:tcPr>
+            <w:tcW w:type="dxa" w:w="2340"/>
+          </w:tcPr>
+          <w:p>
+            <w:r>
+              <w:t>150</w:t>
+            </w:r>
+          </w:p>
+        </w:tc>
+        <w:tc>
+          <w:tcPr>
+            <w:tcW w:type="dxa" w:w="2340"/>
+          </w:tcPr>
+          <w:p>
+            <w:r>
+              <w:t>68 (45%)</w:t>
+            </w:r>
+          </w:p>
+        </w:tc>
+        <w:tc>
+          <w:tcPr>
+            <w:tcW w:type="dxa" w:w="2340"/>
+          </w:tcPr>
+          <w:p>
+            <w:r>
+              <w:t>60% phases delivered</w:t>
             </w:r>
           </w:p>
         </w:tc>
@@ -1381,7 +1433,7 @@
         <w:pStyle w:val="ListBullet"/>
       </w:pPr>
       <w:r>
-        <w:t>Total implementation plans executed: 29</w:t>
+        <w:t>Total implementation plans completed: 36 (29 in v1.0 + 7 in Phase 9 of v2.0)</w:t>
       </w:r>
     </w:p>
     <w:p>
@@ -1389,7 +1441,7 @@
         <w:pStyle w:val="ListBullet"/>
       </w:pPr>
       <w:r>
-        <w:t>Total commits: 100+</w:t>
+        <w:t>Total commits: 209 (v1.0: 127 | v2.0 to date: 82)</w:t>
       </w:r>
     </w:p>
     <w:p>
@@ -1397,7 +1449,7 @@
         <w:pStyle w:val="ListBullet"/>
       </w:pPr>
       <w:r>
-        <w:t>Security audit sessions: 3 (21 fixes + 12 auth fixes + 25 hardening fixes)</w:t>
+        <w:t>Total source lines of code: 31,628 (Python backend: 20,108 | TypeScript frontend: 11,520)</w:t>
       </w:r>
     </w:p>
     <w:p>
@@ -1405,7 +1457,7 @@
         <w:pStyle w:val="ListBullet"/>
       </w:pPr>
       <w:r>
-        <w:t>Files created/modified: 50+ across backend, frontend, and infrastructure</w:t>
+        <w:t>Codebase growth since v1.0 delivery: 3.1× (10,286 → 31,628 lines)</w:t>
       </w:r>
     </w:p>
     <w:p>
@@ -1413,7 +1465,31 @@
         <w:pStyle w:val="ListBullet"/>
       </w:pPr>
       <w:r>
-        <w:t>CI/CD pipeline: GitHub Actions with lint, test, and Docker build stages</w:t>
+        <w:t>Database migrations applied: 19 (added 8 in Phase 9 for compliance schema, audit immutability, role-based access)</w:t>
+      </w:r>
+    </w:p>
+    <w:p>
+      <w:pPr>
+        <w:pStyle w:val="ListBullet"/>
+      </w:pPr>
+      <w:r>
+        <w:t>Security audit sessions: 3 (21 fixes + 12 auth fixes + 25 hardening fixes in v1.0; ongoing review in v2.0)</w:t>
+      </w:r>
+    </w:p>
+    <w:p>
+      <w:pPr>
+        <w:pStyle w:val="ListBullet"/>
+      </w:pPr>
+      <w:r>
+        <w:t>CI/CD pipeline: GitHub Actions — lint, test, and Docker build stages, all passing</w:t>
+      </w:r>
+    </w:p>
+    <w:p>
+      <w:pPr>
+        <w:pStyle w:val="ListBullet"/>
+      </w:pPr>
+      <w:r>
+        <w:t>End-to-end verification: 21-step manual smoke test completed on Phase 9 delivery (April 28, 2026)</w:t>
       </w:r>
     </w:p>
     <w:p/>
@@ -1430,26 +1506,21 @@
         <w:pStyle w:val="Heading2"/>
       </w:pPr>
       <w:r>
-        <w:t>2.1 Core System Infrastructure</w:t>
-      </w:r>
-    </w:p>
-    <w:p>
-      <w:pPr>
-        <w:spacing w:after="120"/>
-      </w:pPr>
-      <w:r>
-        <w:t>All core components have been successfully implemented and are operational:</w:t>
-      </w:r>
-    </w:p>
-    <w:p>
-      <w:pPr>
-        <w:spacing w:after="120"/>
-        <w:jc w:val="left"/>
-      </w:pPr>
+        <w:t>2.1 Core System Infrastructure (v1.0)</w:t>
+      </w:r>
+    </w:p>
+    <w:p>
+      <w:r>
+        <w:rPr>
+          <w:b w:val="0"/>
+        </w:rPr>
+        <w:t>All v1.0 components are in production and operating as designed:</w:t>
+      </w:r>
+    </w:p>
+    <w:p>
       <w:r>
         <w:rPr>
           <w:b/>
-          <w:sz w:val="22"/>
         </w:rPr>
         <w:t>Authentication &amp; Security</w:t>
       </w:r>
@@ -1467,7 +1538,7 @@
         <w:pStyle w:val="ListBullet"/>
       </w:pPr>
       <w:r>
-        <w:t>Bcrypt password hashing with complexity enforcement (8+ chars, mixed case, digit, special)</w:t>
+        <w:t>Bcrypt password hashing with complexity enforcement (8+ characters, mixed case, digit, special)</w:t>
       </w:r>
     </w:p>
     <w:p>
@@ -1503,14 +1574,9 @@
       </w:r>
     </w:p>
     <w:p>
-      <w:pPr>
-        <w:spacing w:after="120"/>
-        <w:jc w:val="left"/>
-      </w:pPr>
       <w:r>
         <w:rPr>
           <w:b/>
-          <w:sz w:val="22"/>
         </w:rPr>
         <w:t>Document Management</w:t>
       </w:r>
@@ -1568,7 +1634,7 @@
         <w:pStyle w:val="ListBullet"/>
       </w:pPr>
       <w:r>
-        <w:t>Magic bytes file validation to prevent type spoofing</w:t>
+        <w:t>Magic-bytes file validation to prevent type spoofing</w:t>
       </w:r>
     </w:p>
     <w:p>
@@ -1580,14 +1646,9 @@
       </w:r>
     </w:p>
     <w:p>
-      <w:pPr>
-        <w:spacing w:after="120"/>
-        <w:jc w:val="left"/>
-      </w:pPr>
       <w:r>
         <w:rPr>
           <w:b/>
-          <w:sz w:val="22"/>
         </w:rPr>
         <w:t>Machine Learning Pipeline</w:t>
       </w:r>
@@ -1613,7 +1674,7 @@
         <w:pStyle w:val="ListBullet"/>
       </w:pPr>
       <w:r>
-        <w:t>ML-powered classification: TF-IDF + Linear SVC (85.06% accuracy) with scikit-learn</w:t>
+        <w:t>Classification model: TF-IDF + Linear SVC (85.06% accuracy) with scikit-learn</w:t>
       </w:r>
     </w:p>
     <w:p>
@@ -1629,20 +1690,15 @@
         <w:pStyle w:val="ListBullet"/>
       </w:pPr>
       <w:r>
-        <w:t>Confidence score display with color-coded badges (green &gt;80%, yellow 50–80%, red &lt;50%)</w:t>
-      </w:r>
-    </w:p>
-    <w:p>
-      <w:pPr>
-        <w:spacing w:after="120"/>
-        <w:jc w:val="left"/>
-      </w:pPr>
+        <w:t>Confidence score display with color-coded badges</w:t>
+      </w:r>
+    </w:p>
+    <w:p>
       <w:r>
         <w:rPr>
           <w:b/>
-          <w:sz w:val="22"/>
         </w:rPr>
-        <w:t>LLM Smart Extraction</w:t>
+        <w:t>Smart Extraction (LLM)</w:t>
       </w:r>
     </w:p>
     <w:p>
@@ -1650,7 +1706,7 @@
         <w:pStyle w:val="ListBullet"/>
       </w:pPr>
       <w:r>
-        <w:t>Multi-provider LLM service with abstraction layer (OpenAI, Google Gemini, local fallback)</w:t>
+        <w:t>Multi-provider extraction service (OpenAI, Google Gemini, local fallback)</w:t>
       </w:r>
     </w:p>
     <w:p>
@@ -1666,7 +1722,7 @@
         <w:pStyle w:val="ListBullet"/>
       </w:pPr>
       <w:r>
-        <w:t>AI-generated document summaries with confidence scoring</w:t>
+        <w:t>Automated document summaries with confidence scoring</w:t>
       </w:r>
     </w:p>
     <w:p>
@@ -1674,7 +1730,7 @@
         <w:pStyle w:val="ListBullet"/>
       </w:pPr>
       <w:r>
-        <w:t>User-configurable LLM provider selection via settings page</w:t>
+        <w:t>User-configurable provider selection via settings page</w:t>
       </w:r>
     </w:p>
     <w:p>
@@ -1682,18 +1738,13 @@
         <w:pStyle w:val="ListBullet"/>
       </w:pPr>
       <w:r>
-        <w:t>Asynchronous extraction integrated with Celery pipeline</w:t>
-      </w:r>
-    </w:p>
-    <w:p>
-      <w:pPr>
-        <w:spacing w:after="120"/>
-        <w:jc w:val="left"/>
-      </w:pPr>
+        <w:t>Asynchronous extraction integrated with the Celery pipeline</w:t>
+      </w:r>
+    </w:p>
+    <w:p>
       <w:r>
         <w:rPr>
           <w:b/>
-          <w:sz w:val="22"/>
         </w:rPr>
         <w:t>Search &amp; Retrieval</w:t>
       </w:r>
@@ -1711,7 +1762,7 @@
         <w:pStyle w:val="ListBullet"/>
       </w:pPr>
       <w:r>
-        <w:t>Advanced filters: category, date range (Pydantic validated), amount range (JSONB regex guard)</w:t>
+        <w:t>Advanced filters: category, date range (Pydantic validated), amount range</w:t>
       </w:r>
     </w:p>
     <w:p>
@@ -1731,14 +1782,9 @@
       </w:r>
     </w:p>
     <w:p>
-      <w:pPr>
-        <w:spacing w:after="120"/>
-        <w:jc w:val="left"/>
-      </w:pPr>
       <w:r>
         <w:rPr>
           <w:b/>
-          <w:sz w:val="22"/>
         </w:rPr>
         <w:t>Analytics &amp; UI</w:t>
       </w:r>
@@ -1748,7 +1794,7 @@
         <w:pStyle w:val="ListBullet"/>
       </w:pPr>
       <w:r>
-        <w:t>Analytics dashboard with upload trends (area chart), category distribution (donut chart), and stat cards</w:t>
+        <w:t>Analytics dashboard with upload trends, category distribution, and stat cards</w:t>
       </w:r>
     </w:p>
     <w:p>
@@ -1776,14 +1822,9 @@
       </w:r>
     </w:p>
     <w:p>
-      <w:pPr>
-        <w:spacing w:after="120"/>
-        <w:jc w:val="left"/>
-      </w:pPr>
       <w:r>
         <w:rPr>
           <w:b/>
-          <w:sz w:val="22"/>
         </w:rPr>
         <w:t>Infrastructure &amp; DevOps</w:t>
       </w:r>
@@ -1866,7 +1907,224 @@
         <w:pStyle w:val="Heading2"/>
       </w:pPr>
       <w:r>
-        <w:t>2.2 Technical Architecture</w:t>
+        <w:t>2.2 v2.0 Compliance Management — Delivered Components</w:t>
+      </w:r>
+    </w:p>
+    <w:p>
+      <w:r>
+        <w:rPr>
+          <w:b w:val="0"/>
+        </w:rPr>
+        <w:t>Phase 9 has placed the following compliance infrastructure into production:</w:t>
+      </w:r>
+    </w:p>
+    <w:p>
+      <w:r>
+        <w:rPr>
+          <w:b/>
+        </w:rPr>
+        <w:t>Compliance Notice Lifecycle</w:t>
+      </w:r>
+    </w:p>
+    <w:p>
+      <w:pPr>
+        <w:pStyle w:val="ListBullet"/>
+      </w:pPr>
+      <w:r>
+        <w:t>Notice intake (PDF/JPG/PNG) with structured metadata: number, authority, date, deadline, penalty</w:t>
+      </w:r>
+    </w:p>
+    <w:p>
+      <w:pPr>
+        <w:pStyle w:val="ListBullet"/>
+      </w:pPr>
+      <w:r>
+        <w:t>Five-state workflow: Received → Under Review → Response Drafted → Submitted → Resolved/Dismissed</w:t>
+      </w:r>
+    </w:p>
+    <w:p>
+      <w:pPr>
+        <w:pStyle w:val="ListBullet"/>
+      </w:pPr>
+      <w:r>
+        <w:t>Linked-notice chains for show-cause and follow-up correspondence</w:t>
+      </w:r>
+    </w:p>
+    <w:p>
+      <w:pPr>
+        <w:pStyle w:val="ListBullet"/>
+      </w:pPr>
+      <w:r>
+        <w:t>Filtering and search by authority, type, status, risk level, deadline, GSTIN/PAN</w:t>
+      </w:r>
+    </w:p>
+    <w:p>
+      <w:pPr>
+        <w:pStyle w:val="ListBullet"/>
+      </w:pPr>
+      <w:r>
+        <w:t>Bulk-update for status transitions across selected notices</w:t>
+      </w:r>
+    </w:p>
+    <w:p>
+      <w:r>
+        <w:rPr>
+          <w:b/>
+        </w:rPr>
+        <w:t>Immutable Audit Trail</w:t>
+      </w:r>
+    </w:p>
+    <w:p>
+      <w:pPr>
+        <w:pStyle w:val="ListBullet"/>
+      </w:pPr>
+      <w:r>
+        <w:t>Database-level immutability: PostgreSQL trigger raises an append-only exception on UPDATE/DELETE</w:t>
+      </w:r>
+    </w:p>
+    <w:p>
+      <w:pPr>
+        <w:pStyle w:val="ListBullet"/>
+      </w:pPr>
+      <w:r>
+        <w:t>Privilege revocation on the application runtime role — no user, including administrators, can alter audit records via the application</w:t>
+      </w:r>
+    </w:p>
+    <w:p>
+      <w:pPr>
+        <w:pStyle w:val="ListBullet"/>
+      </w:pPr>
+      <w:r>
+        <w:t>Read-only audit query API for compliance review</w:t>
+      </w:r>
+    </w:p>
+    <w:p>
+      <w:r>
+        <w:rPr>
+          <w:b/>
+        </w:rPr>
+        <w:t>Extended Role-Based Access Control</w:t>
+      </w:r>
+    </w:p>
+    <w:p>
+      <w:pPr>
+        <w:pStyle w:val="ListBullet"/>
+      </w:pPr>
+      <w:r>
+        <w:t>Six compliance roles: Compliance Head, Legal Team, Finance Team, Auditor, CA/Consultant, Staff</w:t>
+      </w:r>
+    </w:p>
+    <w:p>
+      <w:pPr>
+        <w:pStyle w:val="ListBullet"/>
+      </w:pPr>
+      <w:r>
+        <w:t>84-case permission matrix governing every notice action across roles</w:t>
+      </w:r>
+    </w:p>
+    <w:p>
+      <w:pPr>
+        <w:pStyle w:val="ListBullet"/>
+      </w:pPr>
+      <w:r>
+        <w:t>Time-bound auditor access with three-tier expiry indicator (default / approaching / expired)</w:t>
+      </w:r>
+    </w:p>
+    <w:p>
+      <w:r>
+        <w:rPr>
+          <w:b/>
+        </w:rPr>
+        <w:t>Multi-Client Architecture</w:t>
+      </w:r>
+    </w:p>
+    <w:p>
+      <w:pPr>
+        <w:pStyle w:val="ListBullet"/>
+      </w:pPr>
+      <w:r>
+        <w:t>PostgreSQL Row-Level Security with two-policy access pattern (tenant isolation + cross-client view)</w:t>
+      </w:r>
+    </w:p>
+    <w:p>
+      <w:pPr>
+        <w:pStyle w:val="ListBullet"/>
+      </w:pPr>
+      <w:r>
+        <w:t>Verified zero cross-client data leakage across all client-scoped tables</w:t>
+      </w:r>
+    </w:p>
+    <w:p>
+      <w:pPr>
+        <w:pStyle w:val="ListBullet"/>
+      </w:pPr>
+      <w:r>
+        <w:t>Client onboarding wizard (4-step) with full validation against Indian identifier formats (GSTIN, PAN, CIN)</w:t>
+      </w:r>
+    </w:p>
+    <w:p>
+      <w:pPr>
+        <w:pStyle w:val="ListBullet"/>
+      </w:pPr>
+      <w:r>
+        <w:t>Per-client aggregate dashboard for CA/Consultant users managing multiple entities</w:t>
+      </w:r>
+    </w:p>
+    <w:p>
+      <w:r>
+        <w:rPr>
+          <w:b/>
+        </w:rPr>
+        <w:t>Compliance Frontend</w:t>
+      </w:r>
+    </w:p>
+    <w:p>
+      <w:pPr>
+        <w:pStyle w:val="ListBullet"/>
+      </w:pPr>
+      <w:r>
+        <w:t>Compliance dashboard with stat cards, notice table, filter sidebar, and bulk-action bar</w:t>
+      </w:r>
+    </w:p>
+    <w:p>
+      <w:pPr>
+        <w:pStyle w:val="ListBullet"/>
+      </w:pPr>
+      <w:r>
+        <w:t>Notice detail surface: workflow controls, metadata panel, timeline, chain navigation, attachment dropzone</w:t>
+      </w:r>
+    </w:p>
+    <w:p>
+      <w:pPr>
+        <w:pStyle w:val="ListBullet"/>
+      </w:pPr>
+      <w:r>
+        <w:t>Notice creation form, audit viewer, reports page, client management pages</w:t>
+      </w:r>
+    </w:p>
+    <w:p>
+      <w:pPr>
+        <w:pStyle w:val="ListBullet"/>
+      </w:pPr>
+      <w:r>
+        <w:t>ClientSwitcher component with per-request tenant header attachment</w:t>
+      </w:r>
+    </w:p>
+    <w:p>
+      <w:pPr>
+        <w:pStyle w:val="ListBullet"/>
+      </w:pPr>
+      <w:r>
+        <w:t>Reports page with compliance health summary and per-authority breakdowns</w:t>
+      </w:r>
+    </w:p>
+    <w:p/>
+    <w:p>
+      <w:pPr>
+        <w:pStyle w:val="Heading2"/>
+      </w:pPr>
+      <w:r>
+        <w:t>2.3 Technical Architecture</w:t>
       </w:r>
     </w:p>
     <w:tbl>
@@ -1877,24 +2135,21 @@
         <w:tblLook w:firstColumn="1" w:firstRow="1" w:lastColumn="0" w:lastRow="0" w:noHBand="0" w:noVBand="1" w:val="04A0"/>
       </w:tblPr>
       <w:tblGrid>
-        <w:gridCol w:w="4320"/>
-        <w:gridCol w:w="4320"/>
+        <w:gridCol w:w="4680"/>
+        <w:gridCol w:w="4680"/>
       </w:tblGrid>
       <w:tr>
         <w:tc>
           <w:tcPr>
-            <w:tcW w:type="dxa" w:w="4320"/>
-            <w:shd w:val="clear" w:color="auto" w:fill="1B3A5C"/>
+            <w:tcW w:type="dxa" w:w="4680"/>
+            <w:shd w:fill="305496"/>
           </w:tcPr>
           <w:p>
-            <w:pPr>
-              <w:jc w:val="center"/>
-            </w:pPr>
+            <w:r/>
             <w:r>
               <w:rPr>
                 <w:b/>
                 <w:color w:val="FFFFFF"/>
-                <w:sz w:val="20"/>
               </w:rPr>
               <w:t>Layer</w:t>
             </w:r>
@@ -1902,18 +2157,15 @@
         </w:tc>
         <w:tc>
           <w:tcPr>
-            <w:tcW w:type="dxa" w:w="4320"/>
-            <w:shd w:val="clear" w:color="auto" w:fill="1B3A5C"/>
+            <w:tcW w:type="dxa" w:w="4680"/>
+            <w:shd w:fill="305496"/>
           </w:tcPr>
           <w:p>
-            <w:pPr>
-              <w:jc w:val="center"/>
-            </w:pPr>
+            <w:r/>
             <w:r>
               <w:rPr>
                 <w:b/>
                 <w:color w:val="FFFFFF"/>
-                <w:sz w:val="20"/>
               </w:rPr>
               <w:t>Technology</w:t>
             </w:r>
@@ -1923,27 +2175,21 @@
       <w:tr>
         <w:tc>
           <w:tcPr>
-            <w:tcW w:type="dxa" w:w="4320"/>
+            <w:tcW w:type="dxa" w:w="4680"/>
           </w:tcPr>
           <w:p>
             <w:r>
-              <w:rPr>
-                <w:sz w:val="20"/>
-              </w:rPr>
               <w:t>Backend</w:t>
             </w:r>
           </w:p>
         </w:tc>
         <w:tc>
           <w:tcPr>
-            <w:tcW w:type="dxa" w:w="4320"/>
+            <w:tcW w:type="dxa" w:w="4680"/>
           </w:tcPr>
           <w:p>
             <w:r>
-              <w:rPr>
-                <w:sz w:val="20"/>
-              </w:rPr>
-              <w:t>Python 3.11+, FastAPI 0.104.1, SQLAlchemy 2.0.23</w:t>
+              <w:t>Python 3.11+, FastAPI 0.104.1, SQLAlchemy 2.0.23, Pydantic v2</w:t>
             </w:r>
           </w:p>
         </w:tc>
@@ -1951,27 +2197,21 @@
       <w:tr>
         <w:tc>
           <w:tcPr>
-            <w:tcW w:type="dxa" w:w="4320"/>
+            <w:tcW w:type="dxa" w:w="4680"/>
           </w:tcPr>
           <w:p>
             <w:r>
-              <w:rPr>
-                <w:sz w:val="20"/>
-              </w:rPr>
               <w:t>Frontend</w:t>
             </w:r>
           </w:p>
         </w:tc>
         <w:tc>
           <w:tcPr>
-            <w:tcW w:type="dxa" w:w="4320"/>
+            <w:tcW w:type="dxa" w:w="4680"/>
           </w:tcPr>
           <w:p>
             <w:r>
-              <w:rPr>
-                <w:sz w:val="20"/>
-              </w:rPr>
-              <w:t>Next.js 15.5.12, React 19, TypeScript, Tailwind CSS</w:t>
+              <w:t>Next.js 15.5.12, React 19, TypeScript, Tailwind CSS, Zustand, React Hook Form + Zod</w:t>
             </w:r>
           </w:p>
         </w:tc>
@@ -1979,27 +2219,21 @@
       <w:tr>
         <w:tc>
           <w:tcPr>
-            <w:tcW w:type="dxa" w:w="4320"/>
+            <w:tcW w:type="dxa" w:w="4680"/>
           </w:tcPr>
           <w:p>
             <w:r>
-              <w:rPr>
-                <w:sz w:val="20"/>
-              </w:rPr>
               <w:t>Database</w:t>
             </w:r>
           </w:p>
         </w:tc>
         <w:tc>
           <w:tcPr>
-            <w:tcW w:type="dxa" w:w="4320"/>
+            <w:tcW w:type="dxa" w:w="4680"/>
           </w:tcPr>
           <w:p>
             <w:r>
-              <w:rPr>
-                <w:sz w:val="20"/>
-              </w:rPr>
-              <w:t>Supabase (PostgreSQL 15, cloud-hosted)</w:t>
+              <w:t>Supabase PostgreSQL 15 — Row-Level Security, two-policy access pattern, append-only audit triggers</w:t>
             </w:r>
           </w:p>
         </w:tc>
@@ -2007,27 +2241,21 @@
       <w:tr>
         <w:tc>
           <w:tcPr>
-            <w:tcW w:type="dxa" w:w="4320"/>
+            <w:tcW w:type="dxa" w:w="4680"/>
           </w:tcPr>
           <w:p>
             <w:r>
-              <w:rPr>
-                <w:sz w:val="20"/>
-              </w:rPr>
-              <w:t>ML/NLP</w:t>
+              <w:t>Migrations</w:t>
             </w:r>
           </w:p>
         </w:tc>
         <w:tc>
           <w:tcPr>
-            <w:tcW w:type="dxa" w:w="4320"/>
+            <w:tcW w:type="dxa" w:w="4680"/>
           </w:tcPr>
           <w:p>
             <w:r>
-              <w:rPr>
-                <w:sz w:val="20"/>
-              </w:rPr>
-              <w:t>scikit-learn (TF-IDF + Linear SVC), Tesseract OCR, pdfplumber</w:t>
+              <w:t>Alembic — 19 migrations applied</w:t>
             </w:r>
           </w:p>
         </w:tc>
@@ -2035,27 +2263,21 @@
       <w:tr>
         <w:tc>
           <w:tcPr>
-            <w:tcW w:type="dxa" w:w="4320"/>
+            <w:tcW w:type="dxa" w:w="4680"/>
           </w:tcPr>
           <w:p>
             <w:r>
-              <w:rPr>
-                <w:sz w:val="20"/>
-              </w:rPr>
-              <w:t>LLM Extraction</w:t>
+              <w:t>v1.0 ML/NLP</w:t>
             </w:r>
           </w:p>
         </w:tc>
         <w:tc>
           <w:tcPr>
-            <w:tcW w:type="dxa" w:w="4320"/>
+            <w:tcW w:type="dxa" w:w="4680"/>
           </w:tcPr>
           <w:p>
             <w:r>
-              <w:rPr>
-                <w:sz w:val="20"/>
-              </w:rPr>
-              <w:t>Multi-provider: OpenAI, Google Gemini, local regex fallback</w:t>
+              <w:t>scikit-learn TF-IDF + Linear SVC (85.06% accuracy), Tesseract OCR, pdfplumber</w:t>
             </w:r>
           </w:p>
         </w:tc>
@@ -2063,27 +2285,21 @@
       <w:tr>
         <w:tc>
           <w:tcPr>
-            <w:tcW w:type="dxa" w:w="4320"/>
+            <w:tcW w:type="dxa" w:w="4680"/>
           </w:tcPr>
           <w:p>
             <w:r>
-              <w:rPr>
-                <w:sz w:val="20"/>
-              </w:rPr>
-              <w:t>Async Processing</w:t>
+              <w:t>v2.0 ML (in development)</w:t>
             </w:r>
           </w:p>
         </w:tc>
         <w:tc>
           <w:tcPr>
-            <w:tcW w:type="dxa" w:w="4320"/>
+            <w:tcW w:type="dxa" w:w="4680"/>
           </w:tcPr>
           <w:p>
             <w:r>
-              <w:rPr>
-                <w:sz w:val="20"/>
-              </w:rPr>
-              <w:t>Celery + Redis (rate-limited, pooled connections)</w:t>
+              <w:t>InLegalBERT classifier, spaCy NER, XGBoost risk scoring with SHAP explanations</w:t>
             </w:r>
           </w:p>
         </w:tc>
@@ -2091,26 +2307,64 @@
       <w:tr>
         <w:tc>
           <w:tcPr>
-            <w:tcW w:type="dxa" w:w="4320"/>
+            <w:tcW w:type="dxa" w:w="4680"/>
           </w:tcPr>
           <w:p>
             <w:r>
-              <w:rPr>
-                <w:sz w:val="20"/>
-              </w:rPr>
+              <w:t>LLM Extraction</w:t>
+            </w:r>
+          </w:p>
+        </w:tc>
+        <w:tc>
+          <w:tcPr>
+            <w:tcW w:type="dxa" w:w="4680"/>
+          </w:tcPr>
+          <w:p>
+            <w:r>
+              <w:t>Multi-provider chain: OpenAI → Google Gemini → local regex fallback</w:t>
+            </w:r>
+          </w:p>
+        </w:tc>
+      </w:tr>
+      <w:tr>
+        <w:tc>
+          <w:tcPr>
+            <w:tcW w:type="dxa" w:w="4680"/>
+          </w:tcPr>
+          <w:p>
+            <w:r>
+              <w:t>Async Processing</w:t>
+            </w:r>
+          </w:p>
+        </w:tc>
+        <w:tc>
+          <w:tcPr>
+            <w:tcW w:type="dxa" w:w="4680"/>
+          </w:tcPr>
+          <w:p>
+            <w:r>
+              <w:t>Celery + Redis — default queue (v1.0) and a dedicated 2 GB compliance queue (v2.0)</w:t>
+            </w:r>
+          </w:p>
+        </w:tc>
+      </w:tr>
+      <w:tr>
+        <w:tc>
+          <w:tcPr>
+            <w:tcW w:type="dxa" w:w="4680"/>
+          </w:tcPr>
+          <w:p>
+            <w:r>
               <w:t>Storage</w:t>
             </w:r>
           </w:p>
         </w:tc>
         <w:tc>
           <w:tcPr>
-            <w:tcW w:type="dxa" w:w="4320"/>
+            <w:tcW w:type="dxa" w:w="4680"/>
           </w:tcPr>
           <w:p>
             <w:r>
-              <w:rPr>
-                <w:sz w:val="20"/>
-              </w:rPr>
               <w:t>Local filesystem with AWS S3 abstraction</w:t>
             </w:r>
           </w:p>
@@ -2119,27 +2373,21 @@
       <w:tr>
         <w:tc>
           <w:tcPr>
-            <w:tcW w:type="dxa" w:w="4320"/>
+            <w:tcW w:type="dxa" w:w="4680"/>
           </w:tcPr>
           <w:p>
             <w:r>
-              <w:rPr>
-                <w:sz w:val="20"/>
-              </w:rPr>
               <w:t>DevOps</w:t>
             </w:r>
           </w:p>
         </w:tc>
         <w:tc>
           <w:tcPr>
-            <w:tcW w:type="dxa" w:w="4320"/>
+            <w:tcW w:type="dxa" w:w="4680"/>
           </w:tcPr>
           <w:p>
             <w:r>
-              <w:rPr>
-                <w:sz w:val="20"/>
-              </w:rPr>
-              <w:t>Docker, Docker Compose, GitHub Actions CI/CD</w:t>
+              <w:t>Docker Compose, GitHub Actions CI/CD, Dependabot weekly updates</w:t>
             </w:r>
           </w:p>
         </w:tc>
@@ -2147,27 +2395,21 @@
       <w:tr>
         <w:tc>
           <w:tcPr>
-            <w:tcW w:type="dxa" w:w="4320"/>
+            <w:tcW w:type="dxa" w:w="4680"/>
           </w:tcPr>
           <w:p>
             <w:r>
-              <w:rPr>
-                <w:sz w:val="20"/>
-              </w:rPr>
               <w:t>Security</w:t>
             </w:r>
           </w:p>
         </w:tc>
         <w:tc>
           <w:tcPr>
-            <w:tcW w:type="dxa" w:w="4320"/>
+            <w:tcW w:type="dxa" w:w="4680"/>
           </w:tcPr>
           <w:p>
             <w:r>
-              <w:rPr>
-                <w:sz w:val="20"/>
-              </w:rPr>
-              <w:t>JWT + refresh tokens, OAuth 2.0, RBAC, CSP headers</w:t>
+              <w:t>JWT + opaque refresh tokens, OAuth 2.0 (Google + Microsoft), Fernet encryption for PII, role-based access (3 roles in v1.0, 6 compliance roles in v2.0)</w:t>
             </w:r>
           </w:p>
         </w:tc>
@@ -2193,26 +2435,625 @@
     <w:p>
       <w:r>
         <w:rPr>
-          <w:b/>
+          <w:b w:val="0"/>
         </w:rPr>
-        <w:t xml:space="preserve">Completed: </w:t>
-      </w:r>
-      <w:r>
-        <w:t xml:space="preserve">February 25, 2026  |  </w:t>
-      </w:r>
+        <w:t>Delivered: February 25, 2026  |  4/4 Plans</w:t>
+      </w:r>
+    </w:p>
+    <w:p>
+      <w:r>
+        <w:rPr>
+          <w:b w:val="0"/>
+        </w:rPr>
+        <w:t>Eliminated critical security vulnerabilities and established configuration management.</w:t>
+      </w:r>
+    </w:p>
+    <w:p>
+      <w:pPr>
+        <w:pStyle w:val="ListBullet"/>
+      </w:pPr>
+      <w:r>
+        <w:t>Replaced hardcoded secrets with environment-based configuration</w:t>
+      </w:r>
+    </w:p>
+    <w:p>
+      <w:pPr>
+        <w:pStyle w:val="ListBullet"/>
+      </w:pPr>
+      <w:r>
+        <w:t>Implemented JWT refresh token mechanism with 30-minute access token expiry</w:t>
+      </w:r>
+    </w:p>
+    <w:p>
+      <w:pPr>
+        <w:pStyle w:val="ListBullet"/>
+      </w:pPr>
+      <w:r>
+        <w:t>Added rate limiting, security headers (HSTS, CSP, X-Frame-Options), and structured logging</w:t>
+      </w:r>
+    </w:p>
+    <w:p>
+      <w:pPr>
+        <w:pStyle w:val="ListBullet"/>
+      </w:pPr>
+      <w:r>
+        <w:t>Set up Alembic migration framework with initial migration</w:t>
+      </w:r>
+    </w:p>
+    <w:p>
+      <w:pPr>
+        <w:pStyle w:val="Heading2"/>
+      </w:pPr>
+      <w:r>
+        <w:t>Phase 2: Document Processing Pipeline</w:t>
+      </w:r>
+    </w:p>
+    <w:p>
+      <w:r>
+        <w:rPr>
+          <w:b w:val="0"/>
+        </w:rPr>
+        <w:t>Delivered: March 1, 2026  |  4/4 Plans</w:t>
+      </w:r>
+    </w:p>
+    <w:p>
+      <w:r>
+        <w:rPr>
+          <w:b w:val="0"/>
+        </w:rPr>
+        <w:t>Enabled asynchronous processing and expanded document format support.</w:t>
+      </w:r>
+    </w:p>
+    <w:p>
+      <w:pPr>
+        <w:pStyle w:val="ListBullet"/>
+      </w:pPr>
+      <w:r>
+        <w:t>Added DOCX support with enhanced OCR (morphological preprocessing)</w:t>
+      </w:r>
+    </w:p>
+    <w:p>
+      <w:pPr>
+        <w:pStyle w:val="ListBullet"/>
+      </w:pPr>
+      <w:r>
+        <w:t>Wired Celery async processing with 202 Accepted status endpoint</w:t>
+      </w:r>
+    </w:p>
+    <w:p>
+      <w:pPr>
+        <w:pStyle w:val="ListBullet"/>
+      </w:pPr>
+      <w:r>
+        <w:t>Built frontend bulk upload with per-file progress bars and polling</w:t>
+      </w:r>
+    </w:p>
+    <w:p>
+      <w:pPr>
+        <w:pStyle w:val="ListBullet"/>
+      </w:pPr>
+      <w:r>
+        <w:t>Implemented automatic metadata extraction (dates, amounts, vendor names)</w:t>
+      </w:r>
+    </w:p>
+    <w:p>
+      <w:pPr>
+        <w:pStyle w:val="Heading2"/>
+      </w:pPr>
+      <w:r>
+        <w:t>Phase 3: ML Classification Upgrade</w:t>
+      </w:r>
+    </w:p>
+    <w:p>
+      <w:r>
+        <w:rPr>
+          <w:b w:val="0"/>
+        </w:rPr>
+        <w:t>Delivered: March 5, 2026  |  2/2 Plans</w:t>
+      </w:r>
+    </w:p>
+    <w:p>
+      <w:r>
+        <w:rPr>
+          <w:b w:val="0"/>
+        </w:rPr>
+        <w:t>Achieved &gt;85% classification accuracy on real-world documents.</w:t>
+      </w:r>
+    </w:p>
+    <w:p>
+      <w:pPr>
+        <w:pStyle w:val="ListBullet"/>
+      </w:pPr>
+      <w:r>
+        <w:t>Trained TF-IDF + Linear SVC classifier using RVL-CDIP and Kaggle datasets</w:t>
+      </w:r>
+    </w:p>
+    <w:p>
+      <w:pPr>
+        <w:pStyle w:val="ListBullet"/>
+      </w:pPr>
+      <w:r>
+        <w:t>Built evaluation pipeline with confusion matrix and per-category precision/recall/F1</w:t>
+      </w:r>
+    </w:p>
+    <w:p>
+      <w:pPr>
+        <w:pStyle w:val="ListBullet"/>
+      </w:pPr>
+      <w:r>
+        <w:t>Achieved 85.06% accuracy — exceeding the 85% target</w:t>
+      </w:r>
+    </w:p>
+    <w:p>
+      <w:pPr>
+        <w:pStyle w:val="ListBullet"/>
+      </w:pPr>
+      <w:r>
+        <w:t>Integrated confidence-score display with color-coded indicators</w:t>
+      </w:r>
+    </w:p>
+    <w:p>
+      <w:pPr>
+        <w:pStyle w:val="Heading2"/>
+      </w:pPr>
+      <w:r>
+        <w:t>Phase 4: Search &amp; Retrieval</w:t>
+      </w:r>
+    </w:p>
+    <w:p>
+      <w:r>
+        <w:rPr>
+          <w:b w:val="0"/>
+        </w:rPr>
+        <w:t>Delivered: March 11, 2026  |  3/3 Plans</w:t>
+      </w:r>
+    </w:p>
+    <w:p>
+      <w:r>
+        <w:rPr>
+          <w:b w:val="0"/>
+        </w:rPr>
+        <w:t>Replaced basic search with production-grade full-text search.</w:t>
+      </w:r>
+    </w:p>
+    <w:p>
+      <w:pPr>
+        <w:pStyle w:val="ListBullet"/>
+      </w:pPr>
+      <w:r>
+        <w:t>Implemented PostgreSQL FTS with tsvector columns, GIN indexes, and ts_rank ranking</w:t>
+      </w:r>
+    </w:p>
+    <w:p>
+      <w:pPr>
+        <w:pStyle w:val="ListBullet"/>
+      </w:pPr>
+      <w:r>
+        <w:t>Added category, date range, and amount filters with Pydantic validation</w:t>
+      </w:r>
+    </w:p>
+    <w:p>
+      <w:pPr>
+        <w:pStyle w:val="ListBullet"/>
+      </w:pPr>
+      <w:r>
+        <w:t>Deployed fuzzy matching via pg_trgm extension for typo tolerance</w:t>
+      </w:r>
+    </w:p>
+    <w:p>
+      <w:pPr>
+        <w:pStyle w:val="ListBullet"/>
+      </w:pPr>
+      <w:r>
+        <w:t>Verified sub-2-second search response times at scale</w:t>
+      </w:r>
+    </w:p>
+    <w:p>
+      <w:pPr>
+        <w:pStyle w:val="Heading2"/>
+      </w:pPr>
+      <w:r>
+        <w:t>Phase 5: LLM Smart Extraction</w:t>
+      </w:r>
+    </w:p>
+    <w:p>
+      <w:r>
+        <w:rPr>
+          <w:b w:val="0"/>
+        </w:rPr>
+        <w:t>Delivered: March 15, 2026  |  4/4 Plans</w:t>
+      </w:r>
+    </w:p>
+    <w:p>
+      <w:r>
+        <w:rPr>
+          <w:b w:val="0"/>
+        </w:rPr>
+        <w:t>Added intelligent data extraction and document summarization.</w:t>
+      </w:r>
+    </w:p>
+    <w:p>
+      <w:pPr>
+        <w:pStyle w:val="ListBullet"/>
+      </w:pPr>
+      <w:r>
+        <w:t>Built multi-provider extraction service (OpenAI, Google Gemini, local regex fallback)</w:t>
+      </w:r>
+    </w:p>
+    <w:p>
+      <w:pPr>
+        <w:pStyle w:val="ListBullet"/>
+      </w:pPr>
+      <w:r>
+        <w:t>Implemented document-type-specific extraction prompts with structured JSON output</w:t>
+      </w:r>
+    </w:p>
+    <w:p>
+      <w:pPr>
+        <w:pStyle w:val="ListBullet"/>
+      </w:pPr>
+      <w:r>
+        <w:t>Added automated summarization with field-level confidence scoring</w:t>
+      </w:r>
+    </w:p>
+    <w:p>
+      <w:pPr>
+        <w:pStyle w:val="ListBullet"/>
+      </w:pPr>
+      <w:r>
+        <w:t>Built provider configuration settings page integrated with the async pipeline</w:t>
+      </w:r>
+    </w:p>
+    <w:p>
+      <w:pPr>
+        <w:pStyle w:val="Heading2"/>
+      </w:pPr>
+      <w:r>
+        <w:t>Phase 6: Access Control &amp; SSO</w:t>
+      </w:r>
+    </w:p>
+    <w:p>
+      <w:r>
+        <w:rPr>
+          <w:b w:val="0"/>
+        </w:rPr>
+        <w:t>Delivered: March 20, 2026  |  4/4 Plans</w:t>
+      </w:r>
+    </w:p>
+    <w:p>
+      <w:r>
+        <w:rPr>
+          <w:b w:val="0"/>
+        </w:rPr>
+        <w:t>Implemented multi-user access with role-based permissions and OAuth SSO.</w:t>
+      </w:r>
+    </w:p>
+    <w:p>
+      <w:pPr>
+        <w:pStyle w:val="ListBullet"/>
+      </w:pPr>
+      <w:r>
+        <w:t>Implemented three-tier role model (admin, editor, viewer) with permission enforcement</w:t>
+      </w:r>
+    </w:p>
+    <w:p>
+      <w:pPr>
+        <w:pStyle w:val="ListBullet"/>
+      </w:pPr>
+      <w:r>
+        <w:t>Built admin panel for user management and role assignment</w:t>
+      </w:r>
+    </w:p>
+    <w:p>
+      <w:pPr>
+        <w:pStyle w:val="ListBullet"/>
+      </w:pPr>
+      <w:r>
+        <w:t>Added document-level sharing with granular permissions</w:t>
+      </w:r>
+    </w:p>
+    <w:p>
+      <w:pPr>
+        <w:pStyle w:val="ListBullet"/>
+      </w:pPr>
+      <w:r>
+        <w:t>Integrated Google and Microsoft OAuth/SSO login</w:t>
+      </w:r>
+    </w:p>
+    <w:p>
+      <w:pPr>
+        <w:pStyle w:val="Heading2"/>
+      </w:pPr>
+      <w:r>
+        <w:t>Security Audit &amp; Authentication Fixes</w:t>
+      </w:r>
+    </w:p>
+    <w:p>
+      <w:r>
+        <w:rPr>
+          <w:b w:val="0"/>
+        </w:rPr>
+        <w:t>Delivered: March 23, 2026  |  46+ Fixes</w:t>
+      </w:r>
+    </w:p>
+    <w:p>
+      <w:r>
+        <w:rPr>
+          <w:b w:val="0"/>
+        </w:rPr>
+        <w:t>Comprehensive end-to-end security hardening across the full stack.</w:t>
+      </w:r>
+    </w:p>
+    <w:p>
+      <w:pPr>
+        <w:pStyle w:val="ListBullet"/>
+      </w:pPr>
+      <w:r>
+        <w:t>End-to-end audit across all security domains (authentication, authorization, input validation, file handling, transport, headers)</w:t>
+      </w:r>
+    </w:p>
+    <w:p>
+      <w:pPr>
+        <w:pStyle w:val="ListBullet"/>
+      </w:pPr>
+      <w:r>
+        <w:t>21 fixes across 17 files: OAuth CSRF, rate limiting, token rotation, input validation</w:t>
+      </w:r>
+    </w:p>
+    <w:p>
+      <w:pPr>
+        <w:pStyle w:val="ListBullet"/>
+      </w:pPr>
+      <w:r>
+        <w:t>12 authentication and login bug fixes: environment configuration, Supabase host migration, Redis fallback</w:t>
+      </w:r>
+    </w:p>
+    <w:p>
+      <w:pPr>
+        <w:pStyle w:val="ListBullet"/>
+      </w:pPr>
+      <w:r>
+        <w:t>All authentication flows verified end-to-end (registration, login, refresh, logout, CORS)</w:t>
+      </w:r>
+    </w:p>
+    <w:p>
+      <w:pPr>
+        <w:pStyle w:val="Heading2"/>
+      </w:pPr>
+      <w:r>
+        <w:t>Phase 7: UI &amp; Analytics</w:t>
+      </w:r>
+    </w:p>
+    <w:p>
+      <w:r>
+        <w:rPr>
+          <w:b w:val="0"/>
+        </w:rPr>
+        <w:t>Delivered: March 25, 2026  |  4/4 Plans</w:t>
+      </w:r>
+    </w:p>
+    <w:p>
+      <w:r>
+        <w:rPr>
+          <w:b w:val="0"/>
+        </w:rPr>
+        <w:t>Delivered polished user interface with analytics dashboard and advanced features.</w:t>
+      </w:r>
+    </w:p>
+    <w:p>
+      <w:pPr>
+        <w:pStyle w:val="ListBullet"/>
+      </w:pPr>
+      <w:r>
+        <w:t>Analytics dashboard with recharts: upload trends, category distribution, stat cards</w:t>
+      </w:r>
+    </w:p>
+    <w:p>
+      <w:pPr>
+        <w:pStyle w:val="ListBullet"/>
+      </w:pPr>
+      <w:r>
+        <w:t>In-browser document preview: PDF.js with navigation/zoom, image pan/zoom, DOCX text view</w:t>
+      </w:r>
+    </w:p>
+    <w:p>
+      <w:pPr>
+        <w:pStyle w:val="ListBullet"/>
+      </w:pPr>
+      <w:r>
+        <w:t>Document version control with auto-versioning, revision history, and rollback</w:t>
+      </w:r>
+    </w:p>
+    <w:p>
+      <w:pPr>
+        <w:pStyle w:val="ListBullet"/>
+      </w:pPr>
+      <w:r>
+        <w:t>Responsive design with collapsible sidebar, mobile top bar, and overflow handling</w:t>
+      </w:r>
+    </w:p>
+    <w:p>
+      <w:pPr>
+        <w:pStyle w:val="Heading2"/>
+      </w:pPr>
+      <w:r>
+        <w:t>Phase 8: Production Readiness</w:t>
+      </w:r>
+    </w:p>
+    <w:p>
+      <w:r>
+        <w:rPr>
+          <w:b w:val="0"/>
+        </w:rPr>
+        <w:t>Delivered: March 30, 2026  |  4/4 Plans</w:t>
+      </w:r>
+    </w:p>
+    <w:p>
+      <w:r>
+        <w:rPr>
+          <w:b w:val="0"/>
+        </w:rPr>
+        <w:t>Finalized audit logging, CI/CD pipeline, and deployment documentation.</w:t>
+      </w:r>
+    </w:p>
+    <w:p>
+      <w:pPr>
+        <w:pStyle w:val="ListBullet"/>
+      </w:pPr>
+      <w:r>
+        <w:t>AuditLog model with fire-and-forget service, 9 endpoint types, admin query API</w:t>
+      </w:r>
+    </w:p>
+    <w:p>
+      <w:pPr>
+        <w:pStyle w:val="ListBullet"/>
+      </w:pPr>
+      <w:r>
+        <w:t>GitHub Actions CI/CD: pytest + ruff lint on push/PR, Docker build on merge to main</w:t>
+      </w:r>
+    </w:p>
+    <w:p>
+      <w:pPr>
+        <w:pStyle w:val="ListBullet"/>
+      </w:pPr>
+      <w:r>
+        <w:t>DEPLOYMENT.md (Docker + Render.com guides), TROUBLESHOOTING.md (17 entries), SECURITY.md (16-item checklist)</w:t>
+      </w:r>
+    </w:p>
+    <w:p>
+      <w:pPr>
+        <w:pStyle w:val="ListBullet"/>
+      </w:pPr>
+      <w:r>
+        <w:t>Enhanced /api/health endpoint with database and Redis status monitoring</w:t>
+      </w:r>
+    </w:p>
+    <w:p>
+      <w:pPr>
+        <w:pStyle w:val="ListBullet"/>
+      </w:pPr>
+      <w:r>
+        <w:t>Dependabot configured for weekly pip/npm dependency updates</w:t>
+      </w:r>
+    </w:p>
+    <w:p>
+      <w:pPr>
+        <w:pStyle w:val="Heading2"/>
+      </w:pPr>
+      <w:r>
+        <w:t>Phase 9: Compliance Foundation (v2.0)</w:t>
+      </w:r>
+    </w:p>
+    <w:p>
+      <w:r>
+        <w:rPr>
+          <w:b w:val="0"/>
+        </w:rPr>
+        <w:t>Delivered: April 28, 2026  |  7/7 Plans  |  26/26 Requirements Satisfied</w:t>
+      </w:r>
+    </w:p>
+    <w:p>
+      <w:r>
+        <w:rPr>
+          <w:b w:val="0"/>
+        </w:rPr>
+        <w:t>Established the end-to-end compliance-notice management foundation: lifecycle workflow, immutable audit infrastructure, multi-client architecture, and an extended role model. Verified through a 21-step end-to-end smoke test covering lifecycle, cross-client isolation, audit immutability, role-based access, onboarding, and visual checks.</w:t>
+      </w:r>
+    </w:p>
+    <w:p>
+      <w:pPr>
+        <w:pStyle w:val="ListBullet"/>
+      </w:pPr>
+      <w:r>
+        <w:t>Notice lifecycle: upload, five-state status workflow, chain linking, filtering, bulk actions</w:t>
+      </w:r>
+    </w:p>
+    <w:p>
+      <w:pPr>
+        <w:pStyle w:val="ListBullet"/>
+      </w:pPr>
+      <w:r>
+        <w:t>Two-layer immutable audit infrastructure: append-only database trigger plus role-level privilege revocation</w:t>
+      </w:r>
+    </w:p>
+    <w:p>
+      <w:pPr>
+        <w:pStyle w:val="ListBullet"/>
+      </w:pPr>
+      <w:r>
+        <w:t>Six compliance roles with an 84-case permission matrix</w:t>
+      </w:r>
+    </w:p>
+    <w:p>
+      <w:pPr>
+        <w:pStyle w:val="ListBullet"/>
+      </w:pPr>
+      <w:r>
+        <w:t>Multi-client architecture via PostgreSQL Row-Level Security — zero cross-client data leakage verified</w:t>
+      </w:r>
+    </w:p>
+    <w:p>
+      <w:pPr>
+        <w:pStyle w:val="ListBullet"/>
+      </w:pPr>
+      <w:r>
+        <w:t>Time-bound auditor access with three-tier expiry indicator</w:t>
+      </w:r>
+    </w:p>
+    <w:p>
+      <w:pPr>
+        <w:pStyle w:val="ListBullet"/>
+      </w:pPr>
+      <w:r>
+        <w:t>Indian regulatory calendar seed data (CBDT/CBIC holidays) and Fernet PII encryption</w:t>
+      </w:r>
+    </w:p>
+    <w:p>
+      <w:pPr>
+        <w:pStyle w:val="ListBullet"/>
+      </w:pPr>
+      <w:r>
+        <w:t>Frontend: ClientSwitcher, 4-step onboarding wizard, compliance dashboard, notice detail surfaces, audit viewer, reports page</w:t>
+      </w:r>
+    </w:p>
+    <w:p>
+      <w:pPr>
+        <w:pStyle w:val="ListBullet"/>
+      </w:pPr>
+      <w:r>
+        <w:t>Eight new database migrations covering compliance schema, audit immutability, RLS, and database roles</w:t>
+      </w:r>
+    </w:p>
+    <w:p>
+      <w:pPr>
+        <w:pStyle w:val="Heading2"/>
+      </w:pPr>
+      <w:r>
+        <w:t>Phase 10: ML Classification + Risk Scoring (v2.0) — In Active Development</w:t>
+      </w:r>
+    </w:p>
+    <w:p>
+      <w:r>
+        <w:rPr>
+          <w:b w:val="0"/>
+        </w:rPr>
+        <w:t>Status: Foundational implementation in progress  |  0/14 Requirements Satisfied</w:t>
+      </w:r>
+    </w:p>
+    <w:p>
+      <w:r>
+        <w:rPr>
+          <w:b w:val="0"/>
+        </w:rPr>
+        <w:t>Establishing the automated classification, named-entity recognition, and risk-scoring pipeline for compliance notices, designed to operate in a dedicated worker so existing v1.0 document processing performance is preserved.</w:t>
+      </w:r>
+    </w:p>
+    <w:p>
       <w:r>
         <w:rPr>
           <w:b/>
         </w:rPr>
-        <w:t>4/4 Plans</w:t>
-      </w:r>
-    </w:p>
-    <w:p>
-      <w:pPr>
-        <w:spacing w:after="120"/>
-      </w:pPr>
-      <w:r>
-        <w:t>Eliminated critical security vulnerabilities and established configuration management.</w:t>
+        <w:t>Deliverables completed to date:</w:t>
       </w:r>
     </w:p>
     <w:p>
@@ -2220,7 +3061,7 @@
         <w:pStyle w:val="ListBullet"/>
       </w:pPr>
       <w:r>
-        <w:t>Replaced hardcoded secrets with environment-based configuration</w:t>
+        <w:t>Dedicated 2 GB compliance worker with isolated Celery queue and module skeleton</w:t>
       </w:r>
     </w:p>
     <w:p>
@@ -2228,7 +3069,7 @@
         <w:pStyle w:val="ListBullet"/>
       </w:pPr>
       <w:r>
-        <w:t>Implemented JWT refresh token mechanism with 30-minute access token expiry</w:t>
+        <w:t>Rule-based interim risk scorer (deterministic, model version 'rules-v1.0') with database schema for risk score, risk tier, model version, and named-entity fields</w:t>
       </w:r>
     </w:p>
     <w:p>
@@ -2236,7 +3077,7 @@
         <w:pStyle w:val="ListBullet"/>
       </w:pPr>
       <w:r>
-        <w:t>Added rate limiting, security headers (HSTS, CSP, X-Frame-Options), and structured logging</w:t>
+        <w:t>InLegalBERT base model integration (pretrained on 5.4 million Indian legal documents) and SEBI orders scraper for training corpus</w:t>
       </w:r>
     </w:p>
     <w:p>
@@ -2244,16 +3085,7 @@
         <w:pStyle w:val="ListBullet"/>
       </w:pPr>
       <w:r>
-        <w:t>Set up Alembic migration framework with initial migration</w:t>
-      </w:r>
-    </w:p>
-    <w:p/>
-    <w:p>
-      <w:pPr>
-        <w:pStyle w:val="Heading2"/>
-      </w:pPr>
-      <w:r>
-        <w:t>Phase 2: Document Processing Pipeline</w:t>
+        <w:t>End-to-end pipeline wiring: notice transition Received → Under Review now dispatches the classification and scoring task; regex extractors for GSTIN/PAN/CIN/section references operate today, with the trained classifier and named-entity recognizer to follow</w:t>
       </w:r>
     </w:p>
     <w:p>
@@ -2261,24 +3093,63 @@
         <w:rPr>
           <w:b/>
         </w:rPr>
-        <w:t xml:space="preserve">Completed: </w:t>
-      </w:r>
-      <w:r>
-        <w:t xml:space="preserve">March 1, 2026  |  </w:t>
-      </w:r>
+        <w:t>Remaining work:</w:t>
+      </w:r>
+    </w:p>
+    <w:p>
+      <w:pPr>
+        <w:pStyle w:val="ListBullet"/>
+      </w:pPr>
+      <w:r>
+        <w:t>Final base-model selection through empirical bake-off across InLegalBERT, indic-bert, and legal-bert candidates against a held-out test set</w:t>
+      </w:r>
+    </w:p>
+    <w:p>
+      <w:pPr>
+        <w:pStyle w:val="ListBullet"/>
+      </w:pPr>
+      <w:r>
+        <w:t>Training-data assembly: target of 300+ labeled examples across 40+ notice types</w:t>
+      </w:r>
+    </w:p>
+    <w:p>
+      <w:pPr>
+        <w:pStyle w:val="ListBullet"/>
+      </w:pPr>
+      <w:r>
+        <w:t>XGBoost risk-scoring model with SHAP explanations to replace the interim rule-based scorer</w:t>
+      </w:r>
+    </w:p>
+    <w:p>
+      <w:pPr>
+        <w:pStyle w:val="ListBullet"/>
+      </w:pPr>
+      <w:r>
+        <w:t>spaCy named-entity recognizer for compliance-specific entities (notice number, deadline date, penalty amount, tax demand, legal section, assessment year, financial year)</w:t>
+      </w:r>
+    </w:p>
+    <w:p>
+      <w:pPr>
+        <w:pStyle w:val="ListBullet"/>
+      </w:pPr>
+      <w:r>
+        <w:t>Auto-escalation to Compliance Head for Critical-tier notices and a daily risk-score recalculation job</w:t>
+      </w:r>
+    </w:p>
+    <w:p>
+      <w:pPr>
+        <w:pStyle w:val="Heading2"/>
+      </w:pPr>
+      <w:r>
+        <w:t>Phase 11: Alert System + Compliance Calendar (v2.0) — Scheduled</w:t>
+      </w:r>
+    </w:p>
+    <w:p>
       <w:r>
         <w:rPr>
-          <w:b/>
+          <w:b w:val="0"/>
         </w:rPr>
-        <w:t>4/4 Plans</w:t>
-      </w:r>
-    </w:p>
-    <w:p>
-      <w:pPr>
-        <w:spacing w:after="120"/>
-      </w:pPr>
-      <w:r>
-        <w:t>Enabled asynchronous processing and expanded document format support.</w:t>
+        <w:t>Goal: Ensure no compliance deadline is silently missed.</w:t>
       </w:r>
     </w:p>
     <w:p>
@@ -2286,7 +3157,7 @@
         <w:pStyle w:val="ListBullet"/>
       </w:pPr>
       <w:r>
-        <w:t>Added DOCX support with enhanced OCR (morphological preprocessing)</w:t>
+        <w:t>Multi-channel alerts: SendGrid email, Twilio SMS for Critical/High notices, in-app WebSocket notifications</w:t>
       </w:r>
     </w:p>
     <w:p>
@@ -2294,7 +3165,7 @@
         <w:pStyle w:val="ListBullet"/>
       </w:pPr>
       <w:r>
-        <w:t>Wired Celery async processing with 202 Accepted status endpoint</w:t>
+        <w:t>T-7 / T-3 / T-1 reminders before each deadline; overdue alert with calculated penalty</w:t>
       </w:r>
     </w:p>
     <w:p>
@@ -2302,7 +3173,7 @@
         <w:pStyle w:val="ListBullet"/>
       </w:pPr>
       <w:r>
-        <w:t>Built frontend bulk upload with per-file progress bars and polling</w:t>
+        <w:t>Configurable escalation chain (Staff → Senior → Compliance Head → CFO)</w:t>
       </w:r>
     </w:p>
     <w:p>
@@ -2310,41 +3181,264 @@
         <w:pStyle w:val="ListBullet"/>
       </w:pPr>
       <w:r>
-        <w:t>Implemented automatic metadata extraction (dates, amounts, vendor names)</w:t>
+        <w:t>Indian statutory compliance calendar (GSTR-1/3B/9, TDS quarters, Advance Tax, ITR, ROC filings)</w:t>
+      </w:r>
+    </w:p>
+    <w:p>
+      <w:pPr>
+        <w:pStyle w:val="ListBullet"/>
+      </w:pPr>
+      <w:r>
+        <w:t>Holiday-aware deadline calculation honoring CBDT/CBIC circular extensions</w:t>
+      </w:r>
+    </w:p>
+    <w:p>
+      <w:pPr>
+        <w:pStyle w:val="Heading2"/>
+      </w:pPr>
+      <w:r>
+        <w:t>Phase 12: Response Drafting + Evidence Management (v2.0) — Scheduled</w:t>
+      </w:r>
+    </w:p>
+    <w:p>
+      <w:r>
+        <w:rPr>
+          <w:b w:val="0"/>
+        </w:rPr>
+        <w:t>Goal: Draft, review, approve, and assemble complete notice responses inside the platform.</w:t>
+      </w:r>
+    </w:p>
+    <w:p>
+      <w:pPr>
+        <w:pStyle w:val="ListBullet"/>
+      </w:pPr>
+      <w:r>
+        <w:t>Template-driven response drafting (20+ notice templates) with versioned snapshots and rollback</w:t>
+      </w:r>
+    </w:p>
+    <w:p>
+      <w:pPr>
+        <w:pStyle w:val="ListBullet"/>
+      </w:pPr>
+      <w:r>
+        <w:t>Multi-stage approval workflow (Drafter → Reviewer → Legal → CFO) with immutable approval log</w:t>
+      </w:r>
+    </w:p>
+    <w:p>
+      <w:pPr>
+        <w:pStyle w:val="ListBullet"/>
+      </w:pPr>
+      <w:r>
+        <w:t>Evidence packages: attach DMS documents and assemble into a merged PDF with table of contents</w:t>
+      </w:r>
+    </w:p>
+    <w:p>
+      <w:pPr>
+        <w:pStyle w:val="ListBullet"/>
+      </w:pPr>
+      <w:r>
+        <w:t>ITC reconciliation engine for GSTR-2A/2B versus GSTR-3B mismatch analysis</w:t>
+      </w:r>
+    </w:p>
+    <w:p>
+      <w:pPr>
+        <w:pStyle w:val="ListBullet"/>
+      </w:pPr>
+      <w:r>
+        <w:t>Searchable regulation library (GST Act, IT Act, Companies Act, FEMA, SEBI regulations)</w:t>
+      </w:r>
+    </w:p>
+    <w:p>
+      <w:pPr>
+        <w:pStyle w:val="Heading2"/>
+      </w:pPr>
+      <w:r>
+        <w:t>Phase 13: Cross-Entity Search + Reporting (v2.0) — Scheduled</w:t>
+      </w:r>
+    </w:p>
+    <w:p>
+      <w:r>
+        <w:rPr>
+          <w:b w:val="0"/>
+        </w:rPr>
+        <w:t>Goal: Single search across notices and documents with sub-3-second compliance reports.</w:t>
+      </w:r>
+    </w:p>
+    <w:p>
+      <w:pPr>
+        <w:pStyle w:val="ListBullet"/>
+      </w:pPr>
+      <w:r>
+        <w:t>Unified search across compliance notices and DMS documents with facets</w:t>
+      </w:r>
+    </w:p>
+    <w:p>
+      <w:pPr>
+        <w:pStyle w:val="ListBullet"/>
+      </w:pPr>
+      <w:r>
+        <w:t>Compliance reports by authority/type/status, penalty analysis, response-time analytics, compliance health score</w:t>
+      </w:r>
+    </w:p>
+    <w:p>
+      <w:pPr>
+        <w:pStyle w:val="ListBullet"/>
+      </w:pPr>
+      <w:r>
+        <w:t>PostgreSQL full-text search fallback when Elasticsearch is unavailable, with degraded-mode indicator</w:t>
+      </w:r>
+    </w:p>
+    <w:p>
+      <w:pPr>
+        <w:pStyle w:val="ListBullet"/>
+      </w:pPr>
+      <w:r>
+        <w:t>Transactional outbox to keep the search index consistent with PostgreSQL; daily reconciliation job</w:t>
+      </w:r>
+    </w:p>
+    <w:p>
+      <w:pPr>
+        <w:pStyle w:val="Heading2"/>
+      </w:pPr>
+      <w:r>
+        <w:t>Phase 14: Government Portal Integration (v2.0) — Scheduled</w:t>
+      </w:r>
+    </w:p>
+    <w:p>
+      <w:r>
+        <w:rPr>
+          <w:b w:val="0"/>
+        </w:rPr>
+        <w:t>Goal: Auto-fetch notices from regulatory portals and parse non-Gmail email inboxes.</w:t>
+      </w:r>
+    </w:p>
+    <w:p>
+      <w:pPr>
+        <w:pStyle w:val="ListBullet"/>
+      </w:pPr>
+      <w:r>
+        <w:t>Scheduled fetch from GST (GSTIN), Income Tax e-filing (PAN), and MCA (CIN) portals</w:t>
+      </w:r>
+    </w:p>
+    <w:p>
+      <w:pPr>
+        <w:pStyle w:val="ListBullet"/>
+      </w:pPr>
+      <w:r>
+        <w:t>Public-notice scraping from RBI and SEBI with redirect-to-login detection</w:t>
+      </w:r>
+    </w:p>
+    <w:p>
+      <w:pPr>
+        <w:pStyle w:val="ListBullet"/>
+      </w:pPr>
+      <w:r>
+        <w:t>IMAP integration for non-Gmail inboxes (Outlook, Yahoo, custom domains)</w:t>
+      </w:r>
+    </w:p>
+    <w:p>
+      <w:pPr>
+        <w:pStyle w:val="ListBullet"/>
+      </w:pPr>
+      <w:r>
+        <w:t>Three-state fetch logging (success-empty / success-with-results / failed) with alerting after consecutive failures</w:t>
+      </w:r>
+    </w:p>
+    <w:p>
+      <w:pPr>
+        <w:pStyle w:val="ListBullet"/>
+      </w:pPr>
+      <w:r>
+        <w:t>Encrypted credential vault (Fernet) and Redis-distributed-lock duplicate prevention</w:t>
+      </w:r>
+    </w:p>
+    <w:p>
+      <w:pPr>
+        <w:pStyle w:val="Heading2"/>
+      </w:pPr>
+      <w:r>
+        <w:t>Phase 15: Email Document Ingestion (v2.0) — Scheduled</w:t>
+      </w:r>
+    </w:p>
+    <w:p>
+      <w:r>
+        <w:rPr>
+          <w:b w:val="0"/>
+        </w:rPr>
+        <w:t>Goal: Continuously surface compliance notices and personal/household bills from a connected mailbox.</w:t>
+      </w:r>
+    </w:p>
+    <w:p>
+      <w:pPr>
+        <w:pStyle w:val="ListBullet"/>
+      </w:pPr>
+      <w:r>
+        <w:t>Mailbox connection via OAuth 2.0 with offline access; refresh tokens stored encrypted at rest</w:t>
+      </w:r>
+    </w:p>
+    <w:p>
+      <w:pPr>
+        <w:pStyle w:val="ListBullet"/>
+      </w:pPr>
+      <w:r>
+        <w:t>Configurable scheduled scanner pulling matching messages every 15 minutes</w:t>
+      </w:r>
+    </w:p>
+    <w:p>
+      <w:pPr>
+        <w:pStyle w:val="ListBullet"/>
+      </w:pPr>
+      <w:r>
+        <w:t>Auto-create compliance notice records from regulatory authority emails, classified through the Phase 10 pipeline</w:t>
+      </w:r>
+    </w:p>
+    <w:p>
+      <w:pPr>
+        <w:pStyle w:val="ListBullet"/>
+      </w:pPr>
+      <w:r>
+        <w:t>Bill management dashboard: utility, telecom, credit card, OTT/SaaS subscriptions with Upcoming/Due Soon/Overdue/Paid filters</w:t>
+      </w:r>
+    </w:p>
+    <w:p>
+      <w:pPr>
+        <w:pStyle w:val="ListBullet"/>
+      </w:pPr>
+      <w:r>
+        <w:t>Reminders for personal/household bills via the Phase 11 alert pipeline</w:t>
+      </w:r>
+    </w:p>
+    <w:p>
+      <w:pPr>
+        <w:pStyle w:val="ListBullet"/>
+      </w:pPr>
+      <w:r>
+        <w:t>Deduplication via message-id and per-attachment SHA-256 hash; immutable audit row per ingestion</w:t>
       </w:r>
     </w:p>
     <w:p/>
     <w:p>
       <w:pPr>
+        <w:pStyle w:val="Heading1"/>
+      </w:pPr>
+      <w:r>
+        <w:t>4. SECURITY HARDENING SUMMARY</w:t>
+      </w:r>
+    </w:p>
+    <w:p>
+      <w:r>
+        <w:rPr>
+          <w:b w:val="0"/>
+        </w:rPr>
+        <w:t>A comprehensive security review was conducted across all v1.0 components, with three dedicated remediation sessions addressing every identified vulnerability. v2.0 adds further compliance-grade controls — Row-Level Security for tenant isolation, append-only audit infrastructure, encrypted handling of personally identifiable information, and an extended role/permission model.</w:t>
+      </w:r>
+    </w:p>
+    <w:p>
+      <w:pPr>
         <w:pStyle w:val="Heading2"/>
       </w:pPr>
       <w:r>
-        <w:t>Phase 3: ML Classification Upgrade</w:t>
-      </w:r>
-    </w:p>
-    <w:p>
-      <w:r>
-        <w:rPr>
-          <w:b/>
-        </w:rPr>
-        <w:t xml:space="preserve">Completed: </w:t>
-      </w:r>
-      <w:r>
-        <w:t xml:space="preserve">March 5, 2026  |  </w:t>
-      </w:r>
-      <w:r>
-        <w:rPr>
-          <w:b/>
-        </w:rPr>
-        <w:t>2/2 Plans</w:t>
-      </w:r>
-    </w:p>
-    <w:p>
-      <w:pPr>
-        <w:spacing w:after="120"/>
-      </w:pPr>
-      <w:r>
-        <w:t>Achieved &gt;85% classification accuracy on real-world documents.</w:t>
+        <w:t>Critical Fixes (v1.0)</w:t>
       </w:r>
     </w:p>
     <w:p>
@@ -2352,7 +3446,7 @@
         <w:pStyle w:val="ListBullet"/>
       </w:pPr>
       <w:r>
-        <w:t>Trained TF-IDF + Linear SVC classifier using RVL-CDIP and Kaggle datasets</w:t>
+        <w:t>Authorization bypass: shared edit users can no longer delete documents they do not own</w:t>
       </w:r>
     </w:p>
     <w:p>
@@ -2360,7 +3454,7 @@
         <w:pStyle w:val="ListBullet"/>
       </w:pPr>
       <w:r>
-        <w:t>Built evaluation pipeline with confusion matrix and per-category precision/recall/F1</w:t>
+        <w:t>Streaming file upload prevents memory exhaustion DoS attacks</w:t>
       </w:r>
     </w:p>
     <w:p>
@@ -2368,7 +3462,7 @@
         <w:pStyle w:val="ListBullet"/>
       </w:pPr>
       <w:r>
-        <w:t>Achieved 85.06% accuracy — exceeding the 85% target</w:t>
+        <w:t>Magic-bytes validation prevents file-type spoofing (extension + content match)</w:t>
       </w:r>
     </w:p>
     <w:p>
@@ -2376,41 +3470,15 @@
         <w:pStyle w:val="ListBullet"/>
       </w:pPr>
       <w:r>
-        <w:t>Integrated confidence score display with color-coded indicators</w:t>
-      </w:r>
-    </w:p>
-    <w:p/>
+        <w:t>Global exception handler prevents stack-trace leaks to users</w:t>
+      </w:r>
+    </w:p>
     <w:p>
       <w:pPr>
         <w:pStyle w:val="Heading2"/>
       </w:pPr>
       <w:r>
-        <w:t>Phase 4: Search &amp; Retrieval</w:t>
-      </w:r>
-    </w:p>
-    <w:p>
-      <w:r>
-        <w:rPr>
-          <w:b/>
-        </w:rPr>
-        <w:t xml:space="preserve">Completed: </w:t>
-      </w:r>
-      <w:r>
-        <w:t xml:space="preserve">March 11, 2026  |  </w:t>
-      </w:r>
-      <w:r>
-        <w:rPr>
-          <w:b/>
-        </w:rPr>
-        <w:t>3/3 Plans</w:t>
-      </w:r>
-    </w:p>
-    <w:p>
-      <w:pPr>
-        <w:spacing w:after="120"/>
-      </w:pPr>
-      <w:r>
-        <w:t>Replaced basic search with production-grade full-text search.</w:t>
+        <w:t>High-Priority Fixes (v1.0)</w:t>
       </w:r>
     </w:p>
     <w:p>
@@ -2418,7 +3486,7 @@
         <w:pStyle w:val="ListBullet"/>
       </w:pPr>
       <w:r>
-        <w:t>Implemented PostgreSQL FTS with tsvector columns, GIN indexes, and ts_rank ranking</w:t>
+        <w:t>Password complexity enforcement: 8+ characters, uppercase, lowercase, digit, special character</w:t>
       </w:r>
     </w:p>
     <w:p>
@@ -2426,7 +3494,7 @@
         <w:pStyle w:val="ListBullet"/>
       </w:pPr>
       <w:r>
-        <w:t>Added category, date range, and amount filters with Pydantic validation</w:t>
+        <w:t>Content Security Policy hardening: removed unsafe-eval; added base-uri and form-action directives</w:t>
       </w:r>
     </w:p>
     <w:p>
@@ -2434,7 +3502,7 @@
         <w:pStyle w:val="ListBullet"/>
       </w:pPr>
       <w:r>
-        <w:t>Deployed fuzzy matching via pg_trgm extension for typo tolerance</w:t>
+        <w:t>Server-side route protection via Next.js middleware</w:t>
       </w:r>
     </w:p>
     <w:p>
@@ -2442,41 +3510,23 @@
         <w:pStyle w:val="ListBullet"/>
       </w:pPr>
       <w:r>
-        <w:t>Verified sub-2-second search response times at scale</w:t>
-      </w:r>
-    </w:p>
-    <w:p/>
+        <w:t>Database SSL for cloud PostgreSQL with connection pool recycle and timeout</w:t>
+      </w:r>
+    </w:p>
+    <w:p>
+      <w:pPr>
+        <w:pStyle w:val="ListBullet"/>
+      </w:pPr>
+      <w:r>
+        <w:t>OAuth CSRF state parameter and email verification</w:t>
+      </w:r>
+    </w:p>
     <w:p>
       <w:pPr>
         <w:pStyle w:val="Heading2"/>
       </w:pPr>
       <w:r>
-        <w:t>Phase 5: LLM Smart Extraction</w:t>
-      </w:r>
-    </w:p>
-    <w:p>
-      <w:r>
-        <w:rPr>
-          <w:b/>
-        </w:rPr>
-        <w:t xml:space="preserve">Completed: </w:t>
-      </w:r>
-      <w:r>
-        <w:t xml:space="preserve">March 15, 2026  |  </w:t>
-      </w:r>
-      <w:r>
-        <w:rPr>
-          <w:b/>
-        </w:rPr>
-        <w:t>4/4 Plans</w:t>
-      </w:r>
-    </w:p>
-    <w:p>
-      <w:pPr>
-        <w:spacing w:after="120"/>
-      </w:pPr>
-      <w:r>
-        <w:t>Added AI-powered intelligent data extraction and summarization.</w:t>
+        <w:t>Medium-Priority Fixes (v1.0)</w:t>
       </w:r>
     </w:p>
     <w:p>
@@ -2484,7 +3534,7 @@
         <w:pStyle w:val="ListBullet"/>
       </w:pPr>
       <w:r>
-        <w:t>Built multi-provider LLM service (OpenAI, Google Gemini, local regex fallback)</w:t>
+        <w:t>JWT jti claim for token uniqueness and future revocation support</w:t>
       </w:r>
     </w:p>
     <w:p>
@@ -2492,7 +3542,7 @@
         <w:pStyle w:val="ListBullet"/>
       </w:pPr>
       <w:r>
-        <w:t>Implemented document-type-specific extraction prompts with structured JSON output</w:t>
+        <w:t>OAuth timing-safe comparison to prevent timing attacks</w:t>
       </w:r>
     </w:p>
     <w:p>
@@ -2500,7 +3550,7 @@
         <w:pStyle w:val="ListBullet"/>
       </w:pPr>
       <w:r>
-        <w:t>Added AI summarization with field-level confidence scoring</w:t>
+        <w:t>Input sanitization: username, email validation, HTML tag stripping (XSS prevention)</w:t>
       </w:r>
     </w:p>
     <w:p>
@@ -2508,41 +3558,31 @@
         <w:pStyle w:val="ListBullet"/>
       </w:pPr>
       <w:r>
-        <w:t>Built provider configuration settings page integrated with async pipeline</w:t>
-      </w:r>
-    </w:p>
-    <w:p/>
+        <w:t>CORS wildcard origin validation; null-byte stripping in filenames</w:t>
+      </w:r>
+    </w:p>
+    <w:p>
+      <w:pPr>
+        <w:pStyle w:val="ListBullet"/>
+      </w:pPr>
+      <w:r>
+        <w:t>Celery connection-pool limits and task rate limiting (20/min)</w:t>
+      </w:r>
+    </w:p>
+    <w:p>
+      <w:pPr>
+        <w:pStyle w:val="ListBullet"/>
+      </w:pPr>
+      <w:r>
+        <w:t>Deactivated-user and self-share guards on document sharing</w:t>
+      </w:r>
+    </w:p>
     <w:p>
       <w:pPr>
         <w:pStyle w:val="Heading2"/>
       </w:pPr>
       <w:r>
-        <w:t>Phase 6: Access Control &amp; SSO</w:t>
-      </w:r>
-    </w:p>
-    <w:p>
-      <w:r>
-        <w:rPr>
-          <w:b/>
-        </w:rPr>
-        <w:t xml:space="preserve">Completed: </w:t>
-      </w:r>
-      <w:r>
-        <w:t xml:space="preserve">March 20, 2026  |  </w:t>
-      </w:r>
-      <w:r>
-        <w:rPr>
-          <w:b/>
-        </w:rPr>
-        <w:t>4/4 Plans</w:t>
-      </w:r>
-    </w:p>
-    <w:p>
-      <w:pPr>
-        <w:spacing w:after="120"/>
-      </w:pPr>
-      <w:r>
-        <w:t>Implemented multi-user access with role-based permissions and OAuth SSO.</w:t>
+        <w:t>Compliance-Grade Controls Added in v2.0 (Phase 9)</w:t>
       </w:r>
     </w:p>
     <w:p>
@@ -2550,7 +3590,7 @@
         <w:pStyle w:val="ListBullet"/>
       </w:pPr>
       <w:r>
-        <w:t>Implemented three-tier role model (admin, editor, viewer) with permission enforcement</w:t>
+        <w:t>PostgreSQL Row-Level Security across all client-scoped tables with two-policy access pattern (tenant isolation + cross-client view)</w:t>
       </w:r>
     </w:p>
     <w:p>
@@ -2558,7 +3598,7 @@
         <w:pStyle w:val="ListBullet"/>
       </w:pPr>
       <w:r>
-        <w:t>Built admin panel for user management and role assignment</w:t>
+        <w:t>Database-level audit immutability via append-only triggers; privilege revocation on application runtime role</w:t>
       </w:r>
     </w:p>
     <w:p>
@@ -2566,7 +3606,7 @@
         <w:pStyle w:val="ListBullet"/>
       </w:pPr>
       <w:r>
-        <w:t>Added document-level sharing with granular permissions</w:t>
+        <w:t>Fernet symmetric encryption for personally identifiable information at rest</w:t>
       </w:r>
     </w:p>
     <w:p>
@@ -2574,41 +3614,7 @@
         <w:pStyle w:val="ListBullet"/>
       </w:pPr>
       <w:r>
-        <w:t>Integrated Google and Microsoft OAuth/SSO login</w:t>
-      </w:r>
-    </w:p>
-    <w:p/>
-    <w:p>
-      <w:pPr>
-        <w:pStyle w:val="Heading2"/>
-      </w:pPr>
-      <w:r>
-        <w:t>Security Audit &amp; Auth Fixes</w:t>
-      </w:r>
-    </w:p>
-    <w:p>
-      <w:r>
-        <w:rPr>
-          <w:b/>
-        </w:rPr>
-        <w:t xml:space="preserve">Completed: </w:t>
-      </w:r>
-      <w:r>
-        <w:t xml:space="preserve">March 23, 2026  |  </w:t>
-      </w:r>
-      <w:r>
-        <w:rPr>
-          <w:b/>
-        </w:rPr>
-        <w:t>46+ Fixes</w:t>
-      </w:r>
-    </w:p>
-    <w:p>
-      <w:pPr>
-        <w:spacing w:after="120"/>
-      </w:pPr>
-      <w:r>
-        <w:t>Comprehensive end-to-end security hardening across the full stack.</w:t>
+        <w:t>Indian identifier validators (GSTIN, PAN, CIN) at intake and structured logging redaction of PII fields</w:t>
       </w:r>
     </w:p>
     <w:p>
@@ -2616,7 +3622,7 @@
         <w:pStyle w:val="ListBullet"/>
       </w:pPr>
       <w:r>
-        <w:t>End-to-end audit using 10 parallel investigation agents across all security domains</w:t>
+        <w:t>Time-bound auditor access with automatic expiry enforcement</w:t>
       </w:r>
     </w:p>
     <w:p>
@@ -2624,340 +3630,7 @@
         <w:pStyle w:val="ListBullet"/>
       </w:pPr>
       <w:r>
-        <w:t>21 fixes across 17 files: OAuth CSRF, rate limiting, token rotation, input validation</w:t>
-      </w:r>
-    </w:p>
-    <w:p>
-      <w:pPr>
-        <w:pStyle w:val="ListBullet"/>
-      </w:pPr>
-      <w:r>
-        <w:t>12 auth/login bug fixes: .env configuration, Supabase host migration, Redis fallback</w:t>
-      </w:r>
-    </w:p>
-    <w:p>
-      <w:pPr>
-        <w:pStyle w:val="ListBullet"/>
-      </w:pPr>
-      <w:r>
-        <w:t>All authentication flows verified end-to-end (registration, login, refresh, logout, CORS)</w:t>
-      </w:r>
-    </w:p>
-    <w:p/>
-    <w:p>
-      <w:pPr>
-        <w:pStyle w:val="Heading2"/>
-      </w:pPr>
-      <w:r>
-        <w:t>Phase 7: UI &amp; Analytics</w:t>
-      </w:r>
-    </w:p>
-    <w:p>
-      <w:r>
-        <w:rPr>
-          <w:b/>
-        </w:rPr>
-        <w:t xml:space="preserve">Completed: </w:t>
-      </w:r>
-      <w:r>
-        <w:t xml:space="preserve">March 25, 2026  |  </w:t>
-      </w:r>
-      <w:r>
-        <w:rPr>
-          <w:b/>
-        </w:rPr>
-        <w:t>4/4 Plans</w:t>
-      </w:r>
-    </w:p>
-    <w:p>
-      <w:pPr>
-        <w:spacing w:after="120"/>
-      </w:pPr>
-      <w:r>
-        <w:t>Delivered polished user interface with analytics dashboard and advanced features.</w:t>
-      </w:r>
-    </w:p>
-    <w:p>
-      <w:pPr>
-        <w:pStyle w:val="ListBullet"/>
-      </w:pPr>
-      <w:r>
-        <w:t>Analytics dashboard with recharts: upload trends, category distribution, stat cards</w:t>
-      </w:r>
-    </w:p>
-    <w:p>
-      <w:pPr>
-        <w:pStyle w:val="ListBullet"/>
-      </w:pPr>
-      <w:r>
-        <w:t>In-browser document preview: PDF.js with navigation/zoom, image pan/zoom, DOCX text view</w:t>
-      </w:r>
-    </w:p>
-    <w:p>
-      <w:pPr>
-        <w:pStyle w:val="ListBullet"/>
-      </w:pPr>
-      <w:r>
-        <w:t>Document version control with auto-versioning, revision history, and rollback</w:t>
-      </w:r>
-    </w:p>
-    <w:p>
-      <w:pPr>
-        <w:pStyle w:val="ListBullet"/>
-      </w:pPr>
-      <w:r>
-        <w:t>Responsive design with collapsible sidebar, mobile top bar, and overflow handling</w:t>
-      </w:r>
-    </w:p>
-    <w:p>
-      <w:pPr>
-        <w:pStyle w:val="ListBullet"/>
-      </w:pPr>
-      <w:r>
-        <w:t>Shared component library extracted from 6 dashboard pages</w:t>
-      </w:r>
-    </w:p>
-    <w:p/>
-    <w:p>
-      <w:pPr>
-        <w:pStyle w:val="Heading2"/>
-      </w:pPr>
-      <w:r>
-        <w:t>Phase 8: Production Readiness</w:t>
-      </w:r>
-    </w:p>
-    <w:p>
-      <w:r>
-        <w:rPr>
-          <w:b/>
-        </w:rPr>
-        <w:t xml:space="preserve">Completed: </w:t>
-      </w:r>
-      <w:r>
-        <w:t xml:space="preserve">March 25, 2026  |  </w:t>
-      </w:r>
-      <w:r>
-        <w:rPr>
-          <w:b/>
-        </w:rPr>
-        <w:t>4/4 Plans</w:t>
-      </w:r>
-    </w:p>
-    <w:p>
-      <w:pPr>
-        <w:spacing w:after="120"/>
-      </w:pPr>
-      <w:r>
-        <w:t>Finalized audit logging, CI/CD pipeline, and deployment documentation.</w:t>
-      </w:r>
-    </w:p>
-    <w:p>
-      <w:pPr>
-        <w:pStyle w:val="ListBullet"/>
-      </w:pPr>
-      <w:r>
-        <w:t>AuditLog model with fire-and-forget service, 9 endpoint types, admin query API</w:t>
-      </w:r>
-    </w:p>
-    <w:p>
-      <w:pPr>
-        <w:pStyle w:val="ListBullet"/>
-      </w:pPr>
-      <w:r>
-        <w:t>GitHub Actions CI/CD: pytest + ruff lint on push/PR, Docker build on merge to main</w:t>
-      </w:r>
-    </w:p>
-    <w:p>
-      <w:pPr>
-        <w:pStyle w:val="ListBullet"/>
-      </w:pPr>
-      <w:r>
-        <w:t>DEPLOYMENT.md (Docker + Render.com guides), TROUBLESHOOTING.md (17 entries), SECURITY.md (16-item checklist)</w:t>
-      </w:r>
-    </w:p>
-    <w:p>
-      <w:pPr>
-        <w:pStyle w:val="ListBullet"/>
-      </w:pPr>
-      <w:r>
-        <w:t>Enhanced health endpoint (/api/health) with database and Redis status monitoring</w:t>
-      </w:r>
-    </w:p>
-    <w:p>
-      <w:pPr>
-        <w:pStyle w:val="ListBullet"/>
-      </w:pPr>
-      <w:r>
-        <w:t>Dependabot configured for weekly pip/npm dependency updates</w:t>
-      </w:r>
-    </w:p>
-    <w:p/>
-    <w:p>
-      <w:pPr>
-        <w:pStyle w:val="Heading1"/>
-      </w:pPr>
-      <w:r>
-        <w:t>4. SECURITY HARDENING SUMMARY</w:t>
-      </w:r>
-    </w:p>
-    <w:p>
-      <w:pPr>
-        <w:spacing w:after="120"/>
-      </w:pPr>
-      <w:r>
-        <w:t>A comprehensive security audit was performed using 20+ parallel AI agents, each analyzing a different security domain. Three dedicated sessions addressed all identified vulnerabilities:</w:t>
-      </w:r>
-    </w:p>
-    <w:p>
-      <w:pPr>
-        <w:pStyle w:val="Heading2"/>
-      </w:pPr>
-      <w:r>
-        <w:t>Critical Fixes</w:t>
-      </w:r>
-    </w:p>
-    <w:p>
-      <w:pPr>
-        <w:pStyle w:val="ListBullet"/>
-      </w:pPr>
-      <w:r>
-        <w:t>Authorization bypass: shared edit users can no longer delete documents they do not own</w:t>
-      </w:r>
-    </w:p>
-    <w:p>
-      <w:pPr>
-        <w:pStyle w:val="ListBullet"/>
-      </w:pPr>
-      <w:r>
-        <w:t>Streaming file upload prevents memory exhaustion DoS attacks</w:t>
-      </w:r>
-    </w:p>
-    <w:p>
-      <w:pPr>
-        <w:pStyle w:val="ListBullet"/>
-      </w:pPr>
-      <w:r>
-        <w:t>Magic bytes validation prevents file type spoofing (extension + content match)</w:t>
-      </w:r>
-    </w:p>
-    <w:p>
-      <w:pPr>
-        <w:pStyle w:val="ListBullet"/>
-      </w:pPr>
-      <w:r>
-        <w:t>Global exception handler prevents stack trace leaks to users</w:t>
-      </w:r>
-    </w:p>
-    <w:p>
-      <w:pPr>
-        <w:pStyle w:val="Heading2"/>
-      </w:pPr>
-      <w:r>
-        <w:t>High Priority Fixes</w:t>
-      </w:r>
-    </w:p>
-    <w:p>
-      <w:pPr>
-        <w:pStyle w:val="ListBullet"/>
-      </w:pPr>
-      <w:r>
-        <w:t>Password complexity enforcement: 8+ chars, uppercase, lowercase, digit, special character</w:t>
-      </w:r>
-    </w:p>
-    <w:p>
-      <w:pPr>
-        <w:pStyle w:val="ListBullet"/>
-      </w:pPr>
-      <w:r>
-        <w:t>CSP hardening: removed unsafe-eval, added base-uri and form-action directives</w:t>
-      </w:r>
-    </w:p>
-    <w:p>
-      <w:pPr>
-        <w:pStyle w:val="ListBullet"/>
-      </w:pPr>
-      <w:r>
-        <w:t>Server-side route protection via Next.js middleware</w:t>
-      </w:r>
-    </w:p>
-    <w:p>
-      <w:pPr>
-        <w:pStyle w:val="ListBullet"/>
-      </w:pPr>
-      <w:r>
-        <w:t>Database SSL for cloud PostgreSQL with connection pool recycle/timeout</w:t>
-      </w:r>
-    </w:p>
-    <w:p>
-      <w:pPr>
-        <w:pStyle w:val="ListBullet"/>
-      </w:pPr>
-      <w:r>
-        <w:t>OAuth CSRF state parameter and email verification</w:t>
-      </w:r>
-    </w:p>
-    <w:p>
-      <w:pPr>
-        <w:pStyle w:val="Heading2"/>
-      </w:pPr>
-      <w:r>
-        <w:t>Medium Priority Fixes</w:t>
-      </w:r>
-    </w:p>
-    <w:p>
-      <w:pPr>
-        <w:pStyle w:val="ListBullet"/>
-      </w:pPr>
-      <w:r>
-        <w:t>JWT jti claim for token uniqueness and future revocation support</w:t>
-      </w:r>
-    </w:p>
-    <w:p>
-      <w:pPr>
-        <w:pStyle w:val="ListBullet"/>
-      </w:pPr>
-      <w:r>
-        <w:t>OAuth timing-safe comparison to prevent timing attacks</w:t>
-      </w:r>
-    </w:p>
-    <w:p>
-      <w:pPr>
-        <w:pStyle w:val="ListBullet"/>
-      </w:pPr>
-      <w:r>
-        <w:t>Username sanitization, email validation, HTML tag stripping (XSS prevention)</w:t>
-      </w:r>
-    </w:p>
-    <w:p>
-      <w:pPr>
-        <w:pStyle w:val="ListBullet"/>
-      </w:pPr>
-      <w:r>
-        <w:t>CORS wildcard origin validation, null byte stripping in filenames</w:t>
-      </w:r>
-    </w:p>
-    <w:p>
-      <w:pPr>
-        <w:pStyle w:val="ListBullet"/>
-      </w:pPr>
-      <w:r>
-        <w:t>Celery connection pool limits and task rate limiting (20/min)</w:t>
-      </w:r>
-    </w:p>
-    <w:p>
-      <w:pPr>
-        <w:pStyle w:val="ListBullet"/>
-      </w:pPr>
-      <w:r>
-        <w:t>Deactivated user and self-share guards on document sharing</w:t>
-      </w:r>
-    </w:p>
-    <w:p>
-      <w:pPr>
-        <w:spacing w:after="120"/>
-      </w:pPr>
-      <w:r>
-        <w:t>Verification: All 14 end-to-end checks passing — containers running, HTTP 200 on all services, registration, login, upload, magic bytes rejection, search, stats, security headers, Celery processing, Redis healthy, and 18/18 tests green.</w:t>
+        <w:t>84-case permission matrix governing every notice action across six compliance roles</w:t>
       </w:r>
     </w:p>
     <w:p/>
@@ -2977,25 +3650,22 @@
         <w:tblLook w:firstColumn="1" w:firstRow="1" w:lastColumn="0" w:lastRow="0" w:noHBand="0" w:noVBand="1" w:val="04A0"/>
       </w:tblPr>
       <w:tblGrid>
-        <w:gridCol w:w="2880"/>
-        <w:gridCol w:w="2880"/>
-        <w:gridCol w:w="2880"/>
+        <w:gridCol w:w="3120"/>
+        <w:gridCol w:w="3120"/>
+        <w:gridCol w:w="3120"/>
       </w:tblGrid>
       <w:tr>
         <w:tc>
           <w:tcPr>
-            <w:tcW w:type="dxa" w:w="2880"/>
-            <w:shd w:val="clear" w:color="auto" w:fill="1B3A5C"/>
+            <w:tcW w:type="dxa" w:w="3120"/>
+            <w:shd w:fill="305496"/>
           </w:tcPr>
           <w:p>
-            <w:pPr>
-              <w:jc w:val="center"/>
-            </w:pPr>
+            <w:r/>
             <w:r>
               <w:rPr>
                 <w:b/>
                 <w:color w:val="FFFFFF"/>
-                <w:sz w:val="20"/>
               </w:rPr>
               <w:t>Category</w:t>
             </w:r>
@@ -3003,18 +3673,15 @@
         </w:tc>
         <w:tc>
           <w:tcPr>
-            <w:tcW w:type="dxa" w:w="2880"/>
-            <w:shd w:val="clear" w:color="auto" w:fill="1B3A5C"/>
+            <w:tcW w:type="dxa" w:w="3120"/>
+            <w:shd w:fill="305496"/>
           </w:tcPr>
           <w:p>
-            <w:pPr>
-              <w:jc w:val="center"/>
-            </w:pPr>
+            <w:r/>
             <w:r>
               <w:rPr>
                 <w:b/>
                 <w:color w:val="FFFFFF"/>
-                <w:sz w:val="20"/>
               </w:rPr>
               <w:t>Criterion</w:t>
             </w:r>
@@ -3022,18 +3689,15 @@
         </w:tc>
         <w:tc>
           <w:tcPr>
-            <w:tcW w:type="dxa" w:w="2880"/>
-            <w:shd w:val="clear" w:color="auto" w:fill="1B3A5C"/>
+            <w:tcW w:type="dxa" w:w="3120"/>
+            <w:shd w:fill="305496"/>
           </w:tcPr>
           <w:p>
-            <w:pPr>
-              <w:jc w:val="center"/>
-            </w:pPr>
+            <w:r/>
             <w:r>
               <w:rPr>
                 <w:b/>
                 <w:color w:val="FFFFFF"/>
-                <w:sz w:val="20"/>
               </w:rPr>
               <w:t>Status</w:t>
             </w:r>
@@ -3043,39 +3707,30 @@
       <w:tr>
         <w:tc>
           <w:tcPr>
-            <w:tcW w:type="dxa" w:w="2880"/>
+            <w:tcW w:type="dxa" w:w="3120"/>
           </w:tcPr>
           <w:p>
             <w:r>
-              <w:rPr>
-                <w:sz w:val="20"/>
-              </w:rPr>
-              <w:t>Technical</w:t>
+              <w:t>Technical (v1.0)</w:t>
             </w:r>
           </w:p>
         </w:tc>
         <w:tc>
           <w:tcPr>
-            <w:tcW w:type="dxa" w:w="2880"/>
+            <w:tcW w:type="dxa" w:w="3120"/>
           </w:tcPr>
           <w:p>
             <w:r>
-              <w:rPr>
-                <w:sz w:val="20"/>
-              </w:rPr>
               <w:t>Classification accuracy &gt;85%</w:t>
             </w:r>
           </w:p>
         </w:tc>
         <w:tc>
           <w:tcPr>
-            <w:tcW w:type="dxa" w:w="2880"/>
+            <w:tcW w:type="dxa" w:w="3120"/>
           </w:tcPr>
           <w:p>
             <w:r>
-              <w:rPr>
-                <w:sz w:val="20"/>
-              </w:rPr>
               <w:t>Achieved (85.06%)</w:t>
             </w:r>
           </w:p>
@@ -3084,39 +3739,30 @@
       <w:tr>
         <w:tc>
           <w:tcPr>
-            <w:tcW w:type="dxa" w:w="2880"/>
+            <w:tcW w:type="dxa" w:w="3120"/>
           </w:tcPr>
           <w:p>
             <w:r>
-              <w:rPr>
-                <w:sz w:val="20"/>
-              </w:rPr>
-              <w:t>Technical</w:t>
+              <w:t>Technical (v1.0)</w:t>
             </w:r>
           </w:p>
         </w:tc>
         <w:tc>
           <w:tcPr>
-            <w:tcW w:type="dxa" w:w="2880"/>
+            <w:tcW w:type="dxa" w:w="3120"/>
           </w:tcPr>
           <w:p>
             <w:r>
-              <w:rPr>
-                <w:sz w:val="20"/>
-              </w:rPr>
               <w:t>Text extraction accuracy &gt;90%</w:t>
             </w:r>
           </w:p>
         </w:tc>
         <w:tc>
           <w:tcPr>
-            <w:tcW w:type="dxa" w:w="2880"/>
+            <w:tcW w:type="dxa" w:w="3120"/>
           </w:tcPr>
           <w:p>
             <w:r>
-              <w:rPr>
-                <w:sz w:val="20"/>
-              </w:rPr>
               <w:t>Achieved</w:t>
             </w:r>
           </w:p>
@@ -3125,39 +3771,30 @@
       <w:tr>
         <w:tc>
           <w:tcPr>
-            <w:tcW w:type="dxa" w:w="2880"/>
+            <w:tcW w:type="dxa" w:w="3120"/>
           </w:tcPr>
           <w:p>
             <w:r>
-              <w:rPr>
-                <w:sz w:val="20"/>
-              </w:rPr>
-              <w:t>Technical</w:t>
+              <w:t>Technical (v1.0)</w:t>
             </w:r>
           </w:p>
         </w:tc>
         <w:tc>
           <w:tcPr>
-            <w:tcW w:type="dxa" w:w="2880"/>
+            <w:tcW w:type="dxa" w:w="3120"/>
           </w:tcPr>
           <w:p>
             <w:r>
-              <w:rPr>
-                <w:sz w:val="20"/>
-              </w:rPr>
               <w:t>Search response time &lt;2 seconds</w:t>
             </w:r>
           </w:p>
         </w:tc>
         <w:tc>
           <w:tcPr>
-            <w:tcW w:type="dxa" w:w="2880"/>
+            <w:tcW w:type="dxa" w:w="3120"/>
           </w:tcPr>
           <w:p>
             <w:r>
-              <w:rPr>
-                <w:sz w:val="20"/>
-              </w:rPr>
               <w:t>Achieved</w:t>
             </w:r>
           </w:p>
@@ -3166,80 +3803,30 @@
       <w:tr>
         <w:tc>
           <w:tcPr>
-            <w:tcW w:type="dxa" w:w="2880"/>
+            <w:tcW w:type="dxa" w:w="3120"/>
           </w:tcPr>
           <w:p>
             <w:r>
-              <w:rPr>
-                <w:sz w:val="20"/>
-              </w:rPr>
-              <w:t>Technical</w:t>
+              <w:t>Technical (v1.0)</w:t>
             </w:r>
           </w:p>
         </w:tc>
         <w:tc>
           <w:tcPr>
-            <w:tcW w:type="dxa" w:w="2880"/>
+            <w:tcW w:type="dxa" w:w="3120"/>
           </w:tcPr>
           <w:p>
             <w:r>
-              <w:rPr>
-                <w:sz w:val="20"/>
-              </w:rPr>
               <w:t>System uptime &gt;99%</w:t>
             </w:r>
           </w:p>
         </w:tc>
         <w:tc>
           <w:tcPr>
-            <w:tcW w:type="dxa" w:w="2880"/>
+            <w:tcW w:type="dxa" w:w="3120"/>
           </w:tcPr>
           <w:p>
             <w:r>
-              <w:rPr>
-                <w:sz w:val="20"/>
-              </w:rPr>
-              <w:t>Achieved (Docker orchestration)</w:t>
-            </w:r>
-          </w:p>
-        </w:tc>
-      </w:tr>
-      <w:tr>
-        <w:tc>
-          <w:tcPr>
-            <w:tcW w:type="dxa" w:w="2880"/>
-          </w:tcPr>
-          <w:p>
-            <w:r>
-              <w:rPr>
-                <w:sz w:val="20"/>
-              </w:rPr>
-              <w:t>Security</w:t>
-            </w:r>
-          </w:p>
-        </w:tc>
-        <w:tc>
-          <w:tcPr>
-            <w:tcW w:type="dxa" w:w="2880"/>
-          </w:tcPr>
-          <w:p>
-            <w:r>
-              <w:rPr>
-                <w:sz w:val="20"/>
-              </w:rPr>
-              <w:t>Zero hardcoded credentials</w:t>
-            </w:r>
-          </w:p>
-        </w:tc>
-        <w:tc>
-          <w:tcPr>
-            <w:tcW w:type="dxa" w:w="2880"/>
-          </w:tcPr>
-          <w:p>
-            <w:r>
-              <w:rPr>
-                <w:sz w:val="20"/>
-              </w:rPr>
               <w:t>Achieved</w:t>
             </w:r>
           </w:p>
@@ -3248,80 +3835,30 @@
       <w:tr>
         <w:tc>
           <w:tcPr>
-            <w:tcW w:type="dxa" w:w="2880"/>
+            <w:tcW w:type="dxa" w:w="3120"/>
           </w:tcPr>
           <w:p>
             <w:r>
-              <w:rPr>
-                <w:sz w:val="20"/>
-              </w:rPr>
-              <w:t>Security</w:t>
+              <w:t>Security (v1.0)</w:t>
             </w:r>
           </w:p>
         </w:tc>
         <w:tc>
           <w:tcPr>
-            <w:tcW w:type="dxa" w:w="2880"/>
+            <w:tcW w:type="dxa" w:w="3120"/>
           </w:tcPr>
           <w:p>
             <w:r>
-              <w:rPr>
-                <w:sz w:val="20"/>
-              </w:rPr>
-              <w:t>All endpoints authenticated</w:t>
+              <w:t>Zero hardcoded credentials</w:t>
             </w:r>
           </w:p>
         </w:tc>
         <w:tc>
           <w:tcPr>
-            <w:tcW w:type="dxa" w:w="2880"/>
+            <w:tcW w:type="dxa" w:w="3120"/>
           </w:tcPr>
           <w:p>
             <w:r>
-              <w:rPr>
-                <w:sz w:val="20"/>
-              </w:rPr>
-              <w:t>Achieved (JWT + RBAC)</w:t>
-            </w:r>
-          </w:p>
-        </w:tc>
-      </w:tr>
-      <w:tr>
-        <w:tc>
-          <w:tcPr>
-            <w:tcW w:type="dxa" w:w="2880"/>
-          </w:tcPr>
-          <w:p>
-            <w:r>
-              <w:rPr>
-                <w:sz w:val="20"/>
-              </w:rPr>
-              <w:t>Security</w:t>
-            </w:r>
-          </w:p>
-        </w:tc>
-        <w:tc>
-          <w:tcPr>
-            <w:tcW w:type="dxa" w:w="2880"/>
-          </w:tcPr>
-          <w:p>
-            <w:r>
-              <w:rPr>
-                <w:sz w:val="20"/>
-              </w:rPr>
-              <w:t>Rate limiting on critical endpoints</w:t>
-            </w:r>
-          </w:p>
-        </w:tc>
-        <w:tc>
-          <w:tcPr>
-            <w:tcW w:type="dxa" w:w="2880"/>
-          </w:tcPr>
-          <w:p>
-            <w:r>
-              <w:rPr>
-                <w:sz w:val="20"/>
-              </w:rPr>
               <w:t>Achieved</w:t>
             </w:r>
           </w:p>
@@ -3330,39 +3867,94 @@
       <w:tr>
         <w:tc>
           <w:tcPr>
-            <w:tcW w:type="dxa" w:w="2880"/>
+            <w:tcW w:type="dxa" w:w="3120"/>
           </w:tcPr>
           <w:p>
             <w:r>
-              <w:rPr>
-                <w:sz w:val="20"/>
-              </w:rPr>
-              <w:t>Security</w:t>
+              <w:t>Security (v1.0)</w:t>
             </w:r>
           </w:p>
         </w:tc>
         <w:tc>
           <w:tcPr>
-            <w:tcW w:type="dxa" w:w="2880"/>
+            <w:tcW w:type="dxa" w:w="3120"/>
           </w:tcPr>
           <w:p>
             <w:r>
-              <w:rPr>
-                <w:sz w:val="20"/>
-              </w:rPr>
+              <w:t>All endpoints authenticated</w:t>
+            </w:r>
+          </w:p>
+        </w:tc>
+        <w:tc>
+          <w:tcPr>
+            <w:tcW w:type="dxa" w:w="3120"/>
+          </w:tcPr>
+          <w:p>
+            <w:r>
+              <w:t>Achieved</w:t>
+            </w:r>
+          </w:p>
+        </w:tc>
+      </w:tr>
+      <w:tr>
+        <w:tc>
+          <w:tcPr>
+            <w:tcW w:type="dxa" w:w="3120"/>
+          </w:tcPr>
+          <w:p>
+            <w:r>
+              <w:t>Security (v1.0)</w:t>
+            </w:r>
+          </w:p>
+        </w:tc>
+        <w:tc>
+          <w:tcPr>
+            <w:tcW w:type="dxa" w:w="3120"/>
+          </w:tcPr>
+          <w:p>
+            <w:r>
+              <w:t>Rate limiting on critical endpoints</w:t>
+            </w:r>
+          </w:p>
+        </w:tc>
+        <w:tc>
+          <w:tcPr>
+            <w:tcW w:type="dxa" w:w="3120"/>
+          </w:tcPr>
+          <w:p>
+            <w:r>
+              <w:t>Achieved</w:t>
+            </w:r>
+          </w:p>
+        </w:tc>
+      </w:tr>
+      <w:tr>
+        <w:tc>
+          <w:tcPr>
+            <w:tcW w:type="dxa" w:w="3120"/>
+          </w:tcPr>
+          <w:p>
+            <w:r>
+              <w:t>Security (v1.0)</w:t>
+            </w:r>
+          </w:p>
+        </w:tc>
+        <w:tc>
+          <w:tcPr>
+            <w:tcW w:type="dxa" w:w="3120"/>
+          </w:tcPr>
+          <w:p>
+            <w:r>
               <w:t>Security headers on all responses</w:t>
             </w:r>
           </w:p>
         </w:tc>
         <w:tc>
           <w:tcPr>
-            <w:tcW w:type="dxa" w:w="2880"/>
+            <w:tcW w:type="dxa" w:w="3120"/>
           </w:tcPr>
           <w:p>
             <w:r>
-              <w:rPr>
-                <w:sz w:val="20"/>
-              </w:rPr>
               <w:t>Achieved (HSTS, CSP, X-Frame)</w:t>
             </w:r>
           </w:p>
@@ -3371,39 +3963,30 @@
       <w:tr>
         <w:tc>
           <w:tcPr>
-            <w:tcW w:type="dxa" w:w="2880"/>
+            <w:tcW w:type="dxa" w:w="3120"/>
           </w:tcPr>
           <w:p>
             <w:r>
-              <w:rPr>
-                <w:sz w:val="20"/>
-              </w:rPr>
-              <w:t>Security</w:t>
+              <w:t>Security (v1.0)</w:t>
             </w:r>
           </w:p>
         </w:tc>
         <w:tc>
           <w:tcPr>
-            <w:tcW w:type="dxa" w:w="2880"/>
+            <w:tcW w:type="dxa" w:w="3120"/>
           </w:tcPr>
           <w:p>
             <w:r>
-              <w:rPr>
-                <w:sz w:val="20"/>
-              </w:rPr>
               <w:t>Comprehensive audit logging</w:t>
             </w:r>
           </w:p>
         </w:tc>
         <w:tc>
           <w:tcPr>
-            <w:tcW w:type="dxa" w:w="2880"/>
+            <w:tcW w:type="dxa" w:w="3120"/>
           </w:tcPr>
           <w:p>
             <w:r>
-              <w:rPr>
-                <w:sz w:val="20"/>
-              </w:rPr>
               <w:t>Achieved (9 event types)</w:t>
             </w:r>
           </w:p>
@@ -3412,39 +3995,30 @@
       <w:tr>
         <w:tc>
           <w:tcPr>
-            <w:tcW w:type="dxa" w:w="2880"/>
+            <w:tcW w:type="dxa" w:w="3120"/>
           </w:tcPr>
           <w:p>
             <w:r>
-              <w:rPr>
-                <w:sz w:val="20"/>
-              </w:rPr>
-              <w:t>Functional</w:t>
+              <w:t>Functional (v1.0)</w:t>
             </w:r>
           </w:p>
         </w:tc>
         <w:tc>
           <w:tcPr>
-            <w:tcW w:type="dxa" w:w="2880"/>
+            <w:tcW w:type="dxa" w:w="3120"/>
           </w:tcPr>
           <w:p>
             <w:r>
-              <w:rPr>
-                <w:sz w:val="20"/>
-              </w:rPr>
               <w:t>4+ document formats supported</w:t>
             </w:r>
           </w:p>
         </w:tc>
         <w:tc>
           <w:tcPr>
-            <w:tcW w:type="dxa" w:w="2880"/>
+            <w:tcW w:type="dxa" w:w="3120"/>
           </w:tcPr>
           <w:p>
             <w:r>
-              <w:rPr>
-                <w:sz w:val="20"/>
-              </w:rPr>
               <w:t>Achieved (PDF, JPG, PNG, DOCX)</w:t>
             </w:r>
           </w:p>
@@ -3453,40 +4027,31 @@
       <w:tr>
         <w:tc>
           <w:tcPr>
-            <w:tcW w:type="dxa" w:w="2880"/>
+            <w:tcW w:type="dxa" w:w="3120"/>
           </w:tcPr>
           <w:p>
             <w:r>
-              <w:rPr>
-                <w:sz w:val="20"/>
-              </w:rPr>
-              <w:t>Functional</w:t>
+              <w:t>Functional (v1.0)</w:t>
             </w:r>
           </w:p>
         </w:tc>
         <w:tc>
           <w:tcPr>
-            <w:tcW w:type="dxa" w:w="2880"/>
+            <w:tcW w:type="dxa" w:w="3120"/>
           </w:tcPr>
           <w:p>
             <w:r>
-              <w:rPr>
-                <w:sz w:val="20"/>
-              </w:rPr>
               <w:t>Async processing with tracking</w:t>
             </w:r>
           </w:p>
         </w:tc>
         <w:tc>
           <w:tcPr>
-            <w:tcW w:type="dxa" w:w="2880"/>
+            <w:tcW w:type="dxa" w:w="3120"/>
           </w:tcPr>
           <w:p>
             <w:r>
-              <w:rPr>
-                <w:sz w:val="20"/>
-              </w:rPr>
-              <w:t>Achieved (Celery + Redis)</w:t>
+              <w:t>Achieved</w:t>
             </w:r>
           </w:p>
         </w:tc>
@@ -3494,39 +4059,30 @@
       <w:tr>
         <w:tc>
           <w:tcPr>
-            <w:tcW w:type="dxa" w:w="2880"/>
+            <w:tcW w:type="dxa" w:w="3120"/>
           </w:tcPr>
           <w:p>
             <w:r>
-              <w:rPr>
-                <w:sz w:val="20"/>
-              </w:rPr>
-              <w:t>Functional</w:t>
+              <w:t>Functional (v1.0)</w:t>
             </w:r>
           </w:p>
         </w:tc>
         <w:tc>
           <w:tcPr>
-            <w:tcW w:type="dxa" w:w="2880"/>
+            <w:tcW w:type="dxa" w:w="3120"/>
           </w:tcPr>
           <w:p>
             <w:r>
-              <w:rPr>
-                <w:sz w:val="20"/>
-              </w:rPr>
               <w:t>Full-text search with filters</w:t>
             </w:r>
           </w:p>
         </w:tc>
         <w:tc>
           <w:tcPr>
-            <w:tcW w:type="dxa" w:w="2880"/>
+            <w:tcW w:type="dxa" w:w="3120"/>
           </w:tcPr>
           <w:p>
             <w:r>
-              <w:rPr>
-                <w:sz w:val="20"/>
-              </w:rPr>
               <w:t>Achieved (FTS + pg_trgm)</w:t>
             </w:r>
           </w:p>
@@ -3535,39 +4091,30 @@
       <w:tr>
         <w:tc>
           <w:tcPr>
-            <w:tcW w:type="dxa" w:w="2880"/>
+            <w:tcW w:type="dxa" w:w="3120"/>
           </w:tcPr>
           <w:p>
             <w:r>
-              <w:rPr>
-                <w:sz w:val="20"/>
-              </w:rPr>
-              <w:t>Functional</w:t>
+              <w:t>Functional (v1.0)</w:t>
             </w:r>
           </w:p>
         </w:tc>
         <w:tc>
           <w:tcPr>
-            <w:tcW w:type="dxa" w:w="2880"/>
+            <w:tcW w:type="dxa" w:w="3120"/>
           </w:tcPr>
           <w:p>
             <w:r>
-              <w:rPr>
-                <w:sz w:val="20"/>
-              </w:rPr>
               <w:t>Role-based access control</w:t>
             </w:r>
           </w:p>
         </w:tc>
         <w:tc>
           <w:tcPr>
-            <w:tcW w:type="dxa" w:w="2880"/>
+            <w:tcW w:type="dxa" w:w="3120"/>
           </w:tcPr>
           <w:p>
             <w:r>
-              <w:rPr>
-                <w:sz w:val="20"/>
-              </w:rPr>
               <w:t>Achieved (admin/editor/viewer)</w:t>
             </w:r>
           </w:p>
@@ -3576,40 +4123,31 @@
       <w:tr>
         <w:tc>
           <w:tcPr>
-            <w:tcW w:type="dxa" w:w="2880"/>
+            <w:tcW w:type="dxa" w:w="3120"/>
           </w:tcPr>
           <w:p>
             <w:r>
-              <w:rPr>
-                <w:sz w:val="20"/>
-              </w:rPr>
-              <w:t>Functional</w:t>
+              <w:t>Functional (v1.0)</w:t>
             </w:r>
           </w:p>
         </w:tc>
         <w:tc>
           <w:tcPr>
-            <w:tcW w:type="dxa" w:w="2880"/>
+            <w:tcW w:type="dxa" w:w="3120"/>
           </w:tcPr>
           <w:p>
             <w:r>
-              <w:rPr>
-                <w:sz w:val="20"/>
-              </w:rPr>
               <w:t>In-browser document preview</w:t>
             </w:r>
           </w:p>
         </w:tc>
         <w:tc>
           <w:tcPr>
-            <w:tcW w:type="dxa" w:w="2880"/>
+            <w:tcW w:type="dxa" w:w="3120"/>
           </w:tcPr>
           <w:p>
             <w:r>
-              <w:rPr>
-                <w:sz w:val="20"/>
-              </w:rPr>
-              <w:t>Achieved (PDF.js + native)</w:t>
+              <w:t>Achieved</w:t>
             </w:r>
           </w:p>
         </w:tc>
@@ -3617,40 +4155,31 @@
       <w:tr>
         <w:tc>
           <w:tcPr>
-            <w:tcW w:type="dxa" w:w="2880"/>
+            <w:tcW w:type="dxa" w:w="3120"/>
           </w:tcPr>
           <w:p>
             <w:r>
-              <w:rPr>
-                <w:sz w:val="20"/>
-              </w:rPr>
-              <w:t>Functional</w:t>
+              <w:t>Functional (v1.0)</w:t>
             </w:r>
           </w:p>
         </w:tc>
         <w:tc>
           <w:tcPr>
-            <w:tcW w:type="dxa" w:w="2880"/>
+            <w:tcW w:type="dxa" w:w="3120"/>
           </w:tcPr>
           <w:p>
             <w:r>
-              <w:rPr>
-                <w:sz w:val="20"/>
-              </w:rPr>
               <w:t>Analytics dashboard</w:t>
             </w:r>
           </w:p>
         </w:tc>
         <w:tc>
           <w:tcPr>
-            <w:tcW w:type="dxa" w:w="2880"/>
+            <w:tcW w:type="dxa" w:w="3120"/>
           </w:tcPr>
           <w:p>
             <w:r>
-              <w:rPr>
-                <w:sz w:val="20"/>
-              </w:rPr>
-              <w:t>Achieved (recharts integration)</w:t>
+              <w:t>Achieved</w:t>
             </w:r>
           </w:p>
         </w:tc>
@@ -3658,39 +4187,30 @@
       <w:tr>
         <w:tc>
           <w:tcPr>
-            <w:tcW w:type="dxa" w:w="2880"/>
+            <w:tcW w:type="dxa" w:w="3120"/>
           </w:tcPr>
           <w:p>
             <w:r>
-              <w:rPr>
-                <w:sz w:val="20"/>
-              </w:rPr>
-              <w:t>Deployment</w:t>
+              <w:t>Deployment (v1.0)</w:t>
             </w:r>
           </w:p>
         </w:tc>
         <w:tc>
           <w:tcPr>
-            <w:tcW w:type="dxa" w:w="2880"/>
+            <w:tcW w:type="dxa" w:w="3120"/>
           </w:tcPr>
           <w:p>
             <w:r>
-              <w:rPr>
-                <w:sz w:val="20"/>
-              </w:rPr>
               <w:t>CI/CD with automated testing</w:t>
             </w:r>
           </w:p>
         </w:tc>
         <w:tc>
           <w:tcPr>
-            <w:tcW w:type="dxa" w:w="2880"/>
+            <w:tcW w:type="dxa" w:w="3120"/>
           </w:tcPr>
           <w:p>
             <w:r>
-              <w:rPr>
-                <w:sz w:val="20"/>
-              </w:rPr>
               <w:t>Achieved (GitHub Actions)</w:t>
             </w:r>
           </w:p>
@@ -3699,40 +4219,31 @@
       <w:tr>
         <w:tc>
           <w:tcPr>
-            <w:tcW w:type="dxa" w:w="2880"/>
+            <w:tcW w:type="dxa" w:w="3120"/>
           </w:tcPr>
           <w:p>
             <w:r>
-              <w:rPr>
-                <w:sz w:val="20"/>
-              </w:rPr>
-              <w:t>Deployment</w:t>
+              <w:t>Deployment (v1.0)</w:t>
             </w:r>
           </w:p>
         </w:tc>
         <w:tc>
           <w:tcPr>
-            <w:tcW w:type="dxa" w:w="2880"/>
+            <w:tcW w:type="dxa" w:w="3120"/>
           </w:tcPr>
           <w:p>
             <w:r>
-              <w:rPr>
-                <w:sz w:val="20"/>
-              </w:rPr>
               <w:t>Deployment documentation</w:t>
             </w:r>
           </w:p>
         </w:tc>
         <w:tc>
           <w:tcPr>
-            <w:tcW w:type="dxa" w:w="2880"/>
+            <w:tcW w:type="dxa" w:w="3120"/>
           </w:tcPr>
           <w:p>
             <w:r>
-              <w:rPr>
-                <w:sz w:val="20"/>
-              </w:rPr>
-              <w:t>Achieved (DEPLOYMENT.md)</w:t>
+              <w:t>Achieved</w:t>
             </w:r>
           </w:p>
         </w:tc>
@@ -3740,39 +4251,30 @@
       <w:tr>
         <w:tc>
           <w:tcPr>
-            <w:tcW w:type="dxa" w:w="2880"/>
+            <w:tcW w:type="dxa" w:w="3120"/>
           </w:tcPr>
           <w:p>
             <w:r>
-              <w:rPr>
-                <w:sz w:val="20"/>
-              </w:rPr>
-              <w:t>Deployment</w:t>
+              <w:t>Deployment (v1.0)</w:t>
             </w:r>
           </w:p>
         </w:tc>
         <w:tc>
           <w:tcPr>
-            <w:tcW w:type="dxa" w:w="2880"/>
+            <w:tcW w:type="dxa" w:w="3120"/>
           </w:tcPr>
           <w:p>
             <w:r>
-              <w:rPr>
-                <w:sz w:val="20"/>
-              </w:rPr>
               <w:t>Docker-based deployment</w:t>
             </w:r>
           </w:p>
         </w:tc>
         <w:tc>
           <w:tcPr>
-            <w:tcW w:type="dxa" w:w="2880"/>
+            <w:tcW w:type="dxa" w:w="3120"/>
           </w:tcPr>
           <w:p>
             <w:r>
-              <w:rPr>
-                <w:sz w:val="20"/>
-              </w:rPr>
               <w:t>Achieved (Docker Compose)</w:t>
             </w:r>
           </w:p>
@@ -3781,40 +4283,351 @@
       <w:tr>
         <w:tc>
           <w:tcPr>
-            <w:tcW w:type="dxa" w:w="2880"/>
+            <w:tcW w:type="dxa" w:w="3120"/>
           </w:tcPr>
           <w:p>
             <w:r>
-              <w:rPr>
-                <w:sz w:val="20"/>
-              </w:rPr>
-              <w:t>Deployment</w:t>
+              <w:t>Deployment (v1.0)</w:t>
             </w:r>
           </w:p>
         </w:tc>
         <w:tc>
           <w:tcPr>
-            <w:tcW w:type="dxa" w:w="2880"/>
+            <w:tcW w:type="dxa" w:w="3120"/>
           </w:tcPr>
           <w:p>
             <w:r>
-              <w:rPr>
-                <w:sz w:val="20"/>
-              </w:rPr>
               <w:t>Production monitoring</w:t>
             </w:r>
           </w:p>
         </w:tc>
         <w:tc>
           <w:tcPr>
-            <w:tcW w:type="dxa" w:w="2880"/>
+            <w:tcW w:type="dxa" w:w="3120"/>
           </w:tcPr>
           <w:p>
             <w:r>
-              <w:rPr>
-                <w:sz w:val="20"/>
-              </w:rPr>
               <w:t>Achieved (/api/health endpoint)</w:t>
+            </w:r>
+          </w:p>
+        </w:tc>
+      </w:tr>
+      <w:tr>
+        <w:tc>
+          <w:tcPr>
+            <w:tcW w:type="dxa" w:w="3120"/>
+          </w:tcPr>
+          <w:p>
+            <w:r>
+              <w:t>Compliance (v2.0 Phase 9)</w:t>
+            </w:r>
+          </w:p>
+        </w:tc>
+        <w:tc>
+          <w:tcPr>
+            <w:tcW w:type="dxa" w:w="3120"/>
+          </w:tcPr>
+          <w:p>
+            <w:r>
+              <w:t>End-to-end notice lifecycle</w:t>
+            </w:r>
+          </w:p>
+        </w:tc>
+        <w:tc>
+          <w:tcPr>
+            <w:tcW w:type="dxa" w:w="3120"/>
+          </w:tcPr>
+          <w:p>
+            <w:r>
+              <w:t>Achieved (5-state workflow + chain linking)</w:t>
+            </w:r>
+          </w:p>
+        </w:tc>
+      </w:tr>
+      <w:tr>
+        <w:tc>
+          <w:tcPr>
+            <w:tcW w:type="dxa" w:w="3120"/>
+          </w:tcPr>
+          <w:p>
+            <w:r>
+              <w:t>Compliance (v2.0 Phase 9)</w:t>
+            </w:r>
+          </w:p>
+        </w:tc>
+        <w:tc>
+          <w:tcPr>
+            <w:tcW w:type="dxa" w:w="3120"/>
+          </w:tcPr>
+          <w:p>
+            <w:r>
+              <w:t>Immutable audit trail</w:t>
+            </w:r>
+          </w:p>
+        </w:tc>
+        <w:tc>
+          <w:tcPr>
+            <w:tcW w:type="dxa" w:w="3120"/>
+          </w:tcPr>
+          <w:p>
+            <w:r>
+              <w:t>Achieved (database-level append-only)</w:t>
+            </w:r>
+          </w:p>
+        </w:tc>
+      </w:tr>
+      <w:tr>
+        <w:tc>
+          <w:tcPr>
+            <w:tcW w:type="dxa" w:w="3120"/>
+          </w:tcPr>
+          <w:p>
+            <w:r>
+              <w:t>Compliance (v2.0 Phase 9)</w:t>
+            </w:r>
+          </w:p>
+        </w:tc>
+        <w:tc>
+          <w:tcPr>
+            <w:tcW w:type="dxa" w:w="3120"/>
+          </w:tcPr>
+          <w:p>
+            <w:r>
+              <w:t>Zero cross-client data leakage</w:t>
+            </w:r>
+          </w:p>
+        </w:tc>
+        <w:tc>
+          <w:tcPr>
+            <w:tcW w:type="dxa" w:w="3120"/>
+          </w:tcPr>
+          <w:p>
+            <w:r>
+              <w:t>Achieved (RLS verified)</w:t>
+            </w:r>
+          </w:p>
+        </w:tc>
+      </w:tr>
+      <w:tr>
+        <w:tc>
+          <w:tcPr>
+            <w:tcW w:type="dxa" w:w="3120"/>
+          </w:tcPr>
+          <w:p>
+            <w:r>
+              <w:t>Compliance (v2.0 Phase 9)</w:t>
+            </w:r>
+          </w:p>
+        </w:tc>
+        <w:tc>
+          <w:tcPr>
+            <w:tcW w:type="dxa" w:w="3120"/>
+          </w:tcPr>
+          <w:p>
+            <w:r>
+              <w:t>Six-role permission matrix</w:t>
+            </w:r>
+          </w:p>
+        </w:tc>
+        <w:tc>
+          <w:tcPr>
+            <w:tcW w:type="dxa" w:w="3120"/>
+          </w:tcPr>
+          <w:p>
+            <w:r>
+              <w:t>Achieved (84 cases enforced)</w:t>
+            </w:r>
+          </w:p>
+        </w:tc>
+      </w:tr>
+      <w:tr>
+        <w:tc>
+          <w:tcPr>
+            <w:tcW w:type="dxa" w:w="3120"/>
+          </w:tcPr>
+          <w:p>
+            <w:r>
+              <w:t>Compliance (v2.0 Phase 9)</w:t>
+            </w:r>
+          </w:p>
+        </w:tc>
+        <w:tc>
+          <w:tcPr>
+            <w:tcW w:type="dxa" w:w="3120"/>
+          </w:tcPr>
+          <w:p>
+            <w:r>
+              <w:t>Time-bound auditor access</w:t>
+            </w:r>
+          </w:p>
+        </w:tc>
+        <w:tc>
+          <w:tcPr>
+            <w:tcW w:type="dxa" w:w="3120"/>
+          </w:tcPr>
+          <w:p>
+            <w:r>
+              <w:t>Achieved (3-tier expiry indicator)</w:t>
+            </w:r>
+          </w:p>
+        </w:tc>
+      </w:tr>
+      <w:tr>
+        <w:tc>
+          <w:tcPr>
+            <w:tcW w:type="dxa" w:w="3120"/>
+          </w:tcPr>
+          <w:p>
+            <w:r>
+              <w:t>Compliance (v2.0 Phase 9)</w:t>
+            </w:r>
+          </w:p>
+        </w:tc>
+        <w:tc>
+          <w:tcPr>
+            <w:tcW w:type="dxa" w:w="3120"/>
+          </w:tcPr>
+          <w:p>
+            <w:r>
+              <w:t>Bulk notice operations</w:t>
+            </w:r>
+          </w:p>
+        </w:tc>
+        <w:tc>
+          <w:tcPr>
+            <w:tcW w:type="dxa" w:w="3120"/>
+          </w:tcPr>
+          <w:p>
+            <w:r>
+              <w:t>Achieved (per-row partial-failure semantics)</w:t>
+            </w:r>
+          </w:p>
+        </w:tc>
+      </w:tr>
+      <w:tr>
+        <w:tc>
+          <w:tcPr>
+            <w:tcW w:type="dxa" w:w="3120"/>
+          </w:tcPr>
+          <w:p>
+            <w:r>
+              <w:t>Compliance (v2.0 Phase 10)</w:t>
+            </w:r>
+          </w:p>
+        </w:tc>
+        <w:tc>
+          <w:tcPr>
+            <w:tcW w:type="dxa" w:w="3120"/>
+          </w:tcPr>
+          <w:p>
+            <w:r>
+              <w:t>Classification accuracy &gt;92%</w:t>
+            </w:r>
+          </w:p>
+        </w:tc>
+        <w:tc>
+          <w:tcPr>
+            <w:tcW w:type="dxa" w:w="3120"/>
+          </w:tcPr>
+          <w:p>
+            <w:r>
+              <w:t>In Progress (training underway)</w:t>
+            </w:r>
+          </w:p>
+        </w:tc>
+      </w:tr>
+      <w:tr>
+        <w:tc>
+          <w:tcPr>
+            <w:tcW w:type="dxa" w:w="3120"/>
+          </w:tcPr>
+          <w:p>
+            <w:r>
+              <w:t>Compliance (v2.0 Phase 10)</w:t>
+            </w:r>
+          </w:p>
+        </w:tc>
+        <w:tc>
+          <w:tcPr>
+            <w:tcW w:type="dxa" w:w="3120"/>
+          </w:tcPr>
+          <w:p>
+            <w:r>
+              <w:t>Confidence-based human review routing (&lt;0.75)</w:t>
+            </w:r>
+          </w:p>
+        </w:tc>
+        <w:tc>
+          <w:tcPr>
+            <w:tcW w:type="dxa" w:w="3120"/>
+          </w:tcPr>
+          <w:p>
+            <w:r>
+              <w:t>In Progress</w:t>
+            </w:r>
+          </w:p>
+        </w:tc>
+      </w:tr>
+      <w:tr>
+        <w:tc>
+          <w:tcPr>
+            <w:tcW w:type="dxa" w:w="3120"/>
+          </w:tcPr>
+          <w:p>
+            <w:r>
+              <w:t>Compliance (v2.0 Phase 10)</w:t>
+            </w:r>
+          </w:p>
+        </w:tc>
+        <w:tc>
+          <w:tcPr>
+            <w:tcW w:type="dxa" w:w="3120"/>
+          </w:tcPr>
+          <w:p>
+            <w:r>
+              <w:t>Risk score (0–100) with tier label</w:t>
+            </w:r>
+          </w:p>
+        </w:tc>
+        <w:tc>
+          <w:tcPr>
+            <w:tcW w:type="dxa" w:w="3120"/>
+          </w:tcPr>
+          <w:p>
+            <w:r>
+              <w:t>In Progress (rule-based interim live)</w:t>
+            </w:r>
+          </w:p>
+        </w:tc>
+      </w:tr>
+      <w:tr>
+        <w:tc>
+          <w:tcPr>
+            <w:tcW w:type="dxa" w:w="3120"/>
+          </w:tcPr>
+          <w:p>
+            <w:r>
+              <w:t>Compliance (v2.0 Phase 10)</w:t>
+            </w:r>
+          </w:p>
+        </w:tc>
+        <w:tc>
+          <w:tcPr>
+            <w:tcW w:type="dxa" w:w="3120"/>
+          </w:tcPr>
+          <w:p>
+            <w:r>
+              <w:t>No v1.0 latency regression</w:t>
+            </w:r>
+          </w:p>
+        </w:tc>
+        <w:tc>
+          <w:tcPr>
+            <w:tcW w:type="dxa" w:w="3120"/>
+          </w:tcPr>
+          <w:p>
+            <w:r>
+              <w:t>Achieved (dedicated 2 GB compliance worker)</w:t>
             </w:r>
           </w:p>
         </w:tc>
@@ -3837,25 +4650,22 @@
         <w:tblLook w:firstColumn="1" w:firstRow="1" w:lastColumn="0" w:lastRow="0" w:noHBand="0" w:noVBand="1" w:val="04A0"/>
       </w:tblPr>
       <w:tblGrid>
-        <w:gridCol w:w="2880"/>
-        <w:gridCol w:w="2880"/>
-        <w:gridCol w:w="2880"/>
+        <w:gridCol w:w="3120"/>
+        <w:gridCol w:w="3120"/>
+        <w:gridCol w:w="3120"/>
       </w:tblGrid>
       <w:tr>
         <w:tc>
           <w:tcPr>
-            <w:tcW w:type="dxa" w:w="2880"/>
-            <w:shd w:val="clear" w:color="auto" w:fill="1B3A5C"/>
+            <w:tcW w:type="dxa" w:w="3120"/>
+            <w:shd w:fill="305496"/>
           </w:tcPr>
           <w:p>
-            <w:pPr>
-              <w:jc w:val="center"/>
-            </w:pPr>
+            <w:r/>
             <w:r>
               <w:rPr>
                 <w:b/>
                 <w:color w:val="FFFFFF"/>
-                <w:sz w:val="20"/>
               </w:rPr>
               <w:t>Risk</w:t>
             </w:r>
@@ -3863,18 +4673,15 @@
         </w:tc>
         <w:tc>
           <w:tcPr>
-            <w:tcW w:type="dxa" w:w="2880"/>
-            <w:shd w:val="clear" w:color="auto" w:fill="1B3A5C"/>
+            <w:tcW w:type="dxa" w:w="3120"/>
+            <w:shd w:fill="305496"/>
           </w:tcPr>
           <w:p>
-            <w:pPr>
-              <w:jc w:val="center"/>
-            </w:pPr>
+            <w:r/>
             <w:r>
               <w:rPr>
                 <w:b/>
                 <w:color w:val="FFFFFF"/>
-                <w:sz w:val="20"/>
               </w:rPr>
               <w:t>Severity</w:t>
             </w:r>
@@ -3882,18 +4689,15 @@
         </w:tc>
         <w:tc>
           <w:tcPr>
-            <w:tcW w:type="dxa" w:w="2880"/>
-            <w:shd w:val="clear" w:color="auto" w:fill="1B3A5C"/>
+            <w:tcW w:type="dxa" w:w="3120"/>
+            <w:shd w:fill="305496"/>
           </w:tcPr>
           <w:p>
-            <w:pPr>
-              <w:jc w:val="center"/>
-            </w:pPr>
+            <w:r/>
             <w:r>
               <w:rPr>
                 <w:b/>
                 <w:color w:val="FFFFFF"/>
-                <w:sz w:val="20"/>
               </w:rPr>
               <w:t>Resolution</w:t>
             </w:r>
@@ -3903,39 +4707,30 @@
       <w:tr>
         <w:tc>
           <w:tcPr>
-            <w:tcW w:type="dxa" w:w="2880"/>
+            <w:tcW w:type="dxa" w:w="3120"/>
           </w:tcPr>
           <w:p>
             <w:r>
-              <w:rPr>
-                <w:sz w:val="20"/>
-              </w:rPr>
               <w:t>Hardcoded secrets in source</w:t>
             </w:r>
           </w:p>
         </w:tc>
         <w:tc>
           <w:tcPr>
-            <w:tcW w:type="dxa" w:w="2880"/>
+            <w:tcW w:type="dxa" w:w="3120"/>
           </w:tcPr>
           <w:p>
             <w:r>
-              <w:rPr>
-                <w:sz w:val="20"/>
-              </w:rPr>
               <w:t>Critical</w:t>
             </w:r>
           </w:p>
         </w:tc>
         <w:tc>
           <w:tcPr>
-            <w:tcW w:type="dxa" w:w="2880"/>
+            <w:tcW w:type="dxa" w:w="3120"/>
           </w:tcPr>
           <w:p>
             <w:r>
-              <w:rPr>
-                <w:sz w:val="20"/>
-              </w:rPr>
               <w:t>Resolved — environment-based configuration with validators</w:t>
             </w:r>
           </w:p>
@@ -3944,39 +4739,94 @@
       <w:tr>
         <w:tc>
           <w:tcPr>
-            <w:tcW w:type="dxa" w:w="2880"/>
+            <w:tcW w:type="dxa" w:w="3120"/>
           </w:tcPr>
           <w:p>
             <w:r>
-              <w:rPr>
-                <w:sz w:val="20"/>
-              </w:rPr>
+              <w:t>Memory exhaustion on uploads</w:t>
+            </w:r>
+          </w:p>
+        </w:tc>
+        <w:tc>
+          <w:tcPr>
+            <w:tcW w:type="dxa" w:w="3120"/>
+          </w:tcPr>
+          <w:p>
+            <w:r>
+              <w:t>High</w:t>
+            </w:r>
+          </w:p>
+        </w:tc>
+        <w:tc>
+          <w:tcPr>
+            <w:tcW w:type="dxa" w:w="3120"/>
+          </w:tcPr>
+          <w:p>
+            <w:r>
+              <w:t>Resolved — streaming uploads with magic-bytes validation</w:t>
+            </w:r>
+          </w:p>
+        </w:tc>
+      </w:tr>
+      <w:tr>
+        <w:tc>
+          <w:tcPr>
+            <w:tcW w:type="dxa" w:w="3120"/>
+          </w:tcPr>
+          <w:p>
+            <w:r>
+              <w:t>OAuth security gaps</w:t>
+            </w:r>
+          </w:p>
+        </w:tc>
+        <w:tc>
+          <w:tcPr>
+            <w:tcW w:type="dxa" w:w="3120"/>
+          </w:tcPr>
+          <w:p>
+            <w:r>
+              <w:t>High</w:t>
+            </w:r>
+          </w:p>
+        </w:tc>
+        <w:tc>
+          <w:tcPr>
+            <w:tcW w:type="dxa" w:w="3120"/>
+          </w:tcPr>
+          <w:p>
+            <w:r>
+              <w:t>Resolved — CSRF state, timing-safe comparison, email verification</w:t>
+            </w:r>
+          </w:p>
+        </w:tc>
+      </w:tr>
+      <w:tr>
+        <w:tc>
+          <w:tcPr>
+            <w:tcW w:type="dxa" w:w="3120"/>
+          </w:tcPr>
+          <w:p>
+            <w:r>
               <w:t>LLM hallucination in extraction</w:t>
             </w:r>
           </w:p>
         </w:tc>
         <w:tc>
           <w:tcPr>
-            <w:tcW w:type="dxa" w:w="2880"/>
+            <w:tcW w:type="dxa" w:w="3120"/>
           </w:tcPr>
           <w:p>
             <w:r>
-              <w:rPr>
-                <w:sz w:val="20"/>
-              </w:rPr>
               <w:t>High</w:t>
             </w:r>
           </w:p>
         </w:tc>
         <w:tc>
           <w:tcPr>
-            <w:tcW w:type="dxa" w:w="2880"/>
+            <w:tcW w:type="dxa" w:w="3120"/>
           </w:tcPr>
           <w:p>
             <w:r>
-              <w:rPr>
-                <w:sz w:val="20"/>
-              </w:rPr>
               <w:t>Mitigated — confidence scoring, validation, multi-provider fallback</w:t>
             </w:r>
           </w:p>
@@ -3985,39 +4835,30 @@
       <w:tr>
         <w:tc>
           <w:tcPr>
-            <w:tcW w:type="dxa" w:w="2880"/>
+            <w:tcW w:type="dxa" w:w="3120"/>
           </w:tcPr>
           <w:p>
             <w:r>
-              <w:rPr>
-                <w:sz w:val="20"/>
-              </w:rPr>
-              <w:t>ML accuracy on edge cases</w:t>
+              <w:t>ML accuracy on edge cases (v1.0)</w:t>
             </w:r>
           </w:p>
         </w:tc>
         <w:tc>
           <w:tcPr>
-            <w:tcW w:type="dxa" w:w="2880"/>
+            <w:tcW w:type="dxa" w:w="3120"/>
           </w:tcPr>
           <w:p>
             <w:r>
-              <w:rPr>
-                <w:sz w:val="20"/>
-              </w:rPr>
               <w:t>Medium</w:t>
             </w:r>
           </w:p>
         </w:tc>
         <w:tc>
           <w:tcPr>
-            <w:tcW w:type="dxa" w:w="2880"/>
+            <w:tcW w:type="dxa" w:w="3120"/>
           </w:tcPr>
           <w:p>
             <w:r>
-              <w:rPr>
-                <w:sz w:val="20"/>
-              </w:rPr>
               <w:t>Mitigated — 85.06% achieved with expanded training datasets</w:t>
             </w:r>
           </w:p>
@@ -4026,39 +4867,30 @@
       <w:tr>
         <w:tc>
           <w:tcPr>
-            <w:tcW w:type="dxa" w:w="2880"/>
+            <w:tcW w:type="dxa" w:w="3120"/>
           </w:tcPr>
           <w:p>
             <w:r>
-              <w:rPr>
-                <w:sz w:val="20"/>
-              </w:rPr>
               <w:t>Celery processing failures</w:t>
             </w:r>
           </w:p>
         </w:tc>
         <w:tc>
           <w:tcPr>
-            <w:tcW w:type="dxa" w:w="2880"/>
+            <w:tcW w:type="dxa" w:w="3120"/>
           </w:tcPr>
           <w:p>
             <w:r>
-              <w:rPr>
-                <w:sz w:val="20"/>
-              </w:rPr>
               <w:t>Medium</w:t>
             </w:r>
           </w:p>
         </w:tc>
         <w:tc>
           <w:tcPr>
-            <w:tcW w:type="dxa" w:w="2880"/>
+            <w:tcW w:type="dxa" w:w="3120"/>
           </w:tcPr>
           <w:p>
             <w:r>
-              <w:rPr>
-                <w:sz w:val="20"/>
-              </w:rPr>
               <w:t>Resolved — rate limiting, connection pooling, file size guards</w:t>
             </w:r>
           </w:p>
@@ -4067,40 +4899,31 @@
       <w:tr>
         <w:tc>
           <w:tcPr>
-            <w:tcW w:type="dxa" w:w="2880"/>
+            <w:tcW w:type="dxa" w:w="3120"/>
           </w:tcPr>
           <w:p>
             <w:r>
-              <w:rPr>
-                <w:sz w:val="20"/>
-              </w:rPr>
-              <w:t>OAuth security gaps</w:t>
+              <w:t>Cross-client data leakage (v2.0)</w:t>
             </w:r>
           </w:p>
         </w:tc>
         <w:tc>
           <w:tcPr>
-            <w:tcW w:type="dxa" w:w="2880"/>
+            <w:tcW w:type="dxa" w:w="3120"/>
           </w:tcPr>
           <w:p>
             <w:r>
-              <w:rPr>
-                <w:sz w:val="20"/>
-              </w:rPr>
-              <w:t>High</w:t>
+              <w:t>Critical</w:t>
             </w:r>
           </w:p>
         </w:tc>
         <w:tc>
           <w:tcPr>
-            <w:tcW w:type="dxa" w:w="2880"/>
+            <w:tcW w:type="dxa" w:w="3120"/>
           </w:tcPr>
           <w:p>
             <w:r>
-              <w:rPr>
-                <w:sz w:val="20"/>
-              </w:rPr>
-              <w:t>Resolved — CSRF state, timing-safe comparison, email verification</w:t>
+              <w:t>Resolved — PostgreSQL Row-Level Security with verified tenant isolation</w:t>
             </w:r>
           </w:p>
         </w:tc>
@@ -4108,40 +4931,191 @@
       <w:tr>
         <w:tc>
           <w:tcPr>
-            <w:tcW w:type="dxa" w:w="2880"/>
+            <w:tcW w:type="dxa" w:w="3120"/>
           </w:tcPr>
           <w:p>
             <w:r>
-              <w:rPr>
-                <w:sz w:val="20"/>
-              </w:rPr>
-              <w:t>Memory exhaustion on uploads</w:t>
+              <w:t>Audit record tampering (v2.0)</w:t>
             </w:r>
           </w:p>
         </w:tc>
         <w:tc>
           <w:tcPr>
-            <w:tcW w:type="dxa" w:w="2880"/>
+            <w:tcW w:type="dxa" w:w="3120"/>
           </w:tcPr>
           <w:p>
             <w:r>
-              <w:rPr>
-                <w:sz w:val="20"/>
-              </w:rPr>
+              <w:t>Critical</w:t>
+            </w:r>
+          </w:p>
+        </w:tc>
+        <w:tc>
+          <w:tcPr>
+            <w:tcW w:type="dxa" w:w="3120"/>
+          </w:tcPr>
+          <w:p>
+            <w:r>
+              <w:t>Resolved — database-level append-only trigger plus role-privilege revocation</w:t>
+            </w:r>
+          </w:p>
+        </w:tc>
+      </w:tr>
+      <w:tr>
+        <w:tc>
+          <w:tcPr>
+            <w:tcW w:type="dxa" w:w="3120"/>
+          </w:tcPr>
+          <w:p>
+            <w:r>
+              <w:t>Phase 10 classifier accuracy</w:t>
+            </w:r>
+          </w:p>
+        </w:tc>
+        <w:tc>
+          <w:tcPr>
+            <w:tcW w:type="dxa" w:w="3120"/>
+          </w:tcPr>
+          <w:p>
+            <w:r>
               <w:t>High</w:t>
             </w:r>
           </w:p>
         </w:tc>
         <w:tc>
           <w:tcPr>
-            <w:tcW w:type="dxa" w:w="2880"/>
+            <w:tcW w:type="dxa" w:w="3120"/>
           </w:tcPr>
           <w:p>
             <w:r>
-              <w:rPr>
-                <w:sz w:val="20"/>
-              </w:rPr>
-              <w:t>Resolved — streaming uploads with magic bytes validation</w:t>
+              <w:t>Mitigation in progress — empirical model bake-off and held-out test set evaluation</w:t>
+            </w:r>
+          </w:p>
+        </w:tc>
+      </w:tr>
+      <w:tr>
+        <w:tc>
+          <w:tcPr>
+            <w:tcW w:type="dxa" w:w="3120"/>
+          </w:tcPr>
+          <w:p>
+            <w:r>
+              <w:t>Phase 10 training-data scarcity</w:t>
+            </w:r>
+          </w:p>
+        </w:tc>
+        <w:tc>
+          <w:tcPr>
+            <w:tcW w:type="dxa" w:w="3120"/>
+          </w:tcPr>
+          <w:p>
+            <w:r>
+              <w:t>High</w:t>
+            </w:r>
+          </w:p>
+        </w:tc>
+        <w:tc>
+          <w:tcPr>
+            <w:tcW w:type="dxa" w:w="3120"/>
+          </w:tcPr>
+          <w:p>
+            <w:r>
+              <w:t>Mitigation in progress — public-source scraping plus synthetic augmentation strategy</w:t>
+            </w:r>
+          </w:p>
+        </w:tc>
+      </w:tr>
+      <w:tr>
+        <w:tc>
+          <w:tcPr>
+            <w:tcW w:type="dxa" w:w="3120"/>
+          </w:tcPr>
+          <w:p>
+            <w:r>
+              <w:t>v1.0 latency regression from ML inference</w:t>
+            </w:r>
+          </w:p>
+        </w:tc>
+        <w:tc>
+          <w:tcPr>
+            <w:tcW w:type="dxa" w:w="3120"/>
+          </w:tcPr>
+          <w:p>
+            <w:r>
+              <w:t>Medium</w:t>
+            </w:r>
+          </w:p>
+        </w:tc>
+        <w:tc>
+          <w:tcPr>
+            <w:tcW w:type="dxa" w:w="3120"/>
+          </w:tcPr>
+          <w:p>
+            <w:r>
+              <w:t>Resolved — dedicated 2 GB compliance worker isolates from v1.0 default queue</w:t>
+            </w:r>
+          </w:p>
+        </w:tc>
+      </w:tr>
+      <w:tr>
+        <w:tc>
+          <w:tcPr>
+            <w:tcW w:type="dxa" w:w="3120"/>
+          </w:tcPr>
+          <w:p>
+            <w:r>
+              <w:t>Phase 11 calendar seed data sourcing</w:t>
+            </w:r>
+          </w:p>
+        </w:tc>
+        <w:tc>
+          <w:tcPr>
+            <w:tcW w:type="dxa" w:w="3120"/>
+          </w:tcPr>
+          <w:p>
+            <w:r>
+              <w:t>Medium</w:t>
+            </w:r>
+          </w:p>
+        </w:tc>
+        <w:tc>
+          <w:tcPr>
+            <w:tcW w:type="dxa" w:w="3120"/>
+          </w:tcPr>
+          <w:p>
+            <w:r>
+              <w:t>Pending — CBDT/CBIC/state holiday lists for 2026 to be sourced from official publications</w:t>
+            </w:r>
+          </w:p>
+        </w:tc>
+      </w:tr>
+      <w:tr>
+        <w:tc>
+          <w:tcPr>
+            <w:tcW w:type="dxa" w:w="3120"/>
+          </w:tcPr>
+          <w:p>
+            <w:r>
+              <w:t>Phase 14 portal API access dependencies</w:t>
+            </w:r>
+          </w:p>
+        </w:tc>
+        <w:tc>
+          <w:tcPr>
+            <w:tcW w:type="dxa" w:w="3120"/>
+          </w:tcPr>
+          <w:p>
+            <w:r>
+              <w:t>High</w:t>
+            </w:r>
+          </w:p>
+        </w:tc>
+        <w:tc>
+          <w:tcPr>
+            <w:tcW w:type="dxa" w:w="3120"/>
+          </w:tcPr>
+          <w:p>
+            <w:r>
+              <w:t>Pending — empanelment status with GST and access pathway for IT e-Proceedings to be confirmed</w:t>
             </w:r>
           </w:p>
         </w:tc>
@@ -4157,49 +5131,59 @@
       </w:r>
     </w:p>
     <w:p>
-      <w:pPr>
-        <w:spacing w:after="120"/>
-      </w:pPr>
-      <w:r>
-        <w:t>The Smart Document Management System has been successfully completed across all 8 planned phases. The platform delivers a comprehensive, production-hardened document management solution featuring ML-powered classification (85.06% accuracy), LLM-based smart extraction with multi-provider support, PostgreSQL full-text search with fuzzy matching, multi-user role-based access control, OAuth SSO integration, analytics dashboard, document versioning, and a fully automated CI/CD pipeline.</w:t>
-      </w:r>
-    </w:p>
-    <w:p>
-      <w:pPr>
-        <w:spacing w:after="120"/>
-      </w:pPr>
-      <w:r>
-        <w:t>The system underwent three dedicated security audit sessions resulting in 46+ fixes across 31+ files, covering every layer of the stack from database connectivity to frontend content security policies. All 18 automated tests pass, all 14 end-to-end verification checks are green, and the CI/CD pipeline is fully operational.</w:t>
-      </w:r>
-    </w:p>
-    <w:p>
-      <w:pPr>
-        <w:spacing w:after="120"/>
-      </w:pPr>
-      <w:r>
-        <w:t>The project is production-ready and can be deployed following the included DEPLOYMENT.md guide. Complete troubleshooting documentation (TROUBLESHOOTING.md) and a 16-item security checklist (SECURITY.md) are provided for operational support.</w:t>
+      <w:r>
+        <w:rPr>
+          <w:b w:val="0"/>
+        </w:rPr>
+        <w:t>Version 1.0 of the Smart Document Management System was delivered on March 30, 2026 with all 8 phases, all 42 requirements, and all production-readiness criteria met — including 85.06% classification accuracy, sub-2-second search response times, 46+ security fixes, and a fully operational CI/CD pipeline. The system remains in production and continues to operate as designed.</w:t>
+      </w:r>
+    </w:p>
+    <w:p>
+      <w:r>
+        <w:rPr>
+          <w:b w:val="0"/>
+        </w:rPr>
+        <w:t>Version 2.0 — the Compliance Management System — commenced on March 30, 2026. As of April 30, 2026, Phase 9 (Compliance Foundation) has been delivered with all 26 requirements satisfied, verified end-to-end through a 21-step manual smoke test. This delivery places into production the complete compliance-notice lifecycle, two-layer immutable audit infrastructure, six-role permission matrix, multi-client architecture with verified zero cross-client data leakage, and the full compliance frontend (client switcher, 4-step onboarding wizard, dashboard, notice surfaces, audit viewer, reports page).</w:t>
+      </w:r>
+    </w:p>
+    <w:p>
+      <w:r>
+        <w:rPr>
+          <w:b w:val="0"/>
+        </w:rPr>
+        <w:t>Phase 10 (ML Classification + Risk Scoring) is in active development. Foundational deliverables are already in place: a dedicated 2 GB compliance worker, an interim rule-based risk scorer with the supporting database schema, the InLegalBERT base model integration, and an end-to-end wired pipeline that classifies and scores notices on transition from Received to Under Review. Remaining work centers on final base-model selection through empirical evaluation, training-data assembly, the XGBoost risk-scoring model with SHAP explanations, and the spaCy compliance named-entity recognizer.</w:t>
+      </w:r>
+    </w:p>
+    <w:p>
+      <w:r>
+        <w:rPr>
+          <w:b w:val="0"/>
+        </w:rPr>
+        <w:t>Phases 11 through 15 (Alert System &amp; Compliance Calendar; Response Drafting &amp; Evidence Management; Cross-Entity Search &amp; Reporting; Government Portal Integration; Email Document Ingestion) are scheduled for sequential delivery and represent the remaining 82 of 108 v2.0 requirements.</w:t>
+      </w:r>
+    </w:p>
+    <w:p>
+      <w:r>
+        <w:rPr>
+          <w:b w:val="0"/>
+        </w:rPr>
+        <w:t>Program-wide, the project stands at 60% phase delivery (9 of 15) and 45% requirement satisfaction (68 of 150). Within the v2.0 milestone the project stands at 14% phase delivery (1 of 7) with Phase 10 actively in development. The platform is on track for sequential delivery of the remaining v2.0 phases.</w:t>
       </w:r>
     </w:p>
     <w:p/>
-    <w:p/>
-    <w:p>
-      <w:pPr>
-        <w:spacing w:before="480"/>
+    <w:p>
+      <w:pPr>
         <w:jc w:val="center"/>
       </w:pPr>
       <w:r>
         <w:rPr>
-          <w:i/>
-          <w:color w:val="808080"/>
+          <w:b/>
         </w:rPr>
         <w:t>— End of Report —</w:t>
       </w:r>
     </w:p>
     <w:p/>
     <w:p>
-      <w:pPr>
-        <w:spacing w:after="40"/>
-      </w:pPr>
       <w:r>
         <w:rPr>
           <w:b/>
@@ -4207,13 +5191,13 @@
         <w:t xml:space="preserve">Report Prepared By: </w:t>
       </w:r>
       <w:r>
+        <w:rPr>
+          <w:b w:val="0"/>
+        </w:rPr>
         <w:t>Sravan, Jyothika</w:t>
       </w:r>
     </w:p>
     <w:p>
-      <w:pPr>
-        <w:spacing w:after="40"/>
-      </w:pPr>
       <w:r>
         <w:rPr>
           <w:b/>
@@ -4221,13 +5205,13 @@
         <w:t xml:space="preserve">Report Date: </w:t>
       </w:r>
       <w:r>
-        <w:t>March 26, 2026</w:t>
-      </w:r>
-    </w:p>
-    <w:p>
-      <w:pPr>
-        <w:spacing w:after="40"/>
-      </w:pPr>
+        <w:rPr>
+          <w:b w:val="0"/>
+        </w:rPr>
+        <w:t>April 30, 2026</w:t>
+      </w:r>
+    </w:p>
+    <w:p>
       <w:r>
         <w:rPr>
           <w:b/>
@@ -4235,12 +5219,169 @@
         <w:t xml:space="preserve">Distribution: </w:t>
       </w:r>
       <w:r>
+        <w:rPr>
+          <w:b w:val="0"/>
+        </w:rPr>
         <w:t>Product Labs Leadership, Development Team, Stakeholders</w:t>
+      </w:r>
+    </w:p>
+    <w:p>
+      <w:r>
+        <w:br w:type="page"/>
+      </w:r>
+    </w:p>
+    <w:p>
+      <w:pPr>
+        <w:pStyle w:val="Heading1"/>
+      </w:pPr>
+      <w:r>
+        <w:t>Auth &amp; Early Access Bug Fixes — 2026-04-30</w:t>
+      </w:r>
+    </w:p>
+    <w:p>
+      <w:r>
+        <w:rPr>
+          <w:b/>
+        </w:rPr>
+        <w:t xml:space="preserve">Session goal: </w:t>
+      </w:r>
+      <w:r>
+        <w:t>end-to-end audit of login + early-access flow in response to user-reported "no mail coming after request" + "/login should be the entry point for existing users".</w:t>
+      </w:r>
+    </w:p>
+    <w:p>
+      <w:pPr>
+        <w:pStyle w:val="Heading2"/>
+      </w:pPr>
+      <w:r>
+        <w:t>Bugs identified and fixed</w:t>
+      </w:r>
+    </w:p>
+    <w:p>
+      <w:pPr>
+        <w:pStyle w:val="ListNumber"/>
+      </w:pPr>
+      <w:r>
+        <w:t>1. CRITICAL — Invitation token URL parameter mismatch. Backend send_approval_email minted /register?invite=&lt;jwt&gt; but the frontend register page read searchParams.get('token'). Approved users clicked the email link and saw the 'Early Access Only' gate instead of the registration form. Fixed by aligning the backend URL on ?token= so it matches the frontend contract (also matches the validate-invite query parameter).</w:t>
+      </w:r>
+    </w:p>
+    <w:p>
+      <w:pPr>
+        <w:pStyle w:val="ListNumber"/>
+      </w:pPr>
+      <w:r>
+        <w:t>2. UX — No /login entry point on the landing page. The navbar's only CTA was 'Start Beta Trial' (early-access modal). Existing users had no visible way back to /login. Added a quiet 'Sign in' link next to the primary CTA on desktop and in the mobile drawer. Brand wordmark also wraps in a Link for keyboard navigation, with focus-visible rings on the existing #10b981 accent.</w:t>
+      </w:r>
+    </w:p>
+    <w:p>
+      <w:pPr>
+        <w:pStyle w:val="ListNumber"/>
+      </w:pPr>
+      <w:r>
+        <w:t>3. Silent email failure — root cause for 'no mail coming'. send_approval_email was dispatched via FastAPI BackgroundTasks which discards the False return value when SMTP is unconfigured or the send raises. Admins saw 'approved' while the user never received the link. Diagnosis: SMTP_HOST is unset in .env (confirmed via the new structured warning log). Fixed by sending synchronously and returning {email_sent: bool, email_error?: string}; the admin UI now distinguishes 'approved — invitation email sent' from 'approved, but email NOT delivered'.</w:t>
+      </w:r>
+    </w:p>
+    <w:p>
+      <w:pPr>
+        <w:pStyle w:val="Heading2"/>
+      </w:pPr>
+      <w:r>
+        <w:t>Files changed</w:t>
+      </w:r>
+    </w:p>
+    <w:p>
+      <w:pPr>
+        <w:pStyle w:val="ListBullet"/>
+      </w:pPr>
+      <w:r>
+        <w:t>backend/app/utils/email.py — register URL now uses ?token=; SMTP timeout 10s; DEBUG-mode dev breadcrumb logs the registration URL</w:t>
+      </w:r>
+    </w:p>
+    <w:p>
+      <w:pPr>
+        <w:pStyle w:val="ListBullet"/>
+      </w:pPr>
+      <w:r>
+        <w:t>backend/app/routers/admin.py — synchronous email send; response carries email_sent / email_error / invitation_token (DEBUG only)</w:t>
+      </w:r>
+    </w:p>
+    <w:p>
+      <w:pPr>
+        <w:pStyle w:val="ListBullet"/>
+      </w:pPr>
+      <w:r>
+        <w:t>frontend/src/app/dashboard/admin/page.tsx — review handler distinguishes successful vs failed delivery</w:t>
+      </w:r>
+    </w:p>
+    <w:p>
+      <w:pPr>
+        <w:pStyle w:val="ListBullet"/>
+      </w:pPr>
+      <w:r>
+        <w:t>frontend/src/components/landing/Navbar.tsx — Sign in link, brand link wrapper, ARIA + focus rings</w:t>
+      </w:r>
+    </w:p>
+    <w:p>
+      <w:pPr>
+        <w:pStyle w:val="ListBullet"/>
+      </w:pPr>
+      <w:r>
+        <w:t>frontend/src/app/login/page.tsx — focus rings, autoComplete, autoFocus, aria-busy</w:t>
+      </w:r>
+    </w:p>
+    <w:p>
+      <w:pPr>
+        <w:pStyle w:val="ListBullet"/>
+      </w:pPr>
+      <w:r>
+        <w:t>frontend/src/app/register/page.tsx — focus rings, autoComplete per field, autoFocus, aria-busy, aria-readonly on locked email</w:t>
+      </w:r>
+    </w:p>
+    <w:p>
+      <w:pPr>
+        <w:pStyle w:val="ListBullet"/>
+      </w:pPr>
+      <w:r>
+        <w:t>backend/.env.example — appended SMTP block with Gmail App Password walkthrough</w:t>
+      </w:r>
+    </w:p>
+    <w:p>
+      <w:pPr>
+        <w:pStyle w:val="ListBullet"/>
+      </w:pPr>
+      <w:r>
+        <w:t>README.md, STATUS_REPORT.md, .planning/STATE.md — session log updated</w:t>
+      </w:r>
+    </w:p>
+    <w:p>
+      <w:pPr>
+        <w:pStyle w:val="Heading2"/>
+      </w:pPr>
+      <w:r>
+        <w:t>Verification</w:t>
+      </w:r>
+    </w:p>
+    <w:p>
+      <w:r>
+        <w:t>Playwright smoke test 2026-04-30: submitted real early-access record, approved via direct DB path using the same JWT mint code as the admin endpoint, navigated to /register?token=&lt;jwt&gt; and confirmed the form rendered with the prefilled name + read-only email + 'Your invitation has been verified' banner. Backend log confirmed: email_skipped_no_smtp hint='Set SMTP_HOST/SMTP_USERNAME/SMTP_PASSWORD in .env to enable email delivery'. Login page autofocuses the email field and the new green focus ring lands cleanly on the existing token system.</w:t>
+      </w:r>
+    </w:p>
+    <w:p>
+      <w:pPr>
+        <w:pStyle w:val="Heading2"/>
+      </w:pPr>
+      <w:r>
+        <w:t>Action required from operator</w:t>
+      </w:r>
+    </w:p>
+    <w:p>
+      <w:r>
+        <w:t>To enable invitation email delivery in this environment, set SMTP_HOST, SMTP_USERNAME, SMTP_PASSWORD, and SMTP_FROM_EMAIL in the backend .env (Gmail App Password recommended for dev). The exact keys + walkthrough are in backend/.env.example.</w:t>
       </w:r>
     </w:p>
     <w:sectPr>
       <w:pgSz w:w="12240" w:h="15840"/>
-      <w:pgMar w:top="1440" w:right="1800" w:bottom="1440" w:left="1800" w:header="720" w:footer="720" w:gutter="0"/>
+      <w:pgMar w:top="1440" w:right="1440" w:bottom="1440" w:left="1440" w:header="720" w:footer="720" w:gutter="0"/>
       <w:cols w:space="720"/>
       <w:docGrid w:linePitch="360"/>
     </w:sectPr>
@@ -4611,13 +5752,6 @@
     <w:name w:val="Normal"/>
     <w:qFormat/>
     <w:rsid w:val="00FC693F"/>
-    <w:pPr>
-      <w:spacing w:after="120"/>
-    </w:pPr>
-    <w:rPr>
-      <w:rFonts w:ascii="Calibri" w:hAnsi="Calibri"/>
-      <w:sz w:val="22"/>
-    </w:rPr>
   </w:style>
   <w:style w:type="paragraph" w:styleId="Header">
     <w:name w:val="header"/>
@@ -4681,7 +5815,7 @@
       <w:rFonts w:asciiTheme="majorHAnsi" w:eastAsiaTheme="majorEastAsia" w:hAnsiTheme="majorHAnsi" w:cstheme="majorBidi"/>
       <w:b/>
       <w:bCs/>
-      <w:color w:val="1B3A5C"/>
+      <w:color w:val="365F91" w:themeColor="accent1" w:themeShade="BF"/>
       <w:sz w:val="28"/>
       <w:szCs w:val="28"/>
     </w:rPr>
@@ -4705,7 +5839,7 @@
       <w:rFonts w:asciiTheme="majorHAnsi" w:eastAsiaTheme="majorEastAsia" w:hAnsiTheme="majorHAnsi" w:cstheme="majorBidi"/>
       <w:b/>
       <w:bCs/>
-      <w:color w:val="1B3A5C"/>
+      <w:color w:val="4F81BD" w:themeColor="accent1"/>
       <w:sz w:val="26"/>
       <w:szCs w:val="26"/>
     </w:rPr>
@@ -4729,7 +5863,7 @@
       <w:rFonts w:asciiTheme="majorHAnsi" w:eastAsiaTheme="majorEastAsia" w:hAnsiTheme="majorHAnsi" w:cstheme="majorBidi"/>
       <w:b/>
       <w:bCs/>
-      <w:color w:val="1B3A5C"/>
+      <w:color w:val="4F81BD" w:themeColor="accent1"/>
     </w:rPr>
   </w:style>
   <w:style w:type="paragraph" w:styleId="Heading4">
